--- a/Docs/Viva-Study-Checklist.docx
+++ b/Docs/Viva-Study-Checklist.docx
@@ -4,80 +4,117 @@
   <w:body>
     <w:p>
       <w:pPr>
-        <w:jc w:val="center"/>
+        <w:pStyle w:val="Title"/>
       </w:pPr>
       <w:r>
-        <w:rPr>
-          <w:rFonts w:ascii="Calibri" w:hAnsi="Calibri" w:eastAsia="Calibri"/>
-          <w:b/>
-          <w:sz w:val="36"/>
-        </w:rPr>
-        <w:t>SmartMed — 7-Day Viva Study Checklist</w:t>
+        <w:t>SmartMed — 4-Day Viva Study Checklist</w:t>
       </w:r>
     </w:p>
     <w:p>
       <w:pPr>
-        <w:spacing w:after="80"/>
+        <w:spacing w:after="80" w:before="0"/>
       </w:pPr>
       <w:r>
         <w:rPr>
           <w:rFonts w:ascii="Calibri" w:hAnsi="Calibri" w:eastAsia="Calibri"/>
           <w:b w:val="0"/>
-          <w:sz w:val="22"/>
+          <w:sz w:val="20"/>
         </w:rPr>
-        <w:t>Goal: In 7 days, understand how SmartMed works end-to-end (UI → Services → Data → SQL), so you can explain any screen, fix demo bugs, and answer viva questions confidently.</w:t>
+        <w:t>Goal: In 4 days, understand how SmartMed works end-to-end (UI → Services → Data → SQL), so you can explain any screen, fix demo bugs, and answer viva questions confidently.</w:t>
       </w:r>
     </w:p>
     <w:p>
       <w:pPr>
-        <w:spacing w:after="80"/>
-      </w:pPr>
-      <w:r>
-        <w:rPr>
-          <w:rFonts w:ascii="Calibri" w:hAnsi="Calibri" w:eastAsia="Calibri"/>
-          <w:b/>
-          <w:sz w:val="22"/>
-        </w:rPr>
-        <w:t>Time: about 3–5 hours per day.</w:t>
-      </w:r>
-    </w:p>
-    <w:p>
-      <w:pPr>
-        <w:spacing w:after="80"/>
+        <w:spacing w:after="80" w:before="0"/>
       </w:pPr>
       <w:r>
         <w:rPr>
           <w:rFonts w:ascii="Calibri" w:hAnsi="Calibri" w:eastAsia="Calibri"/>
           <w:b w:val="0"/>
-          <w:sz w:val="22"/>
+          <w:sz w:val="20"/>
         </w:rPr>
-        <w:t>How to use: Tick each checkbox as you finish. Do the Trace for that day without skipping. On Day 7, use the QA Checklist.docx for High-priority tests only.</w:t>
+        <w:t>Time: about 5–7 hours per day (compressed from the former 7-day plan).</w:t>
       </w:r>
     </w:p>
     <w:p>
       <w:pPr>
-        <w:pStyle w:val="Heading2"/>
+        <w:spacing w:after="80" w:before="0"/>
       </w:pPr>
       <w:r>
         <w:rPr>
           <w:rFonts w:ascii="Calibri" w:hAnsi="Calibri" w:eastAsia="Calibri"/>
-          <w:b/>
-          <w:sz w:val="26"/>
+          <w:b w:val="0"/>
+          <w:sz w:val="20"/>
         </w:rPr>
-        <w:t>Related documents</w:t>
+        <w:t>How to use: Tick each checkbox as you finish. Do the Trace for that day without skipping. On Day 4, use Checklist.docx for High-priority tests only.</w:t>
       </w:r>
     </w:p>
     <w:p>
       <w:pPr>
-        <w:spacing w:after="80"/>
+        <w:spacing w:after="80" w:before="0"/>
       </w:pPr>
       <w:r>
         <w:rPr>
           <w:rFonts w:ascii="Calibri" w:hAnsi="Calibri" w:eastAsia="Calibri"/>
-          <w:b/>
-          <w:sz w:val="22"/>
+          <w:b w:val="0"/>
+          <w:sz w:val="20"/>
         </w:rPr>
-        <w:t>Keep these separate: this file is for LEARNING; Checklist.docx is for TESTING.</w:t>
+        <w:t>Related documents: Keep these separate — this file is for LEARNING; Checklist.docx is for TESTING.</w:t>
+      </w:r>
+    </w:p>
+    <w:p>
+      <w:pPr>
+        <w:spacing w:after="80" w:before="0"/>
+      </w:pPr>
+      <w:r>
+        <w:rPr>
+          <w:rFonts w:ascii="Calibri" w:hAnsi="Calibri" w:eastAsia="Calibri"/>
+          <w:b w:val="0"/>
+          <w:sz w:val="20"/>
+        </w:rPr>
+        <w:t>Student: ____________________    Start date: __________    Viva date: __________</w:t>
+      </w:r>
+    </w:p>
+    <w:p>
+      <w:pPr>
+        <w:pStyle w:val="Heading1"/>
+      </w:pPr>
+      <w:r>
+        <w:t>1. Project map (memorise this)</w:t>
+      </w:r>
+    </w:p>
+    <w:p>
+      <w:pPr>
+        <w:spacing w:after="80" w:before="0"/>
+      </w:pPr>
+      <w:r>
+        <w:rPr>
+          <w:rFonts w:ascii="Calibri" w:hAnsi="Calibri" w:eastAsia="Calibri"/>
+          <w:b w:val="0"/>
+          <w:sz w:val="20"/>
+        </w:rPr>
+        <w:t>Stack: C# / .NET Framework 4.8 · WinForms · SQL Server · ADO.NET (System.Data.SqlClient) · PDFsharp · PBKDF2 passwords</w:t>
+      </w:r>
+    </w:p>
+    <w:p>
+      <w:pPr>
+        <w:spacing w:after="80" w:before="0"/>
+      </w:pPr>
+      <w:r>
+        <w:rPr>
+          <w:rFonts w:ascii="Calibri" w:hAnsi="Calibri" w:eastAsia="Calibri"/>
+          <w:b w:val="0"/>
+          <w:sz w:val="20"/>
+        </w:rPr>
+        <w:t>Architecture (3-tier folders in one project): Forms/UI → Services → Data (DatabaseHelper + Repositories) → SmartMedDB</w:t>
+      </w:r>
+    </w:p>
+    <w:p>
+      <w:pPr>
+        <w:pStyle w:val="Heading2"/>
+      </w:pPr>
+      <w:r>
+        <w:t>Related documents</w:t>
       </w:r>
     </w:p>
     <w:tbl>
@@ -87,17 +124,15 @@
         <w:tblLook w:firstColumn="1" w:firstRow="1" w:lastColumn="0" w:lastRow="0" w:noHBand="0" w:noVBand="1" w:val="04A0"/>
       </w:tblPr>
       <w:tblGrid>
-        <w:gridCol w:w="4896"/>
-        <w:gridCol w:w="4896"/>
+        <w:gridCol w:w="5112"/>
+        <w:gridCol w:w="5112"/>
       </w:tblGrid>
       <w:tr>
         <w:tc>
           <w:tcPr>
-            <w:tcW w:type="dxa" w:w="3600"/>
-            <w:shd w:fill="D9E2F3" w:val="clear"/>
+            <w:tcW w:type="dxa" w:w="5112"/>
           </w:tcPr>
           <w:p>
-            <w:r/>
             <w:r>
               <w:rPr>
                 <w:rFonts w:ascii="Calibri" w:hAnsi="Calibri" w:eastAsia="Calibri"/>
@@ -110,11 +145,9 @@
         </w:tc>
         <w:tc>
           <w:tcPr>
-            <w:tcW w:type="dxa" w:w="5760"/>
-            <w:shd w:fill="D9E2F3" w:val="clear"/>
+            <w:tcW w:type="dxa" w:w="5112"/>
           </w:tcPr>
           <w:p>
-            <w:r/>
             <w:r>
               <w:rPr>
                 <w:rFonts w:ascii="Calibri" w:hAnsi="Calibri" w:eastAsia="Calibri"/>
@@ -129,10 +162,9 @@
       <w:tr>
         <w:tc>
           <w:tcPr>
-            <w:tcW w:type="dxa" w:w="3600"/>
+            <w:tcW w:type="dxa" w:w="5112"/>
           </w:tcPr>
           <w:p>
-            <w:r/>
             <w:r>
               <w:rPr>
                 <w:rFonts w:ascii="Calibri" w:hAnsi="Calibri" w:eastAsia="Calibri"/>
@@ -145,17 +177,16 @@
         </w:tc>
         <w:tc>
           <w:tcPr>
-            <w:tcW w:type="dxa" w:w="5760"/>
+            <w:tcW w:type="dxa" w:w="5112"/>
           </w:tcPr>
           <w:p>
-            <w:r/>
             <w:r>
               <w:rPr>
                 <w:rFonts w:ascii="Calibri" w:hAnsi="Calibri" w:eastAsia="Calibri"/>
                 <w:b w:val="0"/>
                 <w:sz w:val="18"/>
               </w:rPr>
-              <w:t>Manual test checklist (153 cases) — Day 7 demo / sign-off only</w:t>
+              <w:t>Manual test checklist (153 cases) — Day 4 demo / sign-off only</w:t>
             </w:r>
           </w:p>
         </w:tc>
@@ -163,10 +194,9 @@
       <w:tr>
         <w:tc>
           <w:tcPr>
-            <w:tcW w:type="dxa" w:w="3600"/>
+            <w:tcW w:type="dxa" w:w="5112"/>
           </w:tcPr>
           <w:p>
-            <w:r/>
             <w:r>
               <w:rPr>
                 <w:rFonts w:ascii="Calibri" w:hAnsi="Calibri" w:eastAsia="Calibri"/>
@@ -179,10 +209,9 @@
         </w:tc>
         <w:tc>
           <w:tcPr>
-            <w:tcW w:type="dxa" w:w="5760"/>
+            <w:tcW w:type="dxa" w:w="5112"/>
           </w:tcPr>
           <w:p>
-            <w:r/>
             <w:r>
               <w:rPr>
                 <w:rFonts w:ascii="Calibri" w:hAnsi="Calibri" w:eastAsia="Calibri"/>
@@ -197,10 +226,9 @@
       <w:tr>
         <w:tc>
           <w:tcPr>
-            <w:tcW w:type="dxa" w:w="3600"/>
+            <w:tcW w:type="dxa" w:w="5112"/>
           </w:tcPr>
           <w:p>
-            <w:r/>
             <w:r>
               <w:rPr>
                 <w:rFonts w:ascii="Calibri" w:hAnsi="Calibri" w:eastAsia="Calibri"/>
@@ -213,10 +241,9 @@
         </w:tc>
         <w:tc>
           <w:tcPr>
-            <w:tcW w:type="dxa" w:w="5760"/>
+            <w:tcW w:type="dxa" w:w="5112"/>
           </w:tcPr>
           <w:p>
-            <w:r/>
             <w:r>
               <w:rPr>
                 <w:rFonts w:ascii="Calibri" w:hAnsi="Calibri" w:eastAsia="Calibri"/>
@@ -231,10 +258,9 @@
       <w:tr>
         <w:tc>
           <w:tcPr>
-            <w:tcW w:type="dxa" w:w="3600"/>
+            <w:tcW w:type="dxa" w:w="5112"/>
           </w:tcPr>
           <w:p>
-            <w:r/>
             <w:r>
               <w:rPr>
                 <w:rFonts w:ascii="Calibri" w:hAnsi="Calibri" w:eastAsia="Calibri"/>
@@ -247,10 +273,9 @@
         </w:tc>
         <w:tc>
           <w:tcPr>
-            <w:tcW w:type="dxa" w:w="5760"/>
+            <w:tcW w:type="dxa" w:w="5112"/>
           </w:tcPr>
           <w:p>
-            <w:r/>
             <w:r>
               <w:rPr>
                 <w:rFonts w:ascii="Calibri" w:hAnsi="Calibri" w:eastAsia="Calibri"/>
@@ -265,10 +290,9 @@
       <w:tr>
         <w:tc>
           <w:tcPr>
-            <w:tcW w:type="dxa" w:w="3600"/>
+            <w:tcW w:type="dxa" w:w="5112"/>
           </w:tcPr>
           <w:p>
-            <w:r/>
             <w:r>
               <w:rPr>
                 <w:rFonts w:ascii="Calibri" w:hAnsi="Calibri" w:eastAsia="Calibri"/>
@@ -281,10 +305,9 @@
         </w:tc>
         <w:tc>
           <w:tcPr>
-            <w:tcW w:type="dxa" w:w="5760"/>
+            <w:tcW w:type="dxa" w:w="5112"/>
           </w:tcPr>
           <w:p>
-            <w:r/>
             <w:r>
               <w:rPr>
                 <w:rFonts w:ascii="Calibri" w:hAnsi="Calibri" w:eastAsia="Calibri"/>
@@ -299,10 +322,9 @@
       <w:tr>
         <w:tc>
           <w:tcPr>
-            <w:tcW w:type="dxa" w:w="3600"/>
+            <w:tcW w:type="dxa" w:w="5112"/>
           </w:tcPr>
           <w:p>
-            <w:r/>
             <w:r>
               <w:rPr>
                 <w:rFonts w:ascii="Calibri" w:hAnsi="Calibri" w:eastAsia="Calibri"/>
@@ -315,10 +337,9 @@
         </w:tc>
         <w:tc>
           <w:tcPr>
-            <w:tcW w:type="dxa" w:w="5760"/>
+            <w:tcW w:type="dxa" w:w="5112"/>
           </w:tcPr>
           <w:p>
-            <w:r/>
             <w:r>
               <w:rPr>
                 <w:rFonts w:ascii="Calibri" w:hAnsi="Calibri" w:eastAsia="Calibri"/>
@@ -334,54 +355,10 @@
     <w:p/>
     <w:p>
       <w:pPr>
-        <w:spacing w:after="80"/>
+        <w:pStyle w:val="Heading2"/>
       </w:pPr>
       <w:r>
-        <w:rPr>
-          <w:rFonts w:ascii="Calibri" w:hAnsi="Calibri" w:eastAsia="Calibri"/>
-          <w:b w:val="0"/>
-          <w:sz w:val="22"/>
-        </w:rPr>
-        <w:t>Student: ____________________    Start date: __________    Viva date: __________</w:t>
-      </w:r>
-    </w:p>
-    <w:p>
-      <w:pPr>
-        <w:pStyle w:val="Heading1"/>
-      </w:pPr>
-      <w:r>
-        <w:rPr>
-          <w:rFonts w:ascii="Calibri" w:hAnsi="Calibri" w:eastAsia="Calibri"/>
-          <w:b/>
-          <w:sz w:val="32"/>
-        </w:rPr>
-        <w:t>1. Project map (memorise this)</w:t>
-      </w:r>
-    </w:p>
-    <w:p>
-      <w:pPr>
-        <w:spacing w:after="80"/>
-      </w:pPr>
-      <w:r>
-        <w:rPr>
-          <w:rFonts w:ascii="Calibri" w:hAnsi="Calibri" w:eastAsia="Calibri"/>
-          <w:b w:val="0"/>
-          <w:sz w:val="22"/>
-        </w:rPr>
-        <w:t>Stack: C# / .NET Framework 4.8 · WinForms · SQL Server · ADO.NET (System.Data.SqlClient) · PDFsharp · PBKDF2 passwords</w:t>
-      </w:r>
-    </w:p>
-    <w:p>
-      <w:pPr>
-        <w:spacing w:after="80"/>
-      </w:pPr>
-      <w:r>
-        <w:rPr>
-          <w:rFonts w:ascii="Calibri" w:hAnsi="Calibri" w:eastAsia="Calibri"/>
-          <w:b/>
-          <w:sz w:val="22"/>
-        </w:rPr>
-        <w:t>Architecture (3-tier folders in one project): Forms/UI → Services → Data (DatabaseHelper + Repositories) → SmartMedDB</w:t>
+        <w:t>Layer map</w:t>
       </w:r>
     </w:p>
     <w:tbl>
@@ -391,17 +368,15 @@
         <w:tblLook w:firstColumn="1" w:firstRow="1" w:lastColumn="0" w:lastRow="0" w:noHBand="0" w:noVBand="1" w:val="04A0"/>
       </w:tblPr>
       <w:tblGrid>
-        <w:gridCol w:w="4896"/>
-        <w:gridCol w:w="4896"/>
+        <w:gridCol w:w="5112"/>
+        <w:gridCol w:w="5112"/>
       </w:tblGrid>
       <w:tr>
         <w:tc>
           <w:tcPr>
-            <w:tcW w:type="dxa" w:w="2880"/>
-            <w:shd w:fill="D9E2F3" w:val="clear"/>
+            <w:tcW w:type="dxa" w:w="5112"/>
           </w:tcPr>
           <w:p>
-            <w:r/>
             <w:r>
               <w:rPr>
                 <w:rFonts w:ascii="Calibri" w:hAnsi="Calibri" w:eastAsia="Calibri"/>
@@ -414,11 +389,9 @@
         </w:tc>
         <w:tc>
           <w:tcPr>
-            <w:tcW w:type="dxa" w:w="6480"/>
-            <w:shd w:fill="D9E2F3" w:val="clear"/>
+            <w:tcW w:type="dxa" w:w="5112"/>
           </w:tcPr>
           <w:p>
-            <w:r/>
             <w:r>
               <w:rPr>
                 <w:rFonts w:ascii="Calibri" w:hAnsi="Calibri" w:eastAsia="Calibri"/>
@@ -433,10 +406,9 @@
       <w:tr>
         <w:tc>
           <w:tcPr>
-            <w:tcW w:type="dxa" w:w="2880"/>
+            <w:tcW w:type="dxa" w:w="5112"/>
           </w:tcPr>
           <w:p>
-            <w:r/>
             <w:r>
               <w:rPr>
                 <w:rFonts w:ascii="Calibri" w:hAnsi="Calibri" w:eastAsia="Calibri"/>
@@ -449,10 +421,9 @@
         </w:tc>
         <w:tc>
           <w:tcPr>
-            <w:tcW w:type="dxa" w:w="6480"/>
+            <w:tcW w:type="dxa" w:w="5112"/>
           </w:tcPr>
           <w:p>
-            <w:r/>
             <w:r>
               <w:rPr>
                 <w:rFonts w:ascii="Calibri" w:hAnsi="Calibri" w:eastAsia="Calibri"/>
@@ -467,10 +438,9 @@
       <w:tr>
         <w:tc>
           <w:tcPr>
-            <w:tcW w:type="dxa" w:w="2880"/>
+            <w:tcW w:type="dxa" w:w="5112"/>
           </w:tcPr>
           <w:p>
-            <w:r/>
             <w:r>
               <w:rPr>
                 <w:rFonts w:ascii="Calibri" w:hAnsi="Calibri" w:eastAsia="Calibri"/>
@@ -483,10 +453,9 @@
         </w:tc>
         <w:tc>
           <w:tcPr>
-            <w:tcW w:type="dxa" w:w="6480"/>
+            <w:tcW w:type="dxa" w:w="5112"/>
           </w:tcPr>
           <w:p>
-            <w:r/>
             <w:r>
               <w:rPr>
                 <w:rFonts w:ascii="Calibri" w:hAnsi="Calibri" w:eastAsia="Calibri"/>
@@ -501,10 +470,9 @@
       <w:tr>
         <w:tc>
           <w:tcPr>
-            <w:tcW w:type="dxa" w:w="2880"/>
+            <w:tcW w:type="dxa" w:w="5112"/>
           </w:tcPr>
           <w:p>
-            <w:r/>
             <w:r>
               <w:rPr>
                 <w:rFonts w:ascii="Calibri" w:hAnsi="Calibri" w:eastAsia="Calibri"/>
@@ -517,10 +485,9 @@
         </w:tc>
         <w:tc>
           <w:tcPr>
-            <w:tcW w:type="dxa" w:w="6480"/>
+            <w:tcW w:type="dxa" w:w="5112"/>
           </w:tcPr>
           <w:p>
-            <w:r/>
             <w:r>
               <w:rPr>
                 <w:rFonts w:ascii="Calibri" w:hAnsi="Calibri" w:eastAsia="Calibri"/>
@@ -535,10 +502,9 @@
       <w:tr>
         <w:tc>
           <w:tcPr>
-            <w:tcW w:type="dxa" w:w="2880"/>
+            <w:tcW w:type="dxa" w:w="5112"/>
           </w:tcPr>
           <w:p>
-            <w:r/>
             <w:r>
               <w:rPr>
                 <w:rFonts w:ascii="Calibri" w:hAnsi="Calibri" w:eastAsia="Calibri"/>
@@ -551,10 +517,9 @@
         </w:tc>
         <w:tc>
           <w:tcPr>
-            <w:tcW w:type="dxa" w:w="6480"/>
+            <w:tcW w:type="dxa" w:w="5112"/>
           </w:tcPr>
           <w:p>
-            <w:r/>
             <w:r>
               <w:rPr>
                 <w:rFonts w:ascii="Calibri" w:hAnsi="Calibri" w:eastAsia="Calibri"/>
@@ -569,10 +534,9 @@
       <w:tr>
         <w:tc>
           <w:tcPr>
-            <w:tcW w:type="dxa" w:w="2880"/>
+            <w:tcW w:type="dxa" w:w="5112"/>
           </w:tcPr>
           <w:p>
-            <w:r/>
             <w:r>
               <w:rPr>
                 <w:rFonts w:ascii="Calibri" w:hAnsi="Calibri" w:eastAsia="Calibri"/>
@@ -585,10 +549,9 @@
         </w:tc>
         <w:tc>
           <w:tcPr>
-            <w:tcW w:type="dxa" w:w="6480"/>
+            <w:tcW w:type="dxa" w:w="5112"/>
           </w:tcPr>
           <w:p>
-            <w:r/>
             <w:r>
               <w:rPr>
                 <w:rFonts w:ascii="Calibri" w:hAnsi="Calibri" w:eastAsia="Calibri"/>
@@ -603,10 +566,9 @@
       <w:tr>
         <w:tc>
           <w:tcPr>
-            <w:tcW w:type="dxa" w:w="2880"/>
+            <w:tcW w:type="dxa" w:w="5112"/>
           </w:tcPr>
           <w:p>
-            <w:r/>
             <w:r>
               <w:rPr>
                 <w:rFonts w:ascii="Calibri" w:hAnsi="Calibri" w:eastAsia="Calibri"/>
@@ -619,10 +581,9 @@
         </w:tc>
         <w:tc>
           <w:tcPr>
-            <w:tcW w:type="dxa" w:w="6480"/>
+            <w:tcW w:type="dxa" w:w="5112"/>
           </w:tcPr>
           <w:p>
-            <w:r/>
             <w:r>
               <w:rPr>
                 <w:rFonts w:ascii="Calibri" w:hAnsi="Calibri" w:eastAsia="Calibri"/>
@@ -637,10 +598,9 @@
       <w:tr>
         <w:tc>
           <w:tcPr>
-            <w:tcW w:type="dxa" w:w="2880"/>
+            <w:tcW w:type="dxa" w:w="5112"/>
           </w:tcPr>
           <w:p>
-            <w:r/>
             <w:r>
               <w:rPr>
                 <w:rFonts w:ascii="Calibri" w:hAnsi="Calibri" w:eastAsia="Calibri"/>
@@ -653,10 +613,9 @@
         </w:tc>
         <w:tc>
           <w:tcPr>
-            <w:tcW w:type="dxa" w:w="6480"/>
+            <w:tcW w:type="dxa" w:w="5112"/>
           </w:tcPr>
           <w:p>
-            <w:r/>
             <w:r>
               <w:rPr>
                 <w:rFonts w:ascii="Calibri" w:hAnsi="Calibri" w:eastAsia="Calibri"/>
@@ -671,10 +630,9 @@
       <w:tr>
         <w:tc>
           <w:tcPr>
-            <w:tcW w:type="dxa" w:w="2880"/>
+            <w:tcW w:type="dxa" w:w="5112"/>
           </w:tcPr>
           <w:p>
-            <w:r/>
             <w:r>
               <w:rPr>
                 <w:rFonts w:ascii="Calibri" w:hAnsi="Calibri" w:eastAsia="Calibri"/>
@@ -687,10 +645,9 @@
         </w:tc>
         <w:tc>
           <w:tcPr>
-            <w:tcW w:type="dxa" w:w="6480"/>
+            <w:tcW w:type="dxa" w:w="5112"/>
           </w:tcPr>
           <w:p>
-            <w:r/>
             <w:r>
               <w:rPr>
                 <w:rFonts w:ascii="Calibri" w:hAnsi="Calibri" w:eastAsia="Calibri"/>
@@ -705,10 +662,9 @@
       <w:tr>
         <w:tc>
           <w:tcPr>
-            <w:tcW w:type="dxa" w:w="2880"/>
+            <w:tcW w:type="dxa" w:w="5112"/>
           </w:tcPr>
           <w:p>
-            <w:r/>
             <w:r>
               <w:rPr>
                 <w:rFonts w:ascii="Calibri" w:hAnsi="Calibri" w:eastAsia="Calibri"/>
@@ -721,10 +677,9 @@
         </w:tc>
         <w:tc>
           <w:tcPr>
-            <w:tcW w:type="dxa" w:w="6480"/>
+            <w:tcW w:type="dxa" w:w="5112"/>
           </w:tcPr>
           <w:p>
-            <w:r/>
             <w:r>
               <w:rPr>
                 <w:rFonts w:ascii="Calibri" w:hAnsi="Calibri" w:eastAsia="Calibri"/>
@@ -743,11 +698,98 @@
         <w:pStyle w:val="Heading2"/>
       </w:pPr>
       <w:r>
+        <w:t>Key constants (say these in viva)</w:t>
+      </w:r>
+    </w:p>
+    <w:p>
+      <w:pPr>
+        <w:pStyle w:val="ListBullet"/>
+        <w:spacing w:after="40"/>
+      </w:pPr>
+      <w:r>
         <w:rPr>
           <w:rFonts w:ascii="Calibri" w:hAnsi="Calibri" w:eastAsia="Calibri"/>
-          <w:b/>
-          <w:sz w:val="26"/>
+          <w:b w:val="0"/>
+          <w:sz w:val="20"/>
         </w:rPr>
+        <w:t>Low stock: stock ≤ 20 (MedicineService.IsLowStock)</w:t>
+      </w:r>
+    </w:p>
+    <w:p>
+      <w:pPr>
+        <w:pStyle w:val="ListBullet"/>
+        <w:spacing w:after="40"/>
+      </w:pPr>
+      <w:r>
+        <w:rPr>
+          <w:rFonts w:ascii="Calibri" w:hAnsi="Calibri" w:eastAsia="Calibri"/>
+          <w:b w:val="0"/>
+          <w:sz w:val="20"/>
+        </w:rPr>
+        <w:t>Critical stock (dashboard UI): stock ≤ 5 (AdminDashboardForm)</w:t>
+      </w:r>
+    </w:p>
+    <w:p>
+      <w:pPr>
+        <w:pStyle w:val="ListBullet"/>
+        <w:spacing w:after="40"/>
+      </w:pPr>
+      <w:r>
+        <w:rPr>
+          <w:rFonts w:ascii="Calibri" w:hAnsi="Calibri" w:eastAsia="Calibri"/>
+          <w:b w:val="0"/>
+          <w:sz w:val="20"/>
+        </w:rPr>
+        <w:t>Expiry warning: within 30 days (MedicineService.CheckExpiry)</w:t>
+      </w:r>
+    </w:p>
+    <w:p>
+      <w:pPr>
+        <w:pStyle w:val="ListBullet"/>
+        <w:spacing w:after="40"/>
+      </w:pPr>
+      <w:r>
+        <w:rPr>
+          <w:rFonts w:ascii="Calibri" w:hAnsi="Calibri" w:eastAsia="Calibri"/>
+          <w:b w:val="0"/>
+          <w:sz w:val="20"/>
+        </w:rPr>
+        <w:t>Effective price: Price × (1 − DiscountPercent/100) when discount applies</w:t>
+      </w:r>
+    </w:p>
+    <w:p>
+      <w:pPr>
+        <w:pStyle w:val="ListBullet"/>
+        <w:spacing w:after="40"/>
+      </w:pPr>
+      <w:r>
+        <w:rPr>
+          <w:rFonts w:ascii="Calibri" w:hAnsi="Calibri" w:eastAsia="Calibri"/>
+          <w:b w:val="0"/>
+          <w:sz w:val="20"/>
+        </w:rPr>
+        <w:t>Order statuses: Pending → Ready for Pickup → Delivered / Cancelled</w:t>
+      </w:r>
+    </w:p>
+    <w:p>
+      <w:pPr>
+        <w:pStyle w:val="ListBullet"/>
+        <w:spacing w:after="40"/>
+      </w:pPr>
+      <w:r>
+        <w:rPr>
+          <w:rFonts w:ascii="Calibri" w:hAnsi="Calibri" w:eastAsia="Calibri"/>
+          <w:b w:val="0"/>
+          <w:sz w:val="20"/>
+        </w:rPr>
+        <w:t>Password hash format: {iterations} (PBKDF2-SHA256, default 100000 iterations)</w:t>
+      </w:r>
+    </w:p>
+    <w:p>
+      <w:pPr>
+        <w:pStyle w:val="Heading2"/>
+      </w:pPr>
+      <w:r>
         <w:t>Must-know files (~35)</w:t>
       </w:r>
     </w:p>
@@ -758,18 +800,16 @@
         <w:tblLook w:firstColumn="1" w:firstRow="1" w:lastColumn="0" w:lastRow="0" w:noHBand="0" w:noVBand="1" w:val="04A0"/>
       </w:tblPr>
       <w:tblGrid>
-        <w:gridCol w:w="3264"/>
-        <w:gridCol w:w="3264"/>
-        <w:gridCol w:w="3264"/>
+        <w:gridCol w:w="3408"/>
+        <w:gridCol w:w="3408"/>
+        <w:gridCol w:w="3408"/>
       </w:tblGrid>
       <w:tr>
         <w:tc>
           <w:tcPr>
-            <w:tcW w:type="dxa" w:w="576"/>
-            <w:shd w:fill="D9E2F3" w:val="clear"/>
+            <w:tcW w:type="dxa" w:w="3408"/>
           </w:tcPr>
           <w:p>
-            <w:r/>
             <w:r>
               <w:rPr>
                 <w:rFonts w:ascii="Calibri" w:hAnsi="Calibri" w:eastAsia="Calibri"/>
@@ -782,11 +822,9 @@
         </w:tc>
         <w:tc>
           <w:tcPr>
-            <w:tcW w:type="dxa" w:w="4608"/>
-            <w:shd w:fill="D9E2F3" w:val="clear"/>
+            <w:tcW w:type="dxa" w:w="3408"/>
           </w:tcPr>
           <w:p>
-            <w:r/>
             <w:r>
               <w:rPr>
                 <w:rFonts w:ascii="Calibri" w:hAnsi="Calibri" w:eastAsia="Calibri"/>
@@ -799,11 +837,9 @@
         </w:tc>
         <w:tc>
           <w:tcPr>
-            <w:tcW w:type="dxa" w:w="4320"/>
-            <w:shd w:fill="D9E2F3" w:val="clear"/>
+            <w:tcW w:type="dxa" w:w="3408"/>
           </w:tcPr>
           <w:p>
-            <w:r/>
             <w:r>
               <w:rPr>
                 <w:rFonts w:ascii="Calibri" w:hAnsi="Calibri" w:eastAsia="Calibri"/>
@@ -818,10 +854,9 @@
       <w:tr>
         <w:tc>
           <w:tcPr>
-            <w:tcW w:type="dxa" w:w="576"/>
+            <w:tcW w:type="dxa" w:w="3408"/>
           </w:tcPr>
           <w:p>
-            <w:r/>
             <w:r>
               <w:rPr>
                 <w:rFonts w:ascii="Calibri" w:hAnsi="Calibri" w:eastAsia="Calibri"/>
@@ -834,10 +869,9 @@
         </w:tc>
         <w:tc>
           <w:tcPr>
-            <w:tcW w:type="dxa" w:w="4608"/>
+            <w:tcW w:type="dxa" w:w="3408"/>
           </w:tcPr>
           <w:p>
-            <w:r/>
             <w:r>
               <w:rPr>
                 <w:rFonts w:ascii="Calibri" w:hAnsi="Calibri" w:eastAsia="Calibri"/>
@@ -850,10 +884,9 @@
         </w:tc>
         <w:tc>
           <w:tcPr>
-            <w:tcW w:type="dxa" w:w="4320"/>
+            <w:tcW w:type="dxa" w:w="3408"/>
           </w:tcPr>
           <w:p>
-            <w:r/>
             <w:r>
               <w:rPr>
                 <w:rFonts w:ascii="Calibri" w:hAnsi="Calibri" w:eastAsia="Calibri"/>
@@ -868,10 +901,9 @@
       <w:tr>
         <w:tc>
           <w:tcPr>
-            <w:tcW w:type="dxa" w:w="576"/>
+            <w:tcW w:type="dxa" w:w="3408"/>
           </w:tcPr>
           <w:p>
-            <w:r/>
             <w:r>
               <w:rPr>
                 <w:rFonts w:ascii="Calibri" w:hAnsi="Calibri" w:eastAsia="Calibri"/>
@@ -884,10 +916,9 @@
         </w:tc>
         <w:tc>
           <w:tcPr>
-            <w:tcW w:type="dxa" w:w="4608"/>
+            <w:tcW w:type="dxa" w:w="3408"/>
           </w:tcPr>
           <w:p>
-            <w:r/>
             <w:r>
               <w:rPr>
                 <w:rFonts w:ascii="Calibri" w:hAnsi="Calibri" w:eastAsia="Calibri"/>
@@ -900,10 +931,9 @@
         </w:tc>
         <w:tc>
           <w:tcPr>
-            <w:tcW w:type="dxa" w:w="4320"/>
+            <w:tcW w:type="dxa" w:w="3408"/>
           </w:tcPr>
           <w:p>
-            <w:r/>
             <w:r>
               <w:rPr>
                 <w:rFonts w:ascii="Calibri" w:hAnsi="Calibri" w:eastAsia="Calibri"/>
@@ -918,10 +948,9 @@
       <w:tr>
         <w:tc>
           <w:tcPr>
-            <w:tcW w:type="dxa" w:w="576"/>
+            <w:tcW w:type="dxa" w:w="3408"/>
           </w:tcPr>
           <w:p>
-            <w:r/>
             <w:r>
               <w:rPr>
                 <w:rFonts w:ascii="Calibri" w:hAnsi="Calibri" w:eastAsia="Calibri"/>
@@ -934,10 +963,9 @@
         </w:tc>
         <w:tc>
           <w:tcPr>
-            <w:tcW w:type="dxa" w:w="4608"/>
+            <w:tcW w:type="dxa" w:w="3408"/>
           </w:tcPr>
           <w:p>
-            <w:r/>
             <w:r>
               <w:rPr>
                 <w:rFonts w:ascii="Calibri" w:hAnsi="Calibri" w:eastAsia="Calibri"/>
@@ -950,10 +978,9 @@
         </w:tc>
         <w:tc>
           <w:tcPr>
-            <w:tcW w:type="dxa" w:w="4320"/>
+            <w:tcW w:type="dxa" w:w="3408"/>
           </w:tcPr>
           <w:p>
-            <w:r/>
             <w:r>
               <w:rPr>
                 <w:rFonts w:ascii="Calibri" w:hAnsi="Calibri" w:eastAsia="Calibri"/>
@@ -968,10 +995,9 @@
       <w:tr>
         <w:tc>
           <w:tcPr>
-            <w:tcW w:type="dxa" w:w="576"/>
+            <w:tcW w:type="dxa" w:w="3408"/>
           </w:tcPr>
           <w:p>
-            <w:r/>
             <w:r>
               <w:rPr>
                 <w:rFonts w:ascii="Calibri" w:hAnsi="Calibri" w:eastAsia="Calibri"/>
@@ -984,10 +1010,9 @@
         </w:tc>
         <w:tc>
           <w:tcPr>
-            <w:tcW w:type="dxa" w:w="4608"/>
+            <w:tcW w:type="dxa" w:w="3408"/>
           </w:tcPr>
           <w:p>
-            <w:r/>
             <w:r>
               <w:rPr>
                 <w:rFonts w:ascii="Calibri" w:hAnsi="Calibri" w:eastAsia="Calibri"/>
@@ -1000,10 +1025,9 @@
         </w:tc>
         <w:tc>
           <w:tcPr>
-            <w:tcW w:type="dxa" w:w="4320"/>
+            <w:tcW w:type="dxa" w:w="3408"/>
           </w:tcPr>
           <w:p>
-            <w:r/>
             <w:r>
               <w:rPr>
                 <w:rFonts w:ascii="Calibri" w:hAnsi="Calibri" w:eastAsia="Calibri"/>
@@ -1018,10 +1042,9 @@
       <w:tr>
         <w:tc>
           <w:tcPr>
-            <w:tcW w:type="dxa" w:w="576"/>
+            <w:tcW w:type="dxa" w:w="3408"/>
           </w:tcPr>
           <w:p>
-            <w:r/>
             <w:r>
               <w:rPr>
                 <w:rFonts w:ascii="Calibri" w:hAnsi="Calibri" w:eastAsia="Calibri"/>
@@ -1034,10 +1057,9 @@
         </w:tc>
         <w:tc>
           <w:tcPr>
-            <w:tcW w:type="dxa" w:w="4608"/>
+            <w:tcW w:type="dxa" w:w="3408"/>
           </w:tcPr>
           <w:p>
-            <w:r/>
             <w:r>
               <w:rPr>
                 <w:rFonts w:ascii="Calibri" w:hAnsi="Calibri" w:eastAsia="Calibri"/>
@@ -1050,10 +1072,9 @@
         </w:tc>
         <w:tc>
           <w:tcPr>
-            <w:tcW w:type="dxa" w:w="4320"/>
+            <w:tcW w:type="dxa" w:w="3408"/>
           </w:tcPr>
           <w:p>
-            <w:r/>
             <w:r>
               <w:rPr>
                 <w:rFonts w:ascii="Calibri" w:hAnsi="Calibri" w:eastAsia="Calibri"/>
@@ -1068,10 +1089,9 @@
       <w:tr>
         <w:tc>
           <w:tcPr>
-            <w:tcW w:type="dxa" w:w="576"/>
+            <w:tcW w:type="dxa" w:w="3408"/>
           </w:tcPr>
           <w:p>
-            <w:r/>
             <w:r>
               <w:rPr>
                 <w:rFonts w:ascii="Calibri" w:hAnsi="Calibri" w:eastAsia="Calibri"/>
@@ -1084,10 +1104,9 @@
         </w:tc>
         <w:tc>
           <w:tcPr>
-            <w:tcW w:type="dxa" w:w="4608"/>
+            <w:tcW w:type="dxa" w:w="3408"/>
           </w:tcPr>
           <w:p>
-            <w:r/>
             <w:r>
               <w:rPr>
                 <w:rFonts w:ascii="Calibri" w:hAnsi="Calibri" w:eastAsia="Calibri"/>
@@ -1100,10 +1119,9 @@
         </w:tc>
         <w:tc>
           <w:tcPr>
-            <w:tcW w:type="dxa" w:w="4320"/>
+            <w:tcW w:type="dxa" w:w="3408"/>
           </w:tcPr>
           <w:p>
-            <w:r/>
             <w:r>
               <w:rPr>
                 <w:rFonts w:ascii="Calibri" w:hAnsi="Calibri" w:eastAsia="Calibri"/>
@@ -1118,10 +1136,9 @@
       <w:tr>
         <w:tc>
           <w:tcPr>
-            <w:tcW w:type="dxa" w:w="576"/>
+            <w:tcW w:type="dxa" w:w="3408"/>
           </w:tcPr>
           <w:p>
-            <w:r/>
             <w:r>
               <w:rPr>
                 <w:rFonts w:ascii="Calibri" w:hAnsi="Calibri" w:eastAsia="Calibri"/>
@@ -1134,10 +1151,9 @@
         </w:tc>
         <w:tc>
           <w:tcPr>
-            <w:tcW w:type="dxa" w:w="4608"/>
+            <w:tcW w:type="dxa" w:w="3408"/>
           </w:tcPr>
           <w:p>
-            <w:r/>
             <w:r>
               <w:rPr>
                 <w:rFonts w:ascii="Calibri" w:hAnsi="Calibri" w:eastAsia="Calibri"/>
@@ -1150,10 +1166,9 @@
         </w:tc>
         <w:tc>
           <w:tcPr>
-            <w:tcW w:type="dxa" w:w="4320"/>
+            <w:tcW w:type="dxa" w:w="3408"/>
           </w:tcPr>
           <w:p>
-            <w:r/>
             <w:r>
               <w:rPr>
                 <w:rFonts w:ascii="Calibri" w:hAnsi="Calibri" w:eastAsia="Calibri"/>
@@ -1168,10 +1183,9 @@
       <w:tr>
         <w:tc>
           <w:tcPr>
-            <w:tcW w:type="dxa" w:w="576"/>
+            <w:tcW w:type="dxa" w:w="3408"/>
           </w:tcPr>
           <w:p>
-            <w:r/>
             <w:r>
               <w:rPr>
                 <w:rFonts w:ascii="Calibri" w:hAnsi="Calibri" w:eastAsia="Calibri"/>
@@ -1184,10 +1198,9 @@
         </w:tc>
         <w:tc>
           <w:tcPr>
-            <w:tcW w:type="dxa" w:w="4608"/>
+            <w:tcW w:type="dxa" w:w="3408"/>
           </w:tcPr>
           <w:p>
-            <w:r/>
             <w:r>
               <w:rPr>
                 <w:rFonts w:ascii="Calibri" w:hAnsi="Calibri" w:eastAsia="Calibri"/>
@@ -1200,10 +1213,9 @@
         </w:tc>
         <w:tc>
           <w:tcPr>
-            <w:tcW w:type="dxa" w:w="4320"/>
+            <w:tcW w:type="dxa" w:w="3408"/>
           </w:tcPr>
           <w:p>
-            <w:r/>
             <w:r>
               <w:rPr>
                 <w:rFonts w:ascii="Calibri" w:hAnsi="Calibri" w:eastAsia="Calibri"/>
@@ -1218,10 +1230,9 @@
       <w:tr>
         <w:tc>
           <w:tcPr>
-            <w:tcW w:type="dxa" w:w="576"/>
+            <w:tcW w:type="dxa" w:w="3408"/>
           </w:tcPr>
           <w:p>
-            <w:r/>
             <w:r>
               <w:rPr>
                 <w:rFonts w:ascii="Calibri" w:hAnsi="Calibri" w:eastAsia="Calibri"/>
@@ -1234,10 +1245,9 @@
         </w:tc>
         <w:tc>
           <w:tcPr>
-            <w:tcW w:type="dxa" w:w="4608"/>
+            <w:tcW w:type="dxa" w:w="3408"/>
           </w:tcPr>
           <w:p>
-            <w:r/>
             <w:r>
               <w:rPr>
                 <w:rFonts w:ascii="Calibri" w:hAnsi="Calibri" w:eastAsia="Calibri"/>
@@ -1250,10 +1260,9 @@
         </w:tc>
         <w:tc>
           <w:tcPr>
-            <w:tcW w:type="dxa" w:w="4320"/>
+            <w:tcW w:type="dxa" w:w="3408"/>
           </w:tcPr>
           <w:p>
-            <w:r/>
             <w:r>
               <w:rPr>
                 <w:rFonts w:ascii="Calibri" w:hAnsi="Calibri" w:eastAsia="Calibri"/>
@@ -1268,10 +1277,9 @@
       <w:tr>
         <w:tc>
           <w:tcPr>
-            <w:tcW w:type="dxa" w:w="576"/>
+            <w:tcW w:type="dxa" w:w="3408"/>
           </w:tcPr>
           <w:p>
-            <w:r/>
             <w:r>
               <w:rPr>
                 <w:rFonts w:ascii="Calibri" w:hAnsi="Calibri" w:eastAsia="Calibri"/>
@@ -1284,10 +1292,9 @@
         </w:tc>
         <w:tc>
           <w:tcPr>
-            <w:tcW w:type="dxa" w:w="4608"/>
+            <w:tcW w:type="dxa" w:w="3408"/>
           </w:tcPr>
           <w:p>
-            <w:r/>
             <w:r>
               <w:rPr>
                 <w:rFonts w:ascii="Calibri" w:hAnsi="Calibri" w:eastAsia="Calibri"/>
@@ -1300,10 +1307,9 @@
         </w:tc>
         <w:tc>
           <w:tcPr>
-            <w:tcW w:type="dxa" w:w="4320"/>
+            <w:tcW w:type="dxa" w:w="3408"/>
           </w:tcPr>
           <w:p>
-            <w:r/>
             <w:r>
               <w:rPr>
                 <w:rFonts w:ascii="Calibri" w:hAnsi="Calibri" w:eastAsia="Calibri"/>
@@ -1318,10 +1324,9 @@
       <w:tr>
         <w:tc>
           <w:tcPr>
-            <w:tcW w:type="dxa" w:w="576"/>
+            <w:tcW w:type="dxa" w:w="3408"/>
           </w:tcPr>
           <w:p>
-            <w:r/>
             <w:r>
               <w:rPr>
                 <w:rFonts w:ascii="Calibri" w:hAnsi="Calibri" w:eastAsia="Calibri"/>
@@ -1334,10 +1339,9 @@
         </w:tc>
         <w:tc>
           <w:tcPr>
-            <w:tcW w:type="dxa" w:w="4608"/>
+            <w:tcW w:type="dxa" w:w="3408"/>
           </w:tcPr>
           <w:p>
-            <w:r/>
             <w:r>
               <w:rPr>
                 <w:rFonts w:ascii="Calibri" w:hAnsi="Calibri" w:eastAsia="Calibri"/>
@@ -1350,10 +1354,9 @@
         </w:tc>
         <w:tc>
           <w:tcPr>
-            <w:tcW w:type="dxa" w:w="4320"/>
+            <w:tcW w:type="dxa" w:w="3408"/>
           </w:tcPr>
           <w:p>
-            <w:r/>
             <w:r>
               <w:rPr>
                 <w:rFonts w:ascii="Calibri" w:hAnsi="Calibri" w:eastAsia="Calibri"/>
@@ -1368,10 +1371,9 @@
       <w:tr>
         <w:tc>
           <w:tcPr>
-            <w:tcW w:type="dxa" w:w="576"/>
+            <w:tcW w:type="dxa" w:w="3408"/>
           </w:tcPr>
           <w:p>
-            <w:r/>
             <w:r>
               <w:rPr>
                 <w:rFonts w:ascii="Calibri" w:hAnsi="Calibri" w:eastAsia="Calibri"/>
@@ -1384,10 +1386,9 @@
         </w:tc>
         <w:tc>
           <w:tcPr>
-            <w:tcW w:type="dxa" w:w="4608"/>
+            <w:tcW w:type="dxa" w:w="3408"/>
           </w:tcPr>
           <w:p>
-            <w:r/>
             <w:r>
               <w:rPr>
                 <w:rFonts w:ascii="Calibri" w:hAnsi="Calibri" w:eastAsia="Calibri"/>
@@ -1400,10 +1401,9 @@
         </w:tc>
         <w:tc>
           <w:tcPr>
-            <w:tcW w:type="dxa" w:w="4320"/>
+            <w:tcW w:type="dxa" w:w="3408"/>
           </w:tcPr>
           <w:p>
-            <w:r/>
             <w:r>
               <w:rPr>
                 <w:rFonts w:ascii="Calibri" w:hAnsi="Calibri" w:eastAsia="Calibri"/>
@@ -1418,10 +1418,9 @@
       <w:tr>
         <w:tc>
           <w:tcPr>
-            <w:tcW w:type="dxa" w:w="576"/>
+            <w:tcW w:type="dxa" w:w="3408"/>
           </w:tcPr>
           <w:p>
-            <w:r/>
             <w:r>
               <w:rPr>
                 <w:rFonts w:ascii="Calibri" w:hAnsi="Calibri" w:eastAsia="Calibri"/>
@@ -1434,10 +1433,9 @@
         </w:tc>
         <w:tc>
           <w:tcPr>
-            <w:tcW w:type="dxa" w:w="4608"/>
+            <w:tcW w:type="dxa" w:w="3408"/>
           </w:tcPr>
           <w:p>
-            <w:r/>
             <w:r>
               <w:rPr>
                 <w:rFonts w:ascii="Calibri" w:hAnsi="Calibri" w:eastAsia="Calibri"/>
@@ -1450,10 +1448,9 @@
         </w:tc>
         <w:tc>
           <w:tcPr>
-            <w:tcW w:type="dxa" w:w="4320"/>
+            <w:tcW w:type="dxa" w:w="3408"/>
           </w:tcPr>
           <w:p>
-            <w:r/>
             <w:r>
               <w:rPr>
                 <w:rFonts w:ascii="Calibri" w:hAnsi="Calibri" w:eastAsia="Calibri"/>
@@ -1468,10 +1465,9 @@
       <w:tr>
         <w:tc>
           <w:tcPr>
-            <w:tcW w:type="dxa" w:w="576"/>
+            <w:tcW w:type="dxa" w:w="3408"/>
           </w:tcPr>
           <w:p>
-            <w:r/>
             <w:r>
               <w:rPr>
                 <w:rFonts w:ascii="Calibri" w:hAnsi="Calibri" w:eastAsia="Calibri"/>
@@ -1484,10 +1480,9 @@
         </w:tc>
         <w:tc>
           <w:tcPr>
-            <w:tcW w:type="dxa" w:w="4608"/>
+            <w:tcW w:type="dxa" w:w="3408"/>
           </w:tcPr>
           <w:p>
-            <w:r/>
             <w:r>
               <w:rPr>
                 <w:rFonts w:ascii="Calibri" w:hAnsi="Calibri" w:eastAsia="Calibri"/>
@@ -1500,10 +1495,9 @@
         </w:tc>
         <w:tc>
           <w:tcPr>
-            <w:tcW w:type="dxa" w:w="4320"/>
+            <w:tcW w:type="dxa" w:w="3408"/>
           </w:tcPr>
           <w:p>
-            <w:r/>
             <w:r>
               <w:rPr>
                 <w:rFonts w:ascii="Calibri" w:hAnsi="Calibri" w:eastAsia="Calibri"/>
@@ -1518,10 +1512,9 @@
       <w:tr>
         <w:tc>
           <w:tcPr>
-            <w:tcW w:type="dxa" w:w="576"/>
+            <w:tcW w:type="dxa" w:w="3408"/>
           </w:tcPr>
           <w:p>
-            <w:r/>
             <w:r>
               <w:rPr>
                 <w:rFonts w:ascii="Calibri" w:hAnsi="Calibri" w:eastAsia="Calibri"/>
@@ -1534,10 +1527,9 @@
         </w:tc>
         <w:tc>
           <w:tcPr>
-            <w:tcW w:type="dxa" w:w="4608"/>
+            <w:tcW w:type="dxa" w:w="3408"/>
           </w:tcPr>
           <w:p>
-            <w:r/>
             <w:r>
               <w:rPr>
                 <w:rFonts w:ascii="Calibri" w:hAnsi="Calibri" w:eastAsia="Calibri"/>
@@ -1550,10 +1542,9 @@
         </w:tc>
         <w:tc>
           <w:tcPr>
-            <w:tcW w:type="dxa" w:w="4320"/>
+            <w:tcW w:type="dxa" w:w="3408"/>
           </w:tcPr>
           <w:p>
-            <w:r/>
             <w:r>
               <w:rPr>
                 <w:rFonts w:ascii="Calibri" w:hAnsi="Calibri" w:eastAsia="Calibri"/>
@@ -1568,10 +1559,9 @@
       <w:tr>
         <w:tc>
           <w:tcPr>
-            <w:tcW w:type="dxa" w:w="576"/>
+            <w:tcW w:type="dxa" w:w="3408"/>
           </w:tcPr>
           <w:p>
-            <w:r/>
             <w:r>
               <w:rPr>
                 <w:rFonts w:ascii="Calibri" w:hAnsi="Calibri" w:eastAsia="Calibri"/>
@@ -1584,10 +1574,9 @@
         </w:tc>
         <w:tc>
           <w:tcPr>
-            <w:tcW w:type="dxa" w:w="4608"/>
+            <w:tcW w:type="dxa" w:w="3408"/>
           </w:tcPr>
           <w:p>
-            <w:r/>
             <w:r>
               <w:rPr>
                 <w:rFonts w:ascii="Calibri" w:hAnsi="Calibri" w:eastAsia="Calibri"/>
@@ -1600,10 +1589,9 @@
         </w:tc>
         <w:tc>
           <w:tcPr>
-            <w:tcW w:type="dxa" w:w="4320"/>
+            <w:tcW w:type="dxa" w:w="3408"/>
           </w:tcPr>
           <w:p>
-            <w:r/>
             <w:r>
               <w:rPr>
                 <w:rFonts w:ascii="Calibri" w:hAnsi="Calibri" w:eastAsia="Calibri"/>
@@ -1618,10 +1606,9 @@
       <w:tr>
         <w:tc>
           <w:tcPr>
-            <w:tcW w:type="dxa" w:w="576"/>
+            <w:tcW w:type="dxa" w:w="3408"/>
           </w:tcPr>
           <w:p>
-            <w:r/>
             <w:r>
               <w:rPr>
                 <w:rFonts w:ascii="Calibri" w:hAnsi="Calibri" w:eastAsia="Calibri"/>
@@ -1634,10 +1621,9 @@
         </w:tc>
         <w:tc>
           <w:tcPr>
-            <w:tcW w:type="dxa" w:w="4608"/>
+            <w:tcW w:type="dxa" w:w="3408"/>
           </w:tcPr>
           <w:p>
-            <w:r/>
             <w:r>
               <w:rPr>
                 <w:rFonts w:ascii="Calibri" w:hAnsi="Calibri" w:eastAsia="Calibri"/>
@@ -1650,10 +1636,9 @@
         </w:tc>
         <w:tc>
           <w:tcPr>
-            <w:tcW w:type="dxa" w:w="4320"/>
+            <w:tcW w:type="dxa" w:w="3408"/>
           </w:tcPr>
           <w:p>
-            <w:r/>
             <w:r>
               <w:rPr>
                 <w:rFonts w:ascii="Calibri" w:hAnsi="Calibri" w:eastAsia="Calibri"/>
@@ -1668,10 +1653,9 @@
       <w:tr>
         <w:tc>
           <w:tcPr>
-            <w:tcW w:type="dxa" w:w="576"/>
+            <w:tcW w:type="dxa" w:w="3408"/>
           </w:tcPr>
           <w:p>
-            <w:r/>
             <w:r>
               <w:rPr>
                 <w:rFonts w:ascii="Calibri" w:hAnsi="Calibri" w:eastAsia="Calibri"/>
@@ -1684,10 +1668,9 @@
         </w:tc>
         <w:tc>
           <w:tcPr>
-            <w:tcW w:type="dxa" w:w="4608"/>
+            <w:tcW w:type="dxa" w:w="3408"/>
           </w:tcPr>
           <w:p>
-            <w:r/>
             <w:r>
               <w:rPr>
                 <w:rFonts w:ascii="Calibri" w:hAnsi="Calibri" w:eastAsia="Calibri"/>
@@ -1700,10 +1683,9 @@
         </w:tc>
         <w:tc>
           <w:tcPr>
-            <w:tcW w:type="dxa" w:w="4320"/>
+            <w:tcW w:type="dxa" w:w="3408"/>
           </w:tcPr>
           <w:p>
-            <w:r/>
             <w:r>
               <w:rPr>
                 <w:rFonts w:ascii="Calibri" w:hAnsi="Calibri" w:eastAsia="Calibri"/>
@@ -1718,10 +1700,9 @@
       <w:tr>
         <w:tc>
           <w:tcPr>
-            <w:tcW w:type="dxa" w:w="576"/>
+            <w:tcW w:type="dxa" w:w="3408"/>
           </w:tcPr>
           <w:p>
-            <w:r/>
             <w:r>
               <w:rPr>
                 <w:rFonts w:ascii="Calibri" w:hAnsi="Calibri" w:eastAsia="Calibri"/>
@@ -1734,10 +1715,9 @@
         </w:tc>
         <w:tc>
           <w:tcPr>
-            <w:tcW w:type="dxa" w:w="4608"/>
+            <w:tcW w:type="dxa" w:w="3408"/>
           </w:tcPr>
           <w:p>
-            <w:r/>
             <w:r>
               <w:rPr>
                 <w:rFonts w:ascii="Calibri" w:hAnsi="Calibri" w:eastAsia="Calibri"/>
@@ -1750,10 +1730,9 @@
         </w:tc>
         <w:tc>
           <w:tcPr>
-            <w:tcW w:type="dxa" w:w="4320"/>
+            <w:tcW w:type="dxa" w:w="3408"/>
           </w:tcPr>
           <w:p>
-            <w:r/>
             <w:r>
               <w:rPr>
                 <w:rFonts w:ascii="Calibri" w:hAnsi="Calibri" w:eastAsia="Calibri"/>
@@ -1768,10 +1747,9 @@
       <w:tr>
         <w:tc>
           <w:tcPr>
-            <w:tcW w:type="dxa" w:w="576"/>
+            <w:tcW w:type="dxa" w:w="3408"/>
           </w:tcPr>
           <w:p>
-            <w:r/>
             <w:r>
               <w:rPr>
                 <w:rFonts w:ascii="Calibri" w:hAnsi="Calibri" w:eastAsia="Calibri"/>
@@ -1784,10 +1762,9 @@
         </w:tc>
         <w:tc>
           <w:tcPr>
-            <w:tcW w:type="dxa" w:w="4608"/>
+            <w:tcW w:type="dxa" w:w="3408"/>
           </w:tcPr>
           <w:p>
-            <w:r/>
             <w:r>
               <w:rPr>
                 <w:rFonts w:ascii="Calibri" w:hAnsi="Calibri" w:eastAsia="Calibri"/>
@@ -1800,10 +1777,9 @@
         </w:tc>
         <w:tc>
           <w:tcPr>
-            <w:tcW w:type="dxa" w:w="4320"/>
+            <w:tcW w:type="dxa" w:w="3408"/>
           </w:tcPr>
           <w:p>
-            <w:r/>
             <w:r>
               <w:rPr>
                 <w:rFonts w:ascii="Calibri" w:hAnsi="Calibri" w:eastAsia="Calibri"/>
@@ -1818,10 +1794,9 @@
       <w:tr>
         <w:tc>
           <w:tcPr>
-            <w:tcW w:type="dxa" w:w="576"/>
+            <w:tcW w:type="dxa" w:w="3408"/>
           </w:tcPr>
           <w:p>
-            <w:r/>
             <w:r>
               <w:rPr>
                 <w:rFonts w:ascii="Calibri" w:hAnsi="Calibri" w:eastAsia="Calibri"/>
@@ -1834,10 +1809,9 @@
         </w:tc>
         <w:tc>
           <w:tcPr>
-            <w:tcW w:type="dxa" w:w="4608"/>
+            <w:tcW w:type="dxa" w:w="3408"/>
           </w:tcPr>
           <w:p>
-            <w:r/>
             <w:r>
               <w:rPr>
                 <w:rFonts w:ascii="Calibri" w:hAnsi="Calibri" w:eastAsia="Calibri"/>
@@ -1850,10 +1824,9 @@
         </w:tc>
         <w:tc>
           <w:tcPr>
-            <w:tcW w:type="dxa" w:w="4320"/>
+            <w:tcW w:type="dxa" w:w="3408"/>
           </w:tcPr>
           <w:p>
-            <w:r/>
             <w:r>
               <w:rPr>
                 <w:rFonts w:ascii="Calibri" w:hAnsi="Calibri" w:eastAsia="Calibri"/>
@@ -1868,10 +1841,9 @@
       <w:tr>
         <w:tc>
           <w:tcPr>
-            <w:tcW w:type="dxa" w:w="576"/>
+            <w:tcW w:type="dxa" w:w="3408"/>
           </w:tcPr>
           <w:p>
-            <w:r/>
             <w:r>
               <w:rPr>
                 <w:rFonts w:ascii="Calibri" w:hAnsi="Calibri" w:eastAsia="Calibri"/>
@@ -1884,10 +1856,9 @@
         </w:tc>
         <w:tc>
           <w:tcPr>
-            <w:tcW w:type="dxa" w:w="4608"/>
+            <w:tcW w:type="dxa" w:w="3408"/>
           </w:tcPr>
           <w:p>
-            <w:r/>
             <w:r>
               <w:rPr>
                 <w:rFonts w:ascii="Calibri" w:hAnsi="Calibri" w:eastAsia="Calibri"/>
@@ -1900,10 +1871,9 @@
         </w:tc>
         <w:tc>
           <w:tcPr>
-            <w:tcW w:type="dxa" w:w="4320"/>
+            <w:tcW w:type="dxa" w:w="3408"/>
           </w:tcPr>
           <w:p>
-            <w:r/>
             <w:r>
               <w:rPr>
                 <w:rFonts w:ascii="Calibri" w:hAnsi="Calibri" w:eastAsia="Calibri"/>
@@ -1918,10 +1888,9 @@
       <w:tr>
         <w:tc>
           <w:tcPr>
-            <w:tcW w:type="dxa" w:w="576"/>
+            <w:tcW w:type="dxa" w:w="3408"/>
           </w:tcPr>
           <w:p>
-            <w:r/>
             <w:r>
               <w:rPr>
                 <w:rFonts w:ascii="Calibri" w:hAnsi="Calibri" w:eastAsia="Calibri"/>
@@ -1934,10 +1903,9 @@
         </w:tc>
         <w:tc>
           <w:tcPr>
-            <w:tcW w:type="dxa" w:w="4608"/>
+            <w:tcW w:type="dxa" w:w="3408"/>
           </w:tcPr>
           <w:p>
-            <w:r/>
             <w:r>
               <w:rPr>
                 <w:rFonts w:ascii="Calibri" w:hAnsi="Calibri" w:eastAsia="Calibri"/>
@@ -1950,10 +1918,9 @@
         </w:tc>
         <w:tc>
           <w:tcPr>
-            <w:tcW w:type="dxa" w:w="4320"/>
+            <w:tcW w:type="dxa" w:w="3408"/>
           </w:tcPr>
           <w:p>
-            <w:r/>
             <w:r>
               <w:rPr>
                 <w:rFonts w:ascii="Calibri" w:hAnsi="Calibri" w:eastAsia="Calibri"/>
@@ -1968,10 +1935,9 @@
       <w:tr>
         <w:tc>
           <w:tcPr>
-            <w:tcW w:type="dxa" w:w="576"/>
+            <w:tcW w:type="dxa" w:w="3408"/>
           </w:tcPr>
           <w:p>
-            <w:r/>
             <w:r>
               <w:rPr>
                 <w:rFonts w:ascii="Calibri" w:hAnsi="Calibri" w:eastAsia="Calibri"/>
@@ -1984,10 +1950,9 @@
         </w:tc>
         <w:tc>
           <w:tcPr>
-            <w:tcW w:type="dxa" w:w="4608"/>
+            <w:tcW w:type="dxa" w:w="3408"/>
           </w:tcPr>
           <w:p>
-            <w:r/>
             <w:r>
               <w:rPr>
                 <w:rFonts w:ascii="Calibri" w:hAnsi="Calibri" w:eastAsia="Calibri"/>
@@ -2000,10 +1965,9 @@
         </w:tc>
         <w:tc>
           <w:tcPr>
-            <w:tcW w:type="dxa" w:w="4320"/>
+            <w:tcW w:type="dxa" w:w="3408"/>
           </w:tcPr>
           <w:p>
-            <w:r/>
             <w:r>
               <w:rPr>
                 <w:rFonts w:ascii="Calibri" w:hAnsi="Calibri" w:eastAsia="Calibri"/>
@@ -2018,10 +1982,9 @@
       <w:tr>
         <w:tc>
           <w:tcPr>
-            <w:tcW w:type="dxa" w:w="576"/>
+            <w:tcW w:type="dxa" w:w="3408"/>
           </w:tcPr>
           <w:p>
-            <w:r/>
             <w:r>
               <w:rPr>
                 <w:rFonts w:ascii="Calibri" w:hAnsi="Calibri" w:eastAsia="Calibri"/>
@@ -2034,10 +1997,9 @@
         </w:tc>
         <w:tc>
           <w:tcPr>
-            <w:tcW w:type="dxa" w:w="4608"/>
+            <w:tcW w:type="dxa" w:w="3408"/>
           </w:tcPr>
           <w:p>
-            <w:r/>
             <w:r>
               <w:rPr>
                 <w:rFonts w:ascii="Calibri" w:hAnsi="Calibri" w:eastAsia="Calibri"/>
@@ -2050,10 +2012,9 @@
         </w:tc>
         <w:tc>
           <w:tcPr>
-            <w:tcW w:type="dxa" w:w="4320"/>
+            <w:tcW w:type="dxa" w:w="3408"/>
           </w:tcPr>
           <w:p>
-            <w:r/>
             <w:r>
               <w:rPr>
                 <w:rFonts w:ascii="Calibri" w:hAnsi="Calibri" w:eastAsia="Calibri"/>
@@ -2068,10 +2029,9 @@
       <w:tr>
         <w:tc>
           <w:tcPr>
-            <w:tcW w:type="dxa" w:w="576"/>
+            <w:tcW w:type="dxa" w:w="3408"/>
           </w:tcPr>
           <w:p>
-            <w:r/>
             <w:r>
               <w:rPr>
                 <w:rFonts w:ascii="Calibri" w:hAnsi="Calibri" w:eastAsia="Calibri"/>
@@ -2084,10 +2044,9 @@
         </w:tc>
         <w:tc>
           <w:tcPr>
-            <w:tcW w:type="dxa" w:w="4608"/>
+            <w:tcW w:type="dxa" w:w="3408"/>
           </w:tcPr>
           <w:p>
-            <w:r/>
             <w:r>
               <w:rPr>
                 <w:rFonts w:ascii="Calibri" w:hAnsi="Calibri" w:eastAsia="Calibri"/>
@@ -2100,10 +2059,9 @@
         </w:tc>
         <w:tc>
           <w:tcPr>
-            <w:tcW w:type="dxa" w:w="4320"/>
+            <w:tcW w:type="dxa" w:w="3408"/>
           </w:tcPr>
           <w:p>
-            <w:r/>
             <w:r>
               <w:rPr>
                 <w:rFonts w:ascii="Calibri" w:hAnsi="Calibri" w:eastAsia="Calibri"/>
@@ -2118,10 +2076,9 @@
       <w:tr>
         <w:tc>
           <w:tcPr>
-            <w:tcW w:type="dxa" w:w="576"/>
+            <w:tcW w:type="dxa" w:w="3408"/>
           </w:tcPr>
           <w:p>
-            <w:r/>
             <w:r>
               <w:rPr>
                 <w:rFonts w:ascii="Calibri" w:hAnsi="Calibri" w:eastAsia="Calibri"/>
@@ -2134,10 +2091,9 @@
         </w:tc>
         <w:tc>
           <w:tcPr>
-            <w:tcW w:type="dxa" w:w="4608"/>
+            <w:tcW w:type="dxa" w:w="3408"/>
           </w:tcPr>
           <w:p>
-            <w:r/>
             <w:r>
               <w:rPr>
                 <w:rFonts w:ascii="Calibri" w:hAnsi="Calibri" w:eastAsia="Calibri"/>
@@ -2150,10 +2106,9 @@
         </w:tc>
         <w:tc>
           <w:tcPr>
-            <w:tcW w:type="dxa" w:w="4320"/>
+            <w:tcW w:type="dxa" w:w="3408"/>
           </w:tcPr>
           <w:p>
-            <w:r/>
             <w:r>
               <w:rPr>
                 <w:rFonts w:ascii="Calibri" w:hAnsi="Calibri" w:eastAsia="Calibri"/>
@@ -2168,10 +2123,9 @@
       <w:tr>
         <w:tc>
           <w:tcPr>
-            <w:tcW w:type="dxa" w:w="576"/>
+            <w:tcW w:type="dxa" w:w="3408"/>
           </w:tcPr>
           <w:p>
-            <w:r/>
             <w:r>
               <w:rPr>
                 <w:rFonts w:ascii="Calibri" w:hAnsi="Calibri" w:eastAsia="Calibri"/>
@@ -2184,10 +2138,9 @@
         </w:tc>
         <w:tc>
           <w:tcPr>
-            <w:tcW w:type="dxa" w:w="4608"/>
+            <w:tcW w:type="dxa" w:w="3408"/>
           </w:tcPr>
           <w:p>
-            <w:r/>
             <w:r>
               <w:rPr>
                 <w:rFonts w:ascii="Calibri" w:hAnsi="Calibri" w:eastAsia="Calibri"/>
@@ -2200,10 +2153,9 @@
         </w:tc>
         <w:tc>
           <w:tcPr>
-            <w:tcW w:type="dxa" w:w="4320"/>
+            <w:tcW w:type="dxa" w:w="3408"/>
           </w:tcPr>
           <w:p>
-            <w:r/>
             <w:r>
               <w:rPr>
                 <w:rFonts w:ascii="Calibri" w:hAnsi="Calibri" w:eastAsia="Calibri"/>
@@ -2218,10 +2170,9 @@
       <w:tr>
         <w:tc>
           <w:tcPr>
-            <w:tcW w:type="dxa" w:w="576"/>
+            <w:tcW w:type="dxa" w:w="3408"/>
           </w:tcPr>
           <w:p>
-            <w:r/>
             <w:r>
               <w:rPr>
                 <w:rFonts w:ascii="Calibri" w:hAnsi="Calibri" w:eastAsia="Calibri"/>
@@ -2234,10 +2185,9 @@
         </w:tc>
         <w:tc>
           <w:tcPr>
-            <w:tcW w:type="dxa" w:w="4608"/>
+            <w:tcW w:type="dxa" w:w="3408"/>
           </w:tcPr>
           <w:p>
-            <w:r/>
             <w:r>
               <w:rPr>
                 <w:rFonts w:ascii="Calibri" w:hAnsi="Calibri" w:eastAsia="Calibri"/>
@@ -2250,10 +2200,9 @@
         </w:tc>
         <w:tc>
           <w:tcPr>
-            <w:tcW w:type="dxa" w:w="4320"/>
+            <w:tcW w:type="dxa" w:w="3408"/>
           </w:tcPr>
           <w:p>
-            <w:r/>
             <w:r>
               <w:rPr>
                 <w:rFonts w:ascii="Calibri" w:hAnsi="Calibri" w:eastAsia="Calibri"/>
@@ -2268,10 +2217,9 @@
       <w:tr>
         <w:tc>
           <w:tcPr>
-            <w:tcW w:type="dxa" w:w="576"/>
+            <w:tcW w:type="dxa" w:w="3408"/>
           </w:tcPr>
           <w:p>
-            <w:r/>
             <w:r>
               <w:rPr>
                 <w:rFonts w:ascii="Calibri" w:hAnsi="Calibri" w:eastAsia="Calibri"/>
@@ -2284,10 +2232,9 @@
         </w:tc>
         <w:tc>
           <w:tcPr>
-            <w:tcW w:type="dxa" w:w="4608"/>
+            <w:tcW w:type="dxa" w:w="3408"/>
           </w:tcPr>
           <w:p>
-            <w:r/>
             <w:r>
               <w:rPr>
                 <w:rFonts w:ascii="Calibri" w:hAnsi="Calibri" w:eastAsia="Calibri"/>
@@ -2300,10 +2247,9 @@
         </w:tc>
         <w:tc>
           <w:tcPr>
-            <w:tcW w:type="dxa" w:w="4320"/>
+            <w:tcW w:type="dxa" w:w="3408"/>
           </w:tcPr>
           <w:p>
-            <w:r/>
             <w:r>
               <w:rPr>
                 <w:rFonts w:ascii="Calibri" w:hAnsi="Calibri" w:eastAsia="Calibri"/>
@@ -2318,10 +2264,9 @@
       <w:tr>
         <w:tc>
           <w:tcPr>
-            <w:tcW w:type="dxa" w:w="576"/>
+            <w:tcW w:type="dxa" w:w="3408"/>
           </w:tcPr>
           <w:p>
-            <w:r/>
             <w:r>
               <w:rPr>
                 <w:rFonts w:ascii="Calibri" w:hAnsi="Calibri" w:eastAsia="Calibri"/>
@@ -2334,10 +2279,9 @@
         </w:tc>
         <w:tc>
           <w:tcPr>
-            <w:tcW w:type="dxa" w:w="4608"/>
+            <w:tcW w:type="dxa" w:w="3408"/>
           </w:tcPr>
           <w:p>
-            <w:r/>
             <w:r>
               <w:rPr>
                 <w:rFonts w:ascii="Calibri" w:hAnsi="Calibri" w:eastAsia="Calibri"/>
@@ -2350,10 +2294,9 @@
         </w:tc>
         <w:tc>
           <w:tcPr>
-            <w:tcW w:type="dxa" w:w="4320"/>
+            <w:tcW w:type="dxa" w:w="3408"/>
           </w:tcPr>
           <w:p>
-            <w:r/>
             <w:r>
               <w:rPr>
                 <w:rFonts w:ascii="Calibri" w:hAnsi="Calibri" w:eastAsia="Calibri"/>
@@ -2368,10 +2311,9 @@
       <w:tr>
         <w:tc>
           <w:tcPr>
-            <w:tcW w:type="dxa" w:w="576"/>
+            <w:tcW w:type="dxa" w:w="3408"/>
           </w:tcPr>
           <w:p>
-            <w:r/>
             <w:r>
               <w:rPr>
                 <w:rFonts w:ascii="Calibri" w:hAnsi="Calibri" w:eastAsia="Calibri"/>
@@ -2384,10 +2326,9 @@
         </w:tc>
         <w:tc>
           <w:tcPr>
-            <w:tcW w:type="dxa" w:w="4608"/>
+            <w:tcW w:type="dxa" w:w="3408"/>
           </w:tcPr>
           <w:p>
-            <w:r/>
             <w:r>
               <w:rPr>
                 <w:rFonts w:ascii="Calibri" w:hAnsi="Calibri" w:eastAsia="Calibri"/>
@@ -2400,10 +2341,9 @@
         </w:tc>
         <w:tc>
           <w:tcPr>
-            <w:tcW w:type="dxa" w:w="4320"/>
+            <w:tcW w:type="dxa" w:w="3408"/>
           </w:tcPr>
           <w:p>
-            <w:r/>
             <w:r>
               <w:rPr>
                 <w:rFonts w:ascii="Calibri" w:hAnsi="Calibri" w:eastAsia="Calibri"/>
@@ -2418,10 +2358,9 @@
       <w:tr>
         <w:tc>
           <w:tcPr>
-            <w:tcW w:type="dxa" w:w="576"/>
+            <w:tcW w:type="dxa" w:w="3408"/>
           </w:tcPr>
           <w:p>
-            <w:r/>
             <w:r>
               <w:rPr>
                 <w:rFonts w:ascii="Calibri" w:hAnsi="Calibri" w:eastAsia="Calibri"/>
@@ -2434,10 +2373,9 @@
         </w:tc>
         <w:tc>
           <w:tcPr>
-            <w:tcW w:type="dxa" w:w="4608"/>
+            <w:tcW w:type="dxa" w:w="3408"/>
           </w:tcPr>
           <w:p>
-            <w:r/>
             <w:r>
               <w:rPr>
                 <w:rFonts w:ascii="Calibri" w:hAnsi="Calibri" w:eastAsia="Calibri"/>
@@ -2450,10 +2388,9 @@
         </w:tc>
         <w:tc>
           <w:tcPr>
-            <w:tcW w:type="dxa" w:w="4320"/>
+            <w:tcW w:type="dxa" w:w="3408"/>
           </w:tcPr>
           <w:p>
-            <w:r/>
             <w:r>
               <w:rPr>
                 <w:rFonts w:ascii="Calibri" w:hAnsi="Calibri" w:eastAsia="Calibri"/>
@@ -2468,10 +2405,9 @@
       <w:tr>
         <w:tc>
           <w:tcPr>
-            <w:tcW w:type="dxa" w:w="576"/>
+            <w:tcW w:type="dxa" w:w="3408"/>
           </w:tcPr>
           <w:p>
-            <w:r/>
             <w:r>
               <w:rPr>
                 <w:rFonts w:ascii="Calibri" w:hAnsi="Calibri" w:eastAsia="Calibri"/>
@@ -2484,10 +2420,9 @@
         </w:tc>
         <w:tc>
           <w:tcPr>
-            <w:tcW w:type="dxa" w:w="4608"/>
+            <w:tcW w:type="dxa" w:w="3408"/>
           </w:tcPr>
           <w:p>
-            <w:r/>
             <w:r>
               <w:rPr>
                 <w:rFonts w:ascii="Calibri" w:hAnsi="Calibri" w:eastAsia="Calibri"/>
@@ -2500,10 +2435,9 @@
         </w:tc>
         <w:tc>
           <w:tcPr>
-            <w:tcW w:type="dxa" w:w="4320"/>
+            <w:tcW w:type="dxa" w:w="3408"/>
           </w:tcPr>
           <w:p>
-            <w:r/>
             <w:r>
               <w:rPr>
                 <w:rFonts w:ascii="Calibri" w:hAnsi="Calibri" w:eastAsia="Calibri"/>
@@ -2518,10 +2452,9 @@
       <w:tr>
         <w:tc>
           <w:tcPr>
-            <w:tcW w:type="dxa" w:w="576"/>
+            <w:tcW w:type="dxa" w:w="3408"/>
           </w:tcPr>
           <w:p>
-            <w:r/>
             <w:r>
               <w:rPr>
                 <w:rFonts w:ascii="Calibri" w:hAnsi="Calibri" w:eastAsia="Calibri"/>
@@ -2534,10 +2467,9 @@
         </w:tc>
         <w:tc>
           <w:tcPr>
-            <w:tcW w:type="dxa" w:w="4608"/>
+            <w:tcW w:type="dxa" w:w="3408"/>
           </w:tcPr>
           <w:p>
-            <w:r/>
             <w:r>
               <w:rPr>
                 <w:rFonts w:ascii="Calibri" w:hAnsi="Calibri" w:eastAsia="Calibri"/>
@@ -2550,10 +2482,9 @@
         </w:tc>
         <w:tc>
           <w:tcPr>
-            <w:tcW w:type="dxa" w:w="4320"/>
+            <w:tcW w:type="dxa" w:w="3408"/>
           </w:tcPr>
           <w:p>
-            <w:r/>
             <w:r>
               <w:rPr>
                 <w:rFonts w:ascii="Calibri" w:hAnsi="Calibri" w:eastAsia="Calibri"/>
@@ -2569,559 +2500,835 @@
     <w:p/>
     <w:p>
       <w:pPr>
-        <w:pStyle w:val="Heading2"/>
+        <w:pStyle w:val="Heading1"/>
+      </w:pPr>
+      <w:r>
+        <w:t>Day 1 — Big picture, run app, database &amp; data layer</w:t>
+      </w:r>
+    </w:p>
+    <w:p>
+      <w:pPr>
+        <w:spacing w:after="80" w:before="0"/>
       </w:pPr>
       <w:r>
         <w:rPr>
           <w:rFonts w:ascii="Calibri" w:hAnsi="Calibri" w:eastAsia="Calibri"/>
           <w:b/>
-          <w:sz w:val="26"/>
+          <w:sz w:val="20"/>
         </w:rPr>
-        <w:t>Key constants (say these in viva)</w:t>
+        <w:t>Goal: Know what SmartMed is, get it running, explain startup → login → role shell, and explain every main table and how a form reaches SQL.</w:t>
       </w:r>
     </w:p>
     <w:p>
       <w:pPr>
-        <w:spacing w:after="80"/>
+        <w:spacing w:after="80" w:before="0"/>
+      </w:pPr>
+      <w:r>
+        <w:rPr>
+          <w:rFonts w:ascii="Calibri" w:hAnsi="Calibri" w:eastAsia="Calibri"/>
+          <w:b/>
+          <w:sz w:val="20"/>
+        </w:rPr>
+        <w:t>Morning — Overview + run (~3 hrs)</w:t>
+      </w:r>
+    </w:p>
+    <w:p>
+      <w:pPr>
+        <w:spacing w:after="80" w:before="0"/>
       </w:pPr>
       <w:r>
         <w:rPr>
           <w:rFonts w:ascii="Calibri" w:hAnsi="Calibri" w:eastAsia="Calibri"/>
           <w:b w:val="0"/>
-          <w:sz w:val="22"/>
-        </w:rPr>
-        <w:t>• Low stock: stock ≤ 20 (MedicineService.IsLowStock)</w:t>
-      </w:r>
-    </w:p>
-    <w:p>
-      <w:pPr>
-        <w:spacing w:after="80"/>
-      </w:pPr>
-      <w:r>
-        <w:rPr>
-          <w:rFonts w:ascii="Calibri" w:hAnsi="Calibri" w:eastAsia="Calibri"/>
-          <w:b w:val="0"/>
-          <w:sz w:val="22"/>
-        </w:rPr>
-        <w:t>• Critical stock (dashboard UI): stock ≤ 5 (AdminDashboardForm)</w:t>
-      </w:r>
-    </w:p>
-    <w:p>
-      <w:pPr>
-        <w:spacing w:after="80"/>
-      </w:pPr>
-      <w:r>
-        <w:rPr>
-          <w:rFonts w:ascii="Calibri" w:hAnsi="Calibri" w:eastAsia="Calibri"/>
-          <w:b w:val="0"/>
-          <w:sz w:val="22"/>
-        </w:rPr>
-        <w:t>• Expiry warning: within 30 days (MedicineService.CheckExpiry)</w:t>
-      </w:r>
-    </w:p>
-    <w:p>
-      <w:pPr>
-        <w:spacing w:after="80"/>
-      </w:pPr>
-      <w:r>
-        <w:rPr>
-          <w:rFonts w:ascii="Calibri" w:hAnsi="Calibri" w:eastAsia="Calibri"/>
-          <w:b w:val="0"/>
-          <w:sz w:val="22"/>
-        </w:rPr>
-        <w:t>• Effective price: Price × (1 − DiscountPercent/100) when discount applies</w:t>
-      </w:r>
-    </w:p>
-    <w:p>
-      <w:pPr>
-        <w:spacing w:after="80"/>
-      </w:pPr>
-      <w:r>
-        <w:rPr>
-          <w:rFonts w:ascii="Calibri" w:hAnsi="Calibri" w:eastAsia="Calibri"/>
-          <w:b w:val="0"/>
-          <w:sz w:val="22"/>
-        </w:rPr>
-        <w:t>• Order statuses: Pending → Ready for Pickup → Delivered / Cancelled</w:t>
-      </w:r>
-    </w:p>
-    <w:p>
-      <w:pPr>
-        <w:spacing w:after="80"/>
-      </w:pPr>
-      <w:r>
-        <w:rPr>
-          <w:rFonts w:ascii="Calibri" w:hAnsi="Calibri" w:eastAsia="Calibri"/>
-          <w:b w:val="0"/>
-          <w:sz w:val="22"/>
-        </w:rPr>
-        <w:t>• Password hash format: {iterations}${saltBase64}${hashBase64} (PBKDF2-SHA256, default 100000 iterations)</w:t>
-      </w:r>
-    </w:p>
-    <w:p>
-      <w:pPr>
-        <w:pStyle w:val="Heading1"/>
-      </w:pPr>
-      <w:r>
-        <w:rPr>
-          <w:rFonts w:ascii="Calibri" w:hAnsi="Calibri" w:eastAsia="Calibri"/>
-          <w:b/>
-          <w:sz w:val="32"/>
-        </w:rPr>
-        <w:t>Day 1 — Big picture + run the app</w:t>
-      </w:r>
-    </w:p>
-    <w:p>
-      <w:pPr>
-        <w:spacing w:after="80"/>
-      </w:pPr>
-      <w:r>
-        <w:rPr>
-          <w:rFonts w:ascii="Calibri" w:hAnsi="Calibri" w:eastAsia="Calibri"/>
-          <w:b/>
-          <w:sz w:val="22"/>
-        </w:rPr>
-        <w:t>Goal: Know what SmartMed is, get it running, and explain startup → login → role shell.</w:t>
-      </w:r>
-    </w:p>
-    <w:p>
-      <w:pPr>
-        <w:pStyle w:val="Heading2"/>
-      </w:pPr>
-      <w:r>
-        <w:rPr>
-          <w:rFonts w:ascii="Calibri" w:hAnsi="Calibri" w:eastAsia="Calibri"/>
-          <w:b/>
-          <w:sz w:val="26"/>
+          <w:sz w:val="20"/>
         </w:rPr>
         <w:t>Read / open</w:t>
       </w:r>
     </w:p>
     <w:p>
       <w:pPr>
-        <w:spacing w:after="40" w:before="0"/>
+        <w:spacing w:after="20"/>
+        <w:ind w:left="216"/>
       </w:pPr>
       <w:r>
         <w:rPr>
           <w:rFonts w:ascii="Calibri" w:hAnsi="Calibri" w:eastAsia="Calibri"/>
           <w:b w:val="0"/>
-          <w:sz w:val="22"/>
+          <w:sz w:val="20"/>
         </w:rPr>
-        <w:t>☐ README.md (overview + Quick Start)</w:t>
+        <w:t>☐  README.md (overview + Quick Start)</w:t>
       </w:r>
     </w:p>
     <w:p>
       <w:pPr>
-        <w:spacing w:after="40" w:before="0"/>
+        <w:spacing w:after="20"/>
+        <w:ind w:left="216"/>
       </w:pPr>
       <w:r>
         <w:rPr>
           <w:rFonts w:ascii="Calibri" w:hAnsi="Calibri" w:eastAsia="Calibri"/>
           <w:b w:val="0"/>
-          <w:sz w:val="22"/>
+          <w:sz w:val="20"/>
         </w:rPr>
-        <w:t>☐ Requirements.md (admin + customer + additional features)</w:t>
+        <w:t>☐  Requirements.md (admin + customer + additional features)</w:t>
       </w:r>
     </w:p>
     <w:p>
       <w:pPr>
-        <w:spacing w:after="40" w:before="0"/>
+        <w:spacing w:after="20"/>
+        <w:ind w:left="216"/>
       </w:pPr>
       <w:r>
         <w:rPr>
           <w:rFonts w:ascii="Calibri" w:hAnsi="Calibri" w:eastAsia="Calibri"/>
           <w:b w:val="0"/>
-          <w:sz w:val="22"/>
+          <w:sz w:val="20"/>
         </w:rPr>
-        <w:t>☐ Document.md (skim assignment cover)</w:t>
+        <w:t>☐  Document.md (skim assignment cover)</w:t>
       </w:r>
     </w:p>
     <w:p>
       <w:pPr>
-        <w:spacing w:after="40" w:before="0"/>
+        <w:spacing w:after="20"/>
+        <w:ind w:left="216"/>
       </w:pPr>
       <w:r>
         <w:rPr>
           <w:rFonts w:ascii="Calibri" w:hAnsi="Calibri" w:eastAsia="Calibri"/>
           <w:b w:val="0"/>
-          <w:sz w:val="22"/>
+          <w:sz w:val="20"/>
         </w:rPr>
-        <w:t>☐ Docs/Diagrams/export/Architecture.png</w:t>
+        <w:t>☐  Docs/Diagrams/export/Architecture.png</w:t>
       </w:r>
     </w:p>
     <w:p>
       <w:pPr>
-        <w:spacing w:after="40" w:before="0"/>
+        <w:spacing w:after="20"/>
+        <w:ind w:left="216"/>
       </w:pPr>
       <w:r>
         <w:rPr>
           <w:rFonts w:ascii="Calibri" w:hAnsi="Calibri" w:eastAsia="Calibri"/>
           <w:b w:val="0"/>
-          <w:sz w:val="22"/>
+          <w:sz w:val="20"/>
         </w:rPr>
-        <w:t>☐ Docs/Diagrams/export/UseCase.png</w:t>
+        <w:t>☐  Docs/Diagrams/export/UseCase.png</w:t>
       </w:r>
     </w:p>
     <w:p>
       <w:pPr>
-        <w:spacing w:after="40" w:before="0"/>
+        <w:spacing w:after="20"/>
+        <w:ind w:left="216"/>
       </w:pPr>
       <w:r>
         <w:rPr>
           <w:rFonts w:ascii="Calibri" w:hAnsi="Calibri" w:eastAsia="Calibri"/>
           <w:b w:val="0"/>
-          <w:sz w:val="22"/>
+          <w:sz w:val="20"/>
         </w:rPr>
-        <w:t>☐ Docs/Diagrams/export/ER.png (preview only; deep dive Day 2)</w:t>
+        <w:t>☐  Docs/Diagrams/export/ER.png (preview; deep dive afternoon)</w:t>
       </w:r>
     </w:p>
     <w:p>
       <w:pPr>
-        <w:pStyle w:val="Heading2"/>
+        <w:spacing w:after="80" w:before="0"/>
       </w:pPr>
       <w:r>
         <w:rPr>
           <w:rFonts w:ascii="Calibri" w:hAnsi="Calibri" w:eastAsia="Calibri"/>
-          <w:b/>
-          <w:sz w:val="26"/>
+          <w:b w:val="0"/>
+          <w:sz w:val="20"/>
         </w:rPr>
         <w:t>Do / setup</w:t>
       </w:r>
     </w:p>
     <w:p>
       <w:pPr>
-        <w:spacing w:after="40" w:before="0"/>
+        <w:spacing w:after="20"/>
+        <w:ind w:left="216"/>
       </w:pPr>
       <w:r>
         <w:rPr>
           <w:rFonts w:ascii="Calibri" w:hAnsi="Calibri" w:eastAsia="Calibri"/>
           <w:b w:val="0"/>
-          <w:sz w:val="22"/>
+          <w:sz w:val="20"/>
         </w:rPr>
-        <w:t>☐ Run Database/SmartMedDB.sql in SSMS</w:t>
+        <w:t>☐  Run Database/SmartMedDB.sql in SSMS</w:t>
       </w:r>
     </w:p>
     <w:p>
       <w:pPr>
-        <w:spacing w:after="40" w:before="0"/>
+        <w:spacing w:after="20"/>
+        <w:ind w:left="216"/>
       </w:pPr>
       <w:r>
         <w:rPr>
           <w:rFonts w:ascii="Calibri" w:hAnsi="Calibri" w:eastAsia="Calibri"/>
           <w:b w:val="0"/>
-          <w:sz w:val="22"/>
+          <w:sz w:val="20"/>
         </w:rPr>
-        <w:t>☐ Create admin user (see README insert / hash for admin / admin123)</w:t>
+        <w:t>☐  Create admin user (see README insert / hash for admin / admin123)</w:t>
       </w:r>
     </w:p>
     <w:p>
       <w:pPr>
-        <w:spacing w:after="40" w:before="0"/>
+        <w:spacing w:after="20"/>
+        <w:ind w:left="216"/>
       </w:pPr>
       <w:r>
         <w:rPr>
           <w:rFonts w:ascii="Calibri" w:hAnsi="Calibri" w:eastAsia="Calibri"/>
           <w:b w:val="0"/>
-          <w:sz w:val="22"/>
+          <w:sz w:val="20"/>
         </w:rPr>
-        <w:t>☐ Set SmartMed/App.config Data Source to your SQL instance</w:t>
+        <w:t>☐  Set SmartMed/App.config Data Source to your SQL instance</w:t>
       </w:r>
     </w:p>
     <w:p>
       <w:pPr>
-        <w:spacing w:after="40" w:before="0"/>
+        <w:spacing w:after="20"/>
+        <w:ind w:left="216"/>
       </w:pPr>
       <w:r>
         <w:rPr>
           <w:rFonts w:ascii="Calibri" w:hAnsi="Calibri" w:eastAsia="Calibri"/>
           <w:b w:val="0"/>
-          <w:sz w:val="22"/>
+          <w:sz w:val="20"/>
         </w:rPr>
-        <w:t>☐ Build SmartMed.sln and run (F5)</w:t>
+        <w:t>☐  Build SmartMed.sln and run (F5)</w:t>
       </w:r>
     </w:p>
     <w:p>
       <w:pPr>
-        <w:spacing w:after="40" w:before="0"/>
+        <w:spacing w:after="20"/>
+        <w:ind w:left="216"/>
       </w:pPr>
       <w:r>
         <w:rPr>
           <w:rFonts w:ascii="Calibri" w:hAnsi="Calibri" w:eastAsia="Calibri"/>
           <w:b w:val="0"/>
-          <w:sz w:val="22"/>
+          <w:sz w:val="20"/>
         </w:rPr>
-        <w:t>☐ Login as Admin — confirm sidebar: Overview, Medicines, Customers, Orders, Reports</w:t>
+        <w:t>☐  Login as Admin — confirm sidebar: Overview, Medicines, Customers, Orders, Reports</w:t>
       </w:r>
     </w:p>
     <w:p>
       <w:pPr>
-        <w:spacing w:after="40" w:before="0"/>
+        <w:spacing w:after="20"/>
+        <w:ind w:left="216"/>
       </w:pPr>
       <w:r>
         <w:rPr>
           <w:rFonts w:ascii="Calibri" w:hAnsi="Calibri" w:eastAsia="Calibri"/>
           <w:b w:val="0"/>
-          <w:sz w:val="22"/>
+          <w:sz w:val="20"/>
         </w:rPr>
-        <w:t>☐ Register a customer and login as Customer — confirm Home / Browse / Cart / Orders / Profile</w:t>
+        <w:t>☐  Register a customer and login as Customer — confirm Home / Browse / Cart / Orders / Profile</w:t>
       </w:r>
     </w:p>
     <w:p>
       <w:pPr>
-        <w:pStyle w:val="Heading2"/>
+        <w:spacing w:after="80" w:before="0"/>
       </w:pPr>
       <w:r>
         <w:rPr>
           <w:rFonts w:ascii="Calibri" w:hAnsi="Calibri" w:eastAsia="Calibri"/>
-          <w:b/>
-          <w:sz w:val="26"/>
+          <w:b w:val="0"/>
+          <w:sz w:val="20"/>
         </w:rPr>
         <w:t>Files</w:t>
       </w:r>
     </w:p>
     <w:p>
       <w:pPr>
-        <w:spacing w:after="40" w:before="0"/>
+        <w:spacing w:after="20"/>
+        <w:ind w:left="216"/>
       </w:pPr>
       <w:r>
         <w:rPr>
           <w:rFonts w:ascii="Calibri" w:hAnsi="Calibri" w:eastAsia="Calibri"/>
           <w:b w:val="0"/>
-          <w:sz w:val="22"/>
+          <w:sz w:val="20"/>
         </w:rPr>
-        <w:t>☐ Program.cs</w:t>
+        <w:t>☐  Program.cs</w:t>
       </w:r>
     </w:p>
     <w:p>
       <w:pPr>
-        <w:spacing w:after="40" w:before="0"/>
+        <w:spacing w:after="20"/>
+        <w:ind w:left="216"/>
       </w:pPr>
       <w:r>
         <w:rPr>
           <w:rFonts w:ascii="Calibri" w:hAnsi="Calibri" w:eastAsia="Calibri"/>
           <w:b w:val="0"/>
-          <w:sz w:val="22"/>
+          <w:sz w:val="20"/>
         </w:rPr>
-        <w:t>☐ UI/SmartMedApplicationContext.cs</w:t>
+        <w:t>☐  UI/SmartMedApplicationContext.cs</w:t>
       </w:r>
     </w:p>
     <w:p>
       <w:pPr>
-        <w:spacing w:after="40" w:before="0"/>
+        <w:spacing w:after="20"/>
+        <w:ind w:left="216"/>
       </w:pPr>
       <w:r>
         <w:rPr>
           <w:rFonts w:ascii="Calibri" w:hAnsi="Calibri" w:eastAsia="Calibri"/>
           <w:b w:val="0"/>
-          <w:sz w:val="22"/>
+          <w:sz w:val="20"/>
         </w:rPr>
-        <w:t>☐ UI/EmbeddedPageForm.cs</w:t>
+        <w:t>☐  UI/EmbeddedPageForm.cs</w:t>
       </w:r>
     </w:p>
     <w:p>
       <w:pPr>
-        <w:spacing w:after="40" w:before="0"/>
+        <w:spacing w:after="20"/>
+        <w:ind w:left="216"/>
       </w:pPr>
       <w:r>
         <w:rPr>
           <w:rFonts w:ascii="Calibri" w:hAnsi="Calibri" w:eastAsia="Calibri"/>
           <w:b w:val="0"/>
-          <w:sz w:val="22"/>
+          <w:sz w:val="20"/>
         </w:rPr>
-        <w:t>☐ UI/UiTheme.cs</w:t>
+        <w:t>☐  UI/UiTheme.cs</w:t>
       </w:r>
     </w:p>
     <w:p>
       <w:pPr>
-        <w:spacing w:after="40" w:before="0"/>
+        <w:spacing w:after="20"/>
+        <w:ind w:left="216"/>
       </w:pPr>
       <w:r>
         <w:rPr>
           <w:rFonts w:ascii="Calibri" w:hAnsi="Calibri" w:eastAsia="Calibri"/>
           <w:b w:val="0"/>
-          <w:sz w:val="22"/>
+          <w:sz w:val="20"/>
         </w:rPr>
-        <w:t>☐ Forms/LoginForm.cs</w:t>
+        <w:t>☐  Forms/LoginForm.cs</w:t>
       </w:r>
     </w:p>
     <w:p>
       <w:pPr>
-        <w:spacing w:after="40" w:before="0"/>
+        <w:spacing w:after="20"/>
+        <w:ind w:left="216"/>
       </w:pPr>
       <w:r>
         <w:rPr>
           <w:rFonts w:ascii="Calibri" w:hAnsi="Calibri" w:eastAsia="Calibri"/>
           <w:b w:val="0"/>
-          <w:sz w:val="22"/>
+          <w:sz w:val="20"/>
         </w:rPr>
-        <w:t>☐ Forms/Admin/AdminHostForm.cs</w:t>
+        <w:t>☐  Forms/Admin/AdminHostForm.cs</w:t>
       </w:r>
     </w:p>
     <w:p>
       <w:pPr>
-        <w:spacing w:after="40" w:before="0"/>
+        <w:spacing w:after="20"/>
+        <w:ind w:left="216"/>
       </w:pPr>
       <w:r>
         <w:rPr>
           <w:rFonts w:ascii="Calibri" w:hAnsi="Calibri" w:eastAsia="Calibri"/>
           <w:b w:val="0"/>
-          <w:sz w:val="22"/>
+          <w:sz w:val="20"/>
         </w:rPr>
-        <w:t>☐ Forms/Customer/CustomerHostForm.cs</w:t>
+        <w:t>☐  Forms/Customer/CustomerHostForm.cs</w:t>
       </w:r>
     </w:p>
     <w:p>
       <w:pPr>
-        <w:pStyle w:val="Heading2"/>
+        <w:spacing w:after="80" w:before="0"/>
       </w:pPr>
       <w:r>
         <w:rPr>
           <w:rFonts w:ascii="Calibri" w:hAnsi="Calibri" w:eastAsia="Calibri"/>
-          <w:b/>
-          <w:sz w:val="26"/>
+          <w:b w:val="0"/>
+          <w:sz w:val="20"/>
         </w:rPr>
         <w:t>Trace (say aloud)</w:t>
       </w:r>
     </w:p>
     <w:p>
       <w:pPr>
-        <w:spacing w:after="80"/>
+        <w:pStyle w:val="ListBullet"/>
+        <w:spacing w:after="40"/>
       </w:pPr>
       <w:r>
         <w:rPr>
           <w:rFonts w:ascii="Calibri" w:hAnsi="Calibri" w:eastAsia="Calibri"/>
           <w:b w:val="0"/>
-          <w:sz w:val="22"/>
+          <w:sz w:val="20"/>
         </w:rPr>
         <w:t>1. Program.Main → UiTheme.Init() → DB smoke-test → Application.Run(SmartMedApplicationContext)</w:t>
       </w:r>
     </w:p>
     <w:p>
       <w:pPr>
-        <w:spacing w:after="80"/>
+        <w:pStyle w:val="ListBullet"/>
+        <w:spacing w:after="40"/>
       </w:pPr>
       <w:r>
         <w:rPr>
           <w:rFonts w:ascii="Calibri" w:hAnsi="Calibri" w:eastAsia="Calibri"/>
           <w:b w:val="0"/>
-          <w:sz w:val="22"/>
+          <w:sz w:val="20"/>
         </w:rPr>
         <w:t>2. Context shows LoginForm</w:t>
       </w:r>
     </w:p>
     <w:p>
       <w:pPr>
-        <w:spacing w:after="80"/>
+        <w:pStyle w:val="ListBullet"/>
+        <w:spacing w:after="40"/>
       </w:pPr>
       <w:r>
         <w:rPr>
           <w:rFonts w:ascii="Calibri" w:hAnsi="Calibri" w:eastAsia="Calibri"/>
           <w:b w:val="0"/>
-          <w:sz w:val="22"/>
+          <w:sz w:val="20"/>
         </w:rPr>
         <w:t>3. On success → Session set → AdminHostForm or CustomerHostForm</w:t>
       </w:r>
     </w:p>
     <w:p>
       <w:pPr>
-        <w:spacing w:after="80"/>
+        <w:pStyle w:val="ListBullet"/>
+        <w:spacing w:after="40"/>
       </w:pPr>
       <w:r>
         <w:rPr>
           <w:rFonts w:ascii="Calibri" w:hAnsi="Calibri" w:eastAsia="Calibri"/>
           <w:b w:val="0"/>
-          <w:sz w:val="22"/>
+          <w:sz w:val="20"/>
         </w:rPr>
         <w:t>4. Logout → clear session → show login again</w:t>
       </w:r>
     </w:p>
     <w:p>
       <w:pPr>
-        <w:pStyle w:val="Heading2"/>
+        <w:spacing w:after="80" w:before="0"/>
       </w:pPr>
       <w:r>
         <w:rPr>
           <w:rFonts w:ascii="Calibri" w:hAnsi="Calibri" w:eastAsia="Calibri"/>
           <w:b/>
-          <w:sz w:val="26"/>
+          <w:sz w:val="20"/>
         </w:rPr>
-        <w:t>Viva questions</w:t>
+        <w:t>Afternoon — Database + models + data (~3 hrs)</w:t>
       </w:r>
     </w:p>
     <w:p>
       <w:pPr>
-        <w:spacing w:after="40" w:before="0"/>
+        <w:spacing w:after="80" w:before="0"/>
       </w:pPr>
       <w:r>
         <w:rPr>
           <w:rFonts w:ascii="Calibri" w:hAnsi="Calibri" w:eastAsia="Calibri"/>
           <w:b w:val="0"/>
-          <w:sz w:val="22"/>
+          <w:sz w:val="20"/>
         </w:rPr>
-        <w:t>☐ 1. What is SmartMed and who are the two roles?</w:t>
+        <w:t>Read / open</w:t>
       </w:r>
     </w:p>
     <w:p>
       <w:pPr>
-        <w:spacing w:after="40" w:before="0"/>
+        <w:spacing w:after="20"/>
+        <w:ind w:left="216"/>
       </w:pPr>
       <w:r>
         <w:rPr>
           <w:rFonts w:ascii="Calibri" w:hAnsi="Calibri" w:eastAsia="Calibri"/>
           <w:b w:val="0"/>
-          <w:sz w:val="22"/>
+          <w:sz w:val="20"/>
         </w:rPr>
-        <w:t>☐ 2. Why is it called three-tier / layered even in one .csproj?</w:t>
+        <w:t>☐  Database/SmartMedDB.sql — Admin, Customer, Medicine, Order, OrderItem, CartItem, Prescription</w:t>
       </w:r>
     </w:p>
     <w:p>
       <w:pPr>
-        <w:spacing w:after="40" w:before="0"/>
+        <w:spacing w:after="20"/>
+        <w:ind w:left="216"/>
       </w:pPr>
       <w:r>
         <w:rPr>
           <w:rFonts w:ascii="Calibri" w:hAnsi="Calibri" w:eastAsia="Calibri"/>
           <w:b w:val="0"/>
-          <w:sz w:val="22"/>
+          <w:sz w:val="20"/>
         </w:rPr>
-        <w:t>☐ 3. What happens from pressing F5 until you see the login screen?</w:t>
+        <w:t>☐  Docs/Diagrams/export/ER.png (full study)</w:t>
       </w:r>
     </w:p>
     <w:p>
       <w:pPr>
-        <w:spacing w:after="40" w:before="0"/>
+        <w:spacing w:after="20"/>
+        <w:ind w:left="216"/>
       </w:pPr>
       <w:r>
         <w:rPr>
           <w:rFonts w:ascii="Calibri" w:hAnsi="Calibri" w:eastAsia="Calibri"/>
           <w:b w:val="0"/>
-          <w:sz w:val="22"/>
+          <w:sz w:val="20"/>
         </w:rPr>
-        <w:t>☐ 4. How does the app decide Admin vs Customer shell after login?</w:t>
+        <w:t>☐  Docs/Diagrams/export/Class.png (entities vs services)</w:t>
       </w:r>
     </w:p>
     <w:p>
       <w:pPr>
-        <w:spacing w:after="40" w:before="0"/>
+        <w:spacing w:after="80" w:before="0"/>
       </w:pPr>
       <w:r>
         <w:rPr>
           <w:rFonts w:ascii="Calibri" w:hAnsi="Calibri" w:eastAsia="Calibri"/>
           <w:b w:val="0"/>
-          <w:sz w:val="22"/>
+          <w:sz w:val="20"/>
         </w:rPr>
-        <w:t>☐ 5. Where is the SQL connection string stored?</w:t>
+        <w:t>Do / setup</w:t>
       </w:r>
     </w:p>
     <w:p>
       <w:pPr>
-        <w:pStyle w:val="Heading2"/>
+        <w:spacing w:after="20"/>
+        <w:ind w:left="216"/>
       </w:pPr>
       <w:r>
         <w:rPr>
           <w:rFonts w:ascii="Calibri" w:hAnsi="Calibri" w:eastAsia="Calibri"/>
-          <w:b/>
-          <w:sz w:val="26"/>
+          <w:b w:val="0"/>
+          <w:sz w:val="20"/>
+        </w:rPr>
+        <w:t>☐  Open Models/Medicine.cs — Price, StockQuantity, ExpiryDate, DiscountPercent, RequiresPrescription</w:t>
+      </w:r>
+    </w:p>
+    <w:p>
+      <w:pPr>
+        <w:spacing w:after="20"/>
+        <w:ind w:left="216"/>
+      </w:pPr>
+      <w:r>
+        <w:rPr>
+          <w:rFonts w:ascii="Calibri" w:hAnsi="Calibri" w:eastAsia="Calibri"/>
+          <w:b w:val="0"/>
+          <w:sz w:val="20"/>
+        </w:rPr>
+        <w:t>☐  Open Models/Order.cs + OrderItem.cs, Customer.cs, Admin.cs, Prescription.cs</w:t>
+      </w:r>
+    </w:p>
+    <w:p>
+      <w:pPr>
+        <w:spacing w:after="20"/>
+        <w:ind w:left="216"/>
+      </w:pPr>
+      <w:r>
+        <w:rPr>
+          <w:rFonts w:ascii="Calibri" w:hAnsi="Calibri" w:eastAsia="Calibri"/>
+          <w:b w:val="0"/>
+          <w:sz w:val="20"/>
+        </w:rPr>
+        <w:t>☐  Open Data/DatabaseHelper.cs — connection name SmartMedDB; parameterized commands</w:t>
+      </w:r>
+    </w:p>
+    <w:p>
+      <w:pPr>
+        <w:spacing w:after="20"/>
+        <w:ind w:left="216"/>
+      </w:pPr>
+      <w:r>
+        <w:rPr>
+          <w:rFonts w:ascii="Calibri" w:hAnsi="Calibri" w:eastAsia="Calibri"/>
+          <w:b w:val="0"/>
+          <w:sz w:val="20"/>
+        </w:rPr>
+        <w:t>☐  Skim MedicineRepository, OrderRepository, CustomerRepository, AdminRepository, CartRepository, PrescriptionRepository</w:t>
+      </w:r>
+    </w:p>
+    <w:p>
+      <w:pPr>
+        <w:spacing w:after="80" w:before="0"/>
+      </w:pPr>
+      <w:r>
+        <w:rPr>
+          <w:rFonts w:ascii="Calibri" w:hAnsi="Calibri" w:eastAsia="Calibri"/>
+          <w:b w:val="0"/>
+          <w:sz w:val="20"/>
+        </w:rPr>
+        <w:t>Files</w:t>
+      </w:r>
+    </w:p>
+    <w:p>
+      <w:pPr>
+        <w:spacing w:after="20"/>
+        <w:ind w:left="216"/>
+      </w:pPr>
+      <w:r>
+        <w:rPr>
+          <w:rFonts w:ascii="Calibri" w:hAnsi="Calibri" w:eastAsia="Calibri"/>
+          <w:b w:val="0"/>
+          <w:sz w:val="20"/>
+        </w:rPr>
+        <w:t>☐  Database/SmartMedDB.sql</w:t>
+      </w:r>
+    </w:p>
+    <w:p>
+      <w:pPr>
+        <w:spacing w:after="20"/>
+        <w:ind w:left="216"/>
+      </w:pPr>
+      <w:r>
+        <w:rPr>
+          <w:rFonts w:ascii="Calibri" w:hAnsi="Calibri" w:eastAsia="Calibri"/>
+          <w:b w:val="0"/>
+          <w:sz w:val="20"/>
+        </w:rPr>
+        <w:t>☐  Data/DatabaseHelper.cs</w:t>
+      </w:r>
+    </w:p>
+    <w:p>
+      <w:pPr>
+        <w:spacing w:after="20"/>
+        <w:ind w:left="216"/>
+      </w:pPr>
+      <w:r>
+        <w:rPr>
+          <w:rFonts w:ascii="Calibri" w:hAnsi="Calibri" w:eastAsia="Calibri"/>
+          <w:b w:val="0"/>
+          <w:sz w:val="20"/>
+        </w:rPr>
+        <w:t>☐  Data/*Repository.cs</w:t>
+      </w:r>
+    </w:p>
+    <w:p>
+      <w:pPr>
+        <w:spacing w:after="20"/>
+        <w:ind w:left="216"/>
+      </w:pPr>
+      <w:r>
+        <w:rPr>
+          <w:rFonts w:ascii="Calibri" w:hAnsi="Calibri" w:eastAsia="Calibri"/>
+          <w:b w:val="0"/>
+          <w:sz w:val="20"/>
+        </w:rPr>
+        <w:t>☐  Models/*.cs</w:t>
+      </w:r>
+    </w:p>
+    <w:p>
+      <w:pPr>
+        <w:spacing w:after="80" w:before="0"/>
+      </w:pPr>
+      <w:r>
+        <w:rPr>
+          <w:rFonts w:ascii="Calibri" w:hAnsi="Calibri" w:eastAsia="Calibri"/>
+          <w:b w:val="0"/>
+          <w:sz w:val="20"/>
+        </w:rPr>
+        <w:t>Trace (say aloud)</w:t>
+      </w:r>
+    </w:p>
+    <w:p>
+      <w:pPr>
+        <w:pStyle w:val="ListBullet"/>
+        <w:spacing w:after="40"/>
+      </w:pPr>
+      <w:r>
+        <w:rPr>
+          <w:rFonts w:ascii="Calibri" w:hAnsi="Calibri" w:eastAsia="Calibri"/>
+          <w:b w:val="0"/>
+          <w:sz w:val="20"/>
+        </w:rPr>
+        <w:t>1. Pick one admin list screen (e.g. medicines)</w:t>
+      </w:r>
+    </w:p>
+    <w:p>
+      <w:pPr>
+        <w:pStyle w:val="ListBullet"/>
+        <w:spacing w:after="40"/>
+      </w:pPr>
+      <w:r>
+        <w:rPr>
+          <w:rFonts w:ascii="Calibri" w:hAnsi="Calibri" w:eastAsia="Calibri"/>
+          <w:b w:val="0"/>
+          <w:sz w:val="20"/>
+        </w:rPr>
+        <w:t>2. Form load → Service → Repository → DatabaseHelper → SQL Server</w:t>
+      </w:r>
+    </w:p>
+    <w:p>
+      <w:pPr>
+        <w:pStyle w:val="ListBullet"/>
+        <w:spacing w:after="40"/>
+      </w:pPr>
+      <w:r>
+        <w:rPr>
+          <w:rFonts w:ascii="Calibri" w:hAnsi="Calibri" w:eastAsia="Calibri"/>
+          <w:b w:val="0"/>
+          <w:sz w:val="20"/>
+        </w:rPr>
+        <w:t>3. Find one SELECT and one INSERT/UPDATE in a repository; explain each parameter</w:t>
+      </w:r>
+    </w:p>
+    <w:p>
+      <w:pPr>
+        <w:spacing w:after="80" w:before="0"/>
+      </w:pPr>
+      <w:r>
+        <w:rPr>
+          <w:rFonts w:ascii="Calibri" w:hAnsi="Calibri" w:eastAsia="Calibri"/>
+          <w:b w:val="0"/>
+          <w:sz w:val="20"/>
+        </w:rPr>
+        <w:t>Day 1 viva questions</w:t>
+      </w:r>
+    </w:p>
+    <w:p>
+      <w:pPr>
+        <w:spacing w:after="20"/>
+        <w:ind w:left="216"/>
+      </w:pPr>
+      <w:r>
+        <w:rPr>
+          <w:rFonts w:ascii="Calibri" w:hAnsi="Calibri" w:eastAsia="Calibri"/>
+          <w:b w:val="0"/>
+          <w:sz w:val="20"/>
+        </w:rPr>
+        <w:t>☐  1. What is SmartMed and who are the two roles?</w:t>
+      </w:r>
+    </w:p>
+    <w:p>
+      <w:pPr>
+        <w:spacing w:after="20"/>
+        <w:ind w:left="216"/>
+      </w:pPr>
+      <w:r>
+        <w:rPr>
+          <w:rFonts w:ascii="Calibri" w:hAnsi="Calibri" w:eastAsia="Calibri"/>
+          <w:b w:val="0"/>
+          <w:sz w:val="20"/>
+        </w:rPr>
+        <w:t>☐  2. Why is it called three-tier / layered even in one .csproj?</w:t>
+      </w:r>
+    </w:p>
+    <w:p>
+      <w:pPr>
+        <w:spacing w:after="20"/>
+        <w:ind w:left="216"/>
+      </w:pPr>
+      <w:r>
+        <w:rPr>
+          <w:rFonts w:ascii="Calibri" w:hAnsi="Calibri" w:eastAsia="Calibri"/>
+          <w:b w:val="0"/>
+          <w:sz w:val="20"/>
+        </w:rPr>
+        <w:t>☐  3. What happens from pressing F5 until you see the login screen?</w:t>
+      </w:r>
+    </w:p>
+    <w:p>
+      <w:pPr>
+        <w:spacing w:after="20"/>
+        <w:ind w:left="216"/>
+      </w:pPr>
+      <w:r>
+        <w:rPr>
+          <w:rFonts w:ascii="Calibri" w:hAnsi="Calibri" w:eastAsia="Calibri"/>
+          <w:b w:val="0"/>
+          <w:sz w:val="20"/>
+        </w:rPr>
+        <w:t>☐  4. How does the app decide Admin vs Customer shell after login?</w:t>
+      </w:r>
+    </w:p>
+    <w:p>
+      <w:pPr>
+        <w:spacing w:after="20"/>
+        <w:ind w:left="216"/>
+      </w:pPr>
+      <w:r>
+        <w:rPr>
+          <w:rFonts w:ascii="Calibri" w:hAnsi="Calibri" w:eastAsia="Calibri"/>
+          <w:b w:val="0"/>
+          <w:sz w:val="20"/>
+        </w:rPr>
+        <w:t>☐  5. Where is the SQL connection string stored?</w:t>
+      </w:r>
+    </w:p>
+    <w:p>
+      <w:pPr>
+        <w:spacing w:after="20"/>
+        <w:ind w:left="216"/>
+      </w:pPr>
+      <w:r>
+        <w:rPr>
+          <w:rFonts w:ascii="Calibri" w:hAnsi="Calibri" w:eastAsia="Calibri"/>
+          <w:b w:val="0"/>
+          <w:sz w:val="20"/>
+        </w:rPr>
+        <w:t>☐  6. Name the main tables and how Order relates to OrderItem and Customer.</w:t>
+      </w:r>
+    </w:p>
+    <w:p>
+      <w:pPr>
+        <w:spacing w:after="20"/>
+        <w:ind w:left="216"/>
+      </w:pPr>
+      <w:r>
+        <w:rPr>
+          <w:rFonts w:ascii="Calibri" w:hAnsi="Calibri" w:eastAsia="Calibri"/>
+          <w:b w:val="0"/>
+          <w:sz w:val="20"/>
+        </w:rPr>
+        <w:t>☐  7. Why use parameterized SQL instead of string concatenation?</w:t>
+      </w:r>
+    </w:p>
+    <w:p>
+      <w:pPr>
+        <w:spacing w:after="20"/>
+        <w:ind w:left="216"/>
+      </w:pPr>
+      <w:r>
+        <w:rPr>
+          <w:rFonts w:ascii="Calibri" w:hAnsi="Calibri" w:eastAsia="Calibri"/>
+          <w:b w:val="0"/>
+          <w:sz w:val="20"/>
+        </w:rPr>
+        <w:t>☐  8. What does DatabaseHelper do vs a Repository?</w:t>
+      </w:r>
+    </w:p>
+    <w:p>
+      <w:pPr>
+        <w:spacing w:after="20"/>
+        <w:ind w:left="216"/>
+      </w:pPr>
+      <w:r>
+        <w:rPr>
+          <w:rFonts w:ascii="Calibri" w:hAnsi="Calibri" w:eastAsia="Calibri"/>
+          <w:b w:val="0"/>
+          <w:sz w:val="20"/>
+        </w:rPr>
+        <w:t>☐  9. Why keep Models separate from Forms?</w:t>
+      </w:r>
+    </w:p>
+    <w:p>
+      <w:pPr>
+        <w:spacing w:after="20"/>
+        <w:ind w:left="216"/>
+      </w:pPr>
+      <w:r>
+        <w:rPr>
+          <w:rFonts w:ascii="Calibri" w:hAnsi="Calibri" w:eastAsia="Calibri"/>
+          <w:b w:val="0"/>
+          <w:sz w:val="20"/>
+        </w:rPr>
+        <w:t>☐  10. What is ADO.NET here (no Entity Framework)?</w:t>
+      </w:r>
+    </w:p>
+    <w:p>
+      <w:pPr>
+        <w:spacing w:after="80" w:before="0"/>
+      </w:pPr>
+      <w:r>
+        <w:rPr>
+          <w:rFonts w:ascii="Calibri" w:hAnsi="Calibri" w:eastAsia="Calibri"/>
+          <w:b w:val="0"/>
+          <w:sz w:val="20"/>
         </w:rPr>
         <w:t>Bug spots</w:t>
       </w:r>
@@ -3133,17 +3340,15 @@
         <w:tblLook w:firstColumn="1" w:firstRow="1" w:lastColumn="0" w:lastRow="0" w:noHBand="0" w:noVBand="1" w:val="04A0"/>
       </w:tblPr>
       <w:tblGrid>
-        <w:gridCol w:w="4896"/>
-        <w:gridCol w:w="4896"/>
+        <w:gridCol w:w="5112"/>
+        <w:gridCol w:w="5112"/>
       </w:tblGrid>
       <w:tr>
         <w:tc>
           <w:tcPr>
-            <w:tcW w:type="dxa" w:w="4320"/>
-            <w:shd w:fill="D9E2F3" w:val="clear"/>
+            <w:tcW w:type="dxa" w:w="5112"/>
           </w:tcPr>
           <w:p>
-            <w:r/>
             <w:r>
               <w:rPr>
                 <w:rFonts w:ascii="Calibri" w:hAnsi="Calibri" w:eastAsia="Calibri"/>
@@ -3156,11 +3361,9 @@
         </w:tc>
         <w:tc>
           <w:tcPr>
-            <w:tcW w:type="dxa" w:w="5040"/>
-            <w:shd w:fill="D9E2F3" w:val="clear"/>
+            <w:tcW w:type="dxa" w:w="5112"/>
           </w:tcPr>
           <w:p>
-            <w:r/>
             <w:r>
               <w:rPr>
                 <w:rFonts w:ascii="Calibri" w:hAnsi="Calibri" w:eastAsia="Calibri"/>
@@ -3175,10 +3378,9 @@
       <w:tr>
         <w:tc>
           <w:tcPr>
-            <w:tcW w:type="dxa" w:w="4320"/>
+            <w:tcW w:type="dxa" w:w="5112"/>
           </w:tcPr>
           <w:p>
-            <w:r/>
             <w:r>
               <w:rPr>
                 <w:rFonts w:ascii="Calibri" w:hAnsi="Calibri" w:eastAsia="Calibri"/>
@@ -3191,10 +3393,9 @@
         </w:tc>
         <w:tc>
           <w:tcPr>
-            <w:tcW w:type="dxa" w:w="5040"/>
+            <w:tcW w:type="dxa" w:w="5112"/>
           </w:tcPr>
           <w:p>
-            <w:r/>
             <w:r>
               <w:rPr>
                 <w:rFonts w:ascii="Calibri" w:hAnsi="Calibri" w:eastAsia="Calibri"/>
@@ -3209,10 +3410,9 @@
       <w:tr>
         <w:tc>
           <w:tcPr>
-            <w:tcW w:type="dxa" w:w="4320"/>
+            <w:tcW w:type="dxa" w:w="5112"/>
           </w:tcPr>
           <w:p>
-            <w:r/>
             <w:r>
               <w:rPr>
                 <w:rFonts w:ascii="Calibri" w:hAnsi="Calibri" w:eastAsia="Calibri"/>
@@ -3225,10 +3425,9 @@
         </w:tc>
         <w:tc>
           <w:tcPr>
-            <w:tcW w:type="dxa" w:w="5040"/>
+            <w:tcW w:type="dxa" w:w="5112"/>
           </w:tcPr>
           <w:p>
-            <w:r/>
             <w:r>
               <w:rPr>
                 <w:rFonts w:ascii="Calibri" w:hAnsi="Calibri" w:eastAsia="Calibri"/>
@@ -3243,10 +3442,9 @@
       <w:tr>
         <w:tc>
           <w:tcPr>
-            <w:tcW w:type="dxa" w:w="4320"/>
+            <w:tcW w:type="dxa" w:w="5112"/>
           </w:tcPr>
           <w:p>
-            <w:r/>
             <w:r>
               <w:rPr>
                 <w:rFonts w:ascii="Calibri" w:hAnsi="Calibri" w:eastAsia="Calibri"/>
@@ -3259,10 +3457,9 @@
         </w:tc>
         <w:tc>
           <w:tcPr>
-            <w:tcW w:type="dxa" w:w="5040"/>
+            <w:tcW w:type="dxa" w:w="5112"/>
           </w:tcPr>
           <w:p>
-            <w:r/>
             <w:r>
               <w:rPr>
                 <w:rFonts w:ascii="Calibri" w:hAnsi="Calibri" w:eastAsia="Calibri"/>
@@ -3274,368 +3471,781 @@
           </w:p>
         </w:tc>
       </w:tr>
+      <w:tr>
+        <w:tc>
+          <w:tcPr>
+            <w:tcW w:type="dxa" w:w="5112"/>
+          </w:tcPr>
+          <w:p>
+            <w:r>
+              <w:rPr>
+                <w:rFonts w:ascii="Calibri" w:hAnsi="Calibri" w:eastAsia="Calibri"/>
+                <w:b w:val="0"/>
+                <w:sz w:val="18"/>
+              </w:rPr>
+              <w:t>Invalid object name</w:t>
+            </w:r>
+          </w:p>
+        </w:tc>
+        <w:tc>
+          <w:tcPr>
+            <w:tcW w:type="dxa" w:w="5112"/>
+          </w:tcPr>
+          <w:p>
+            <w:r>
+              <w:rPr>
+                <w:rFonts w:ascii="Calibri" w:hAnsi="Calibri" w:eastAsia="Calibri"/>
+                <w:b w:val="0"/>
+                <w:sz w:val="18"/>
+              </w:rPr>
+              <w:t>Script not run / wrong database name</w:t>
+            </w:r>
+          </w:p>
+        </w:tc>
+      </w:tr>
+      <w:tr>
+        <w:tc>
+          <w:tcPr>
+            <w:tcW w:type="dxa" w:w="5112"/>
+          </w:tcPr>
+          <w:p>
+            <w:r>
+              <w:rPr>
+                <w:rFonts w:ascii="Calibri" w:hAnsi="Calibri" w:eastAsia="Calibri"/>
+                <w:b w:val="0"/>
+                <w:sz w:val="18"/>
+              </w:rPr>
+              <w:t>Login works, grids empty</w:t>
+            </w:r>
+          </w:p>
+        </w:tc>
+        <w:tc>
+          <w:tcPr>
+            <w:tcW w:type="dxa" w:w="5112"/>
+          </w:tcPr>
+          <w:p>
+            <w:r>
+              <w:rPr>
+                <w:rFonts w:ascii="Calibri" w:hAnsi="Calibri" w:eastAsia="Calibri"/>
+                <w:b w:val="0"/>
+                <w:sz w:val="18"/>
+              </w:rPr>
+              <w:t>Wrong catalog; empty tables; repository filter</w:t>
+            </w:r>
+          </w:p>
+        </w:tc>
+      </w:tr>
+      <w:tr>
+        <w:tc>
+          <w:tcPr>
+            <w:tcW w:type="dxa" w:w="5112"/>
+          </w:tcPr>
+          <w:p>
+            <w:r>
+              <w:rPr>
+                <w:rFonts w:ascii="Calibri" w:hAnsi="Calibri" w:eastAsia="Calibri"/>
+                <w:b w:val="0"/>
+                <w:sz w:val="18"/>
+              </w:rPr>
+              <w:t>SQL injection question</w:t>
+            </w:r>
+          </w:p>
+        </w:tc>
+        <w:tc>
+          <w:tcPr>
+            <w:tcW w:type="dxa" w:w="5112"/>
+          </w:tcPr>
+          <w:p>
+            <w:r>
+              <w:rPr>
+                <w:rFonts w:ascii="Calibri" w:hAnsi="Calibri" w:eastAsia="Calibri"/>
+                <w:b w:val="0"/>
+                <w:sz w:val="18"/>
+              </w:rPr>
+              <w:t>Point to @parameters in repositories</w:t>
+            </w:r>
+          </w:p>
+        </w:tc>
+      </w:tr>
     </w:tbl>
     <w:p/>
     <w:p>
       <w:pPr>
-        <w:spacing w:after="40" w:before="0"/>
+        <w:spacing w:after="20"/>
+        <w:ind w:left="216"/>
+      </w:pPr>
+      <w:r>
+        <w:rPr>
+          <w:rFonts w:ascii="Calibri" w:hAnsi="Calibri" w:eastAsia="Calibri"/>
+          <w:b w:val="0"/>
+          <w:sz w:val="20"/>
+        </w:rPr>
+        <w:t>☐  Day 1 done</w:t>
+      </w:r>
+    </w:p>
+    <w:p>
+      <w:pPr>
+        <w:pStyle w:val="Heading1"/>
+      </w:pPr>
+      <w:r>
+        <w:t>Day 2 — Auth, security + medicines (stock, discount, expiry)</w:t>
+      </w:r>
+    </w:p>
+    <w:p>
+      <w:pPr>
+        <w:spacing w:after="80" w:before="0"/>
       </w:pPr>
       <w:r>
         <w:rPr>
           <w:rFonts w:ascii="Calibri" w:hAnsi="Calibri" w:eastAsia="Calibri"/>
           <w:b/>
-          <w:sz w:val="22"/>
+          <w:sz w:val="20"/>
         </w:rPr>
-        <w:t>☐ Day done</w:t>
+        <w:t>Goal: Explain secure login/hashing/session, plus inventory rules: low stock, expiry, effective price.</w:t>
       </w:r>
     </w:p>
     <w:p>
       <w:pPr>
-        <w:pStyle w:val="Heading1"/>
+        <w:spacing w:after="80" w:before="0"/>
       </w:pPr>
       <w:r>
         <w:rPr>
           <w:rFonts w:ascii="Calibri" w:hAnsi="Calibri" w:eastAsia="Calibri"/>
           <w:b/>
-          <w:sz w:val="32"/>
+          <w:sz w:val="20"/>
         </w:rPr>
-        <w:t>Day 2 — Database + models + data layer</w:t>
+        <w:t>Morning — Auth, session, validation, security (~3 hrs)</w:t>
       </w:r>
     </w:p>
     <w:p>
       <w:pPr>
-        <w:spacing w:after="80"/>
+        <w:spacing w:after="80" w:before="0"/>
       </w:pPr>
       <w:r>
         <w:rPr>
           <w:rFonts w:ascii="Calibri" w:hAnsi="Calibri" w:eastAsia="Calibri"/>
-          <w:b/>
-          <w:sz w:val="22"/>
-        </w:rPr>
-        <w:t>Goal: Explain every main table and how a form reaches SQL without putting SQL in the form.</w:t>
-      </w:r>
-    </w:p>
-    <w:p>
-      <w:pPr>
-        <w:pStyle w:val="Heading2"/>
-      </w:pPr>
-      <w:r>
-        <w:rPr>
-          <w:rFonts w:ascii="Calibri" w:hAnsi="Calibri" w:eastAsia="Calibri"/>
-          <w:b/>
-          <w:sz w:val="26"/>
+          <w:b w:val="0"/>
+          <w:sz w:val="20"/>
         </w:rPr>
         <w:t>Read / open</w:t>
       </w:r>
     </w:p>
     <w:p>
       <w:pPr>
-        <w:spacing w:after="40" w:before="0"/>
+        <w:spacing w:after="20"/>
+        <w:ind w:left="216"/>
       </w:pPr>
       <w:r>
         <w:rPr>
           <w:rFonts w:ascii="Calibri" w:hAnsi="Calibri" w:eastAsia="Calibri"/>
           <w:b w:val="0"/>
-          <w:sz w:val="22"/>
+          <w:sz w:val="20"/>
         </w:rPr>
-        <w:t>☐ Database/SmartMedDB.sql — Admin, Customer, Medicine, Order, OrderItem, CartItem, Prescription</w:t>
+        <w:t>☐  Services/AuthService.cs, PasswordHasher.cs, Session.cs, ValidationService.cs</w:t>
       </w:r>
     </w:p>
     <w:p>
       <w:pPr>
-        <w:spacing w:after="40" w:before="0"/>
+        <w:spacing w:after="20"/>
+        <w:ind w:left="216"/>
       </w:pPr>
       <w:r>
         <w:rPr>
           <w:rFonts w:ascii="Calibri" w:hAnsi="Calibri" w:eastAsia="Calibri"/>
           <w:b w:val="0"/>
-          <w:sz w:val="22"/>
+          <w:sz w:val="20"/>
         </w:rPr>
-        <w:t>☐ Docs/Diagrams/export/ER.png (full study)</w:t>
+        <w:t>☐  Forms/LoginForm.cs, RegistrationForm.cs, ForgotPasswordForm.cs, ChangePasswordForm.cs</w:t>
       </w:r>
     </w:p>
     <w:p>
       <w:pPr>
-        <w:spacing w:after="40" w:before="0"/>
+        <w:spacing w:after="80" w:before="0"/>
       </w:pPr>
       <w:r>
         <w:rPr>
           <w:rFonts w:ascii="Calibri" w:hAnsi="Calibri" w:eastAsia="Calibri"/>
           <w:b w:val="0"/>
-          <w:sz w:val="22"/>
-        </w:rPr>
-        <w:t>☐ Docs/Diagrams/export/Class.png (entities vs services)</w:t>
-      </w:r>
-    </w:p>
-    <w:p>
-      <w:pPr>
-        <w:pStyle w:val="Heading2"/>
-      </w:pPr>
-      <w:r>
-        <w:rPr>
-          <w:rFonts w:ascii="Calibri" w:hAnsi="Calibri" w:eastAsia="Calibri"/>
-          <w:b/>
-          <w:sz w:val="26"/>
+          <w:sz w:val="20"/>
         </w:rPr>
         <w:t>Do / setup</w:t>
       </w:r>
     </w:p>
     <w:p>
       <w:pPr>
-        <w:spacing w:after="40" w:before="0"/>
+        <w:spacing w:after="20"/>
+        <w:ind w:left="216"/>
       </w:pPr>
       <w:r>
         <w:rPr>
           <w:rFonts w:ascii="Calibri" w:hAnsi="Calibri" w:eastAsia="Calibri"/>
           <w:b w:val="0"/>
-          <w:sz w:val="22"/>
+          <w:sz w:val="20"/>
         </w:rPr>
-        <w:t>☐ Open Models/Medicine.cs — Price, StockQuantity, ExpiryDate, DiscountPercent, RequiresPrescription</w:t>
+        <w:t>☐  Trace register → PasswordHasher.Hash → insert Customer</w:t>
       </w:r>
     </w:p>
     <w:p>
       <w:pPr>
-        <w:spacing w:after="40" w:before="0"/>
+        <w:spacing w:after="20"/>
+        <w:ind w:left="216"/>
       </w:pPr>
       <w:r>
         <w:rPr>
           <w:rFonts w:ascii="Calibri" w:hAnsi="Calibri" w:eastAsia="Calibri"/>
           <w:b w:val="0"/>
-          <w:sz w:val="22"/>
+          <w:sz w:val="20"/>
         </w:rPr>
-        <w:t>☐ Open Models/Order.cs + OrderItem.cs, Customer.cs, Admin.cs, Prescription.cs</w:t>
+        <w:t>☐  Confirm hash shape: iterations (Base64 salt/hash)</w:t>
       </w:r>
     </w:p>
     <w:p>
       <w:pPr>
-        <w:spacing w:after="40" w:before="0"/>
+        <w:spacing w:after="20"/>
+        <w:ind w:left="216"/>
       </w:pPr>
       <w:r>
         <w:rPr>
           <w:rFonts w:ascii="Calibri" w:hAnsi="Calibri" w:eastAsia="Calibri"/>
           <w:b w:val="0"/>
-          <w:sz w:val="22"/>
+          <w:sz w:val="20"/>
         </w:rPr>
-        <w:t>☐ Open Data/DatabaseHelper.cs — connection name SmartMedDB; parameterized commands</w:t>
+        <w:t>☐  Try wrong password and wrong role once each</w:t>
       </w:r>
     </w:p>
     <w:p>
       <w:pPr>
-        <w:spacing w:after="40" w:before="0"/>
+        <w:spacing w:after="80" w:before="0"/>
       </w:pPr>
       <w:r>
         <w:rPr>
           <w:rFonts w:ascii="Calibri" w:hAnsi="Calibri" w:eastAsia="Calibri"/>
           <w:b w:val="0"/>
-          <w:sz w:val="22"/>
-        </w:rPr>
-        <w:t>☐ Skim MedicineRepository, OrderRepository, CustomerRepository, AdminRepository, CartRepository, PrescriptionRepository</w:t>
-      </w:r>
-    </w:p>
-    <w:p>
-      <w:pPr>
-        <w:pStyle w:val="Heading2"/>
-      </w:pPr>
-      <w:r>
-        <w:rPr>
-          <w:rFonts w:ascii="Calibri" w:hAnsi="Calibri" w:eastAsia="Calibri"/>
-          <w:b/>
-          <w:sz w:val="26"/>
+          <w:sz w:val="20"/>
         </w:rPr>
         <w:t>Files</w:t>
       </w:r>
     </w:p>
     <w:p>
       <w:pPr>
-        <w:spacing w:after="40" w:before="0"/>
+        <w:spacing w:after="20"/>
+        <w:ind w:left="216"/>
       </w:pPr>
       <w:r>
         <w:rPr>
           <w:rFonts w:ascii="Calibri" w:hAnsi="Calibri" w:eastAsia="Calibri"/>
           <w:b w:val="0"/>
-          <w:sz w:val="22"/>
+          <w:sz w:val="20"/>
         </w:rPr>
-        <w:t>☐ Database/SmartMedDB.sql</w:t>
+        <w:t>☐  AuthService.cs</w:t>
       </w:r>
     </w:p>
     <w:p>
       <w:pPr>
-        <w:spacing w:after="40" w:before="0"/>
+        <w:spacing w:after="20"/>
+        <w:ind w:left="216"/>
       </w:pPr>
       <w:r>
         <w:rPr>
           <w:rFonts w:ascii="Calibri" w:hAnsi="Calibri" w:eastAsia="Calibri"/>
           <w:b w:val="0"/>
-          <w:sz w:val="22"/>
+          <w:sz w:val="20"/>
         </w:rPr>
-        <w:t>☐ Data/DatabaseHelper.cs</w:t>
+        <w:t>☐  PasswordHasher.cs</w:t>
       </w:r>
     </w:p>
     <w:p>
       <w:pPr>
-        <w:spacing w:after="40" w:before="0"/>
+        <w:spacing w:after="20"/>
+        <w:ind w:left="216"/>
       </w:pPr>
       <w:r>
         <w:rPr>
           <w:rFonts w:ascii="Calibri" w:hAnsi="Calibri" w:eastAsia="Calibri"/>
           <w:b w:val="0"/>
-          <w:sz w:val="22"/>
+          <w:sz w:val="20"/>
         </w:rPr>
-        <w:t>☐ Data/*Repository.cs</w:t>
+        <w:t>☐  Session.cs</w:t>
       </w:r>
     </w:p>
     <w:p>
       <w:pPr>
-        <w:spacing w:after="40" w:before="0"/>
+        <w:spacing w:after="20"/>
+        <w:ind w:left="216"/>
       </w:pPr>
       <w:r>
         <w:rPr>
           <w:rFonts w:ascii="Calibri" w:hAnsi="Calibri" w:eastAsia="Calibri"/>
           <w:b w:val="0"/>
-          <w:sz w:val="22"/>
+          <w:sz w:val="20"/>
         </w:rPr>
-        <w:t>☐ Models/*.cs</w:t>
+        <w:t>☐  ValidationService.cs</w:t>
       </w:r>
     </w:p>
     <w:p>
       <w:pPr>
-        <w:pStyle w:val="Heading2"/>
+        <w:spacing w:after="20"/>
+        <w:ind w:left="216"/>
       </w:pPr>
       <w:r>
         <w:rPr>
           <w:rFonts w:ascii="Calibri" w:hAnsi="Calibri" w:eastAsia="Calibri"/>
-          <w:b/>
-          <w:sz w:val="26"/>
+          <w:b w:val="0"/>
+          <w:sz w:val="20"/>
+        </w:rPr>
+        <w:t>☐  LoginForm / RegistrationForm</w:t>
+      </w:r>
+    </w:p>
+    <w:p>
+      <w:pPr>
+        <w:spacing w:after="80" w:before="0"/>
+      </w:pPr>
+      <w:r>
+        <w:rPr>
+          <w:rFonts w:ascii="Calibri" w:hAnsi="Calibri" w:eastAsia="Calibri"/>
+          <w:b w:val="0"/>
+          <w:sz w:val="20"/>
         </w:rPr>
         <w:t>Trace (say aloud)</w:t>
       </w:r>
     </w:p>
     <w:p>
       <w:pPr>
-        <w:spacing w:after="80"/>
+        <w:pStyle w:val="ListBullet"/>
+        <w:spacing w:after="40"/>
       </w:pPr>
       <w:r>
         <w:rPr>
           <w:rFonts w:ascii="Calibri" w:hAnsi="Calibri" w:eastAsia="Calibri"/>
           <w:b w:val="0"/>
-          <w:sz w:val="22"/>
+          <w:sz w:val="20"/>
         </w:rPr>
-        <w:t>1. Pick one admin list screen (e.g. medicines)</w:t>
+        <w:t>1. Login: validate → AuthService → verify hash → set Session → host form</w:t>
       </w:r>
     </w:p>
     <w:p>
       <w:pPr>
-        <w:spacing w:after="80"/>
+        <w:pStyle w:val="ListBullet"/>
+        <w:spacing w:after="40"/>
       </w:pPr>
       <w:r>
         <w:rPr>
           <w:rFonts w:ascii="Calibri" w:hAnsi="Calibri" w:eastAsia="Calibri"/>
           <w:b w:val="0"/>
-          <w:sz w:val="22"/>
+          <w:sz w:val="20"/>
         </w:rPr>
-        <w:t>2. Form load → Service → Repository → DatabaseHelper → SQL Server</w:t>
+        <w:t>2. Register: validate match/terms/email → Hash → insert</w:t>
       </w:r>
     </w:p>
     <w:p>
       <w:pPr>
-        <w:spacing w:after="80"/>
+        <w:pStyle w:val="ListBullet"/>
+        <w:spacing w:after="40"/>
       </w:pPr>
       <w:r>
         <w:rPr>
           <w:rFonts w:ascii="Calibri" w:hAnsi="Calibri" w:eastAsia="Calibri"/>
           <w:b w:val="0"/>
-          <w:sz w:val="22"/>
+          <w:sz w:val="20"/>
         </w:rPr>
-        <w:t>3. Find one SELECT and one INSERT/UPDATE in a repository; explain each parameter</w:t>
+        <w:t>3. Logout clears Session in application context</w:t>
       </w:r>
     </w:p>
     <w:p>
       <w:pPr>
-        <w:pStyle w:val="Heading2"/>
+        <w:spacing w:after="80" w:before="0"/>
       </w:pPr>
       <w:r>
         <w:rPr>
           <w:rFonts w:ascii="Calibri" w:hAnsi="Calibri" w:eastAsia="Calibri"/>
           <w:b/>
-          <w:sz w:val="26"/>
+          <w:sz w:val="20"/>
         </w:rPr>
-        <w:t>Viva questions</w:t>
+        <w:t>Afternoon — Medicines: stock, discount, expiry (~3 hrs)</w:t>
       </w:r>
     </w:p>
     <w:p>
       <w:pPr>
-        <w:spacing w:after="40" w:before="0"/>
+        <w:spacing w:after="80" w:before="0"/>
       </w:pPr>
       <w:r>
         <w:rPr>
           <w:rFonts w:ascii="Calibri" w:hAnsi="Calibri" w:eastAsia="Calibri"/>
           <w:b w:val="0"/>
-          <w:sz w:val="22"/>
+          <w:sz w:val="20"/>
         </w:rPr>
-        <w:t>☐ 1. Name the main tables and how Order relates to OrderItem and Customer.</w:t>
+        <w:t>Read / open</w:t>
       </w:r>
     </w:p>
     <w:p>
       <w:pPr>
-        <w:spacing w:after="40" w:before="0"/>
+        <w:spacing w:after="20"/>
+        <w:ind w:left="216"/>
       </w:pPr>
       <w:r>
         <w:rPr>
           <w:rFonts w:ascii="Calibri" w:hAnsi="Calibri" w:eastAsia="Calibri"/>
           <w:b w:val="0"/>
-          <w:sz w:val="22"/>
+          <w:sz w:val="20"/>
         </w:rPr>
-        <w:t>☐ 2. Why use parameterized SQL instead of string concatenation?</w:t>
+        <w:t>☐  Services/MedicineService.cs — GetEffectivePrice, IsLowStock, CheckExpiry</w:t>
       </w:r>
     </w:p>
     <w:p>
       <w:pPr>
-        <w:spacing w:after="40" w:before="0"/>
+        <w:spacing w:after="20"/>
+        <w:ind w:left="216"/>
       </w:pPr>
       <w:r>
         <w:rPr>
           <w:rFonts w:ascii="Calibri" w:hAnsi="Calibri" w:eastAsia="Calibri"/>
           <w:b w:val="0"/>
-          <w:sz w:val="22"/>
+          <w:sz w:val="20"/>
         </w:rPr>
-        <w:t>☐ 3. What does DatabaseHelper do vs a Repository?</w:t>
+        <w:t>☐  Forms/Admin/ManageMedicinesForm.cs, AdminDashboardForm.cs</w:t>
       </w:r>
     </w:p>
     <w:p>
       <w:pPr>
-        <w:spacing w:after="40" w:before="0"/>
+        <w:spacing w:after="80" w:before="0"/>
       </w:pPr>
       <w:r>
         <w:rPr>
           <w:rFonts w:ascii="Calibri" w:hAnsi="Calibri" w:eastAsia="Calibri"/>
           <w:b w:val="0"/>
-          <w:sz w:val="22"/>
+          <w:sz w:val="20"/>
         </w:rPr>
-        <w:t>☐ 4. Why keep Models separate from Forms?</w:t>
+        <w:t>Do / setup</w:t>
       </w:r>
     </w:p>
     <w:p>
       <w:pPr>
-        <w:spacing w:after="40" w:before="0"/>
+        <w:spacing w:after="20"/>
+        <w:ind w:left="216"/>
       </w:pPr>
       <w:r>
         <w:rPr>
           <w:rFonts w:ascii="Calibri" w:hAnsi="Calibri" w:eastAsia="Calibri"/>
           <w:b w:val="0"/>
-          <w:sz w:val="22"/>
+          <w:sz w:val="20"/>
         </w:rPr>
-        <w:t>☐ 5. What is ADO.NET here (no Entity Framework)?</w:t>
+        <w:t>☐  Add/edit a medicine with DiscountPercent = 10; confirm effective price</w:t>
       </w:r>
     </w:p>
     <w:p>
       <w:pPr>
-        <w:pStyle w:val="Heading2"/>
+        <w:spacing w:after="20"/>
+        <w:ind w:left="216"/>
       </w:pPr>
       <w:r>
         <w:rPr>
           <w:rFonts w:ascii="Calibri" w:hAnsi="Calibri" w:eastAsia="Calibri"/>
-          <w:b/>
-          <w:sz w:val="26"/>
+          <w:b w:val="0"/>
+          <w:sz w:val="20"/>
+        </w:rPr>
+        <w:t>☐  Find a low-stock item (≤20) and a CRITICAL item (≤5) on dashboard</w:t>
+      </w:r>
+    </w:p>
+    <w:p>
+      <w:pPr>
+        <w:spacing w:after="20"/>
+        <w:ind w:left="216"/>
+      </w:pPr>
+      <w:r>
+        <w:rPr>
+          <w:rFonts w:ascii="Calibri" w:hAnsi="Calibri" w:eastAsia="Calibri"/>
+          <w:b w:val="0"/>
+          <w:sz w:val="20"/>
+        </w:rPr>
+        <w:t>☐  Open expiry alerts / expiring list (30-day window)</w:t>
+      </w:r>
+    </w:p>
+    <w:p>
+      <w:pPr>
+        <w:spacing w:after="80" w:before="0"/>
+      </w:pPr>
+      <w:r>
+        <w:rPr>
+          <w:rFonts w:ascii="Calibri" w:hAnsi="Calibri" w:eastAsia="Calibri"/>
+          <w:b w:val="0"/>
+          <w:sz w:val="20"/>
+        </w:rPr>
+        <w:t>Files</w:t>
+      </w:r>
+    </w:p>
+    <w:p>
+      <w:pPr>
+        <w:spacing w:after="20"/>
+        <w:ind w:left="216"/>
+      </w:pPr>
+      <w:r>
+        <w:rPr>
+          <w:rFonts w:ascii="Calibri" w:hAnsi="Calibri" w:eastAsia="Calibri"/>
+          <w:b w:val="0"/>
+          <w:sz w:val="20"/>
+        </w:rPr>
+        <w:t>☐  MedicineService.cs</w:t>
+      </w:r>
+    </w:p>
+    <w:p>
+      <w:pPr>
+        <w:spacing w:after="20"/>
+        <w:ind w:left="216"/>
+      </w:pPr>
+      <w:r>
+        <w:rPr>
+          <w:rFonts w:ascii="Calibri" w:hAnsi="Calibri" w:eastAsia="Calibri"/>
+          <w:b w:val="0"/>
+          <w:sz w:val="20"/>
+        </w:rPr>
+        <w:t>☐  MedicineRepository.cs</w:t>
+      </w:r>
+    </w:p>
+    <w:p>
+      <w:pPr>
+        <w:spacing w:after="20"/>
+        <w:ind w:left="216"/>
+      </w:pPr>
+      <w:r>
+        <w:rPr>
+          <w:rFonts w:ascii="Calibri" w:hAnsi="Calibri" w:eastAsia="Calibri"/>
+          <w:b w:val="0"/>
+          <w:sz w:val="20"/>
+        </w:rPr>
+        <w:t>☐  ManageMedicinesForm.cs</w:t>
+      </w:r>
+    </w:p>
+    <w:p>
+      <w:pPr>
+        <w:spacing w:after="20"/>
+        <w:ind w:left="216"/>
+      </w:pPr>
+      <w:r>
+        <w:rPr>
+          <w:rFonts w:ascii="Calibri" w:hAnsi="Calibri" w:eastAsia="Calibri"/>
+          <w:b w:val="0"/>
+          <w:sz w:val="20"/>
+        </w:rPr>
+        <w:t>☐  AdminDashboardForm.cs</w:t>
+      </w:r>
+    </w:p>
+    <w:p>
+      <w:pPr>
+        <w:spacing w:after="80" w:before="0"/>
+      </w:pPr>
+      <w:r>
+        <w:rPr>
+          <w:rFonts w:ascii="Calibri" w:hAnsi="Calibri" w:eastAsia="Calibri"/>
+          <w:b w:val="0"/>
+          <w:sz w:val="20"/>
+        </w:rPr>
+        <w:t>Trace (say aloud)</w:t>
+      </w:r>
+    </w:p>
+    <w:p>
+      <w:pPr>
+        <w:pStyle w:val="ListBullet"/>
+        <w:spacing w:after="40"/>
+      </w:pPr>
+      <w:r>
+        <w:rPr>
+          <w:rFonts w:ascii="Calibri" w:hAnsi="Calibri" w:eastAsia="Calibri"/>
+          <w:b w:val="0"/>
+          <w:sz w:val="20"/>
+        </w:rPr>
+        <w:t>1. Manage Medicines save → validation → service/repository → DB</w:t>
+      </w:r>
+    </w:p>
+    <w:p>
+      <w:pPr>
+        <w:pStyle w:val="ListBullet"/>
+        <w:spacing w:after="40"/>
+      </w:pPr>
+      <w:r>
+        <w:rPr>
+          <w:rFonts w:ascii="Calibri" w:hAnsi="Calibri" w:eastAsia="Calibri"/>
+          <w:b w:val="0"/>
+          <w:sz w:val="20"/>
+        </w:rPr>
+        <w:t>2. Calculate Round(Price * (1 - DiscountPercent/100), 2)</w:t>
+      </w:r>
+    </w:p>
+    <w:p>
+      <w:pPr>
+        <w:pStyle w:val="ListBullet"/>
+        <w:spacing w:after="40"/>
+      </w:pPr>
+      <w:r>
+        <w:rPr>
+          <w:rFonts w:ascii="Calibri" w:hAnsi="Calibri" w:eastAsia="Calibri"/>
+          <w:b w:val="0"/>
+          <w:sz w:val="20"/>
+        </w:rPr>
+        <w:t>3. Dashboard: low stock vs CRITICAL labelling</w:t>
+      </w:r>
+    </w:p>
+    <w:p>
+      <w:pPr>
+        <w:spacing w:after="80" w:before="0"/>
+      </w:pPr>
+      <w:r>
+        <w:rPr>
+          <w:rFonts w:ascii="Calibri" w:hAnsi="Calibri" w:eastAsia="Calibri"/>
+          <w:b w:val="0"/>
+          <w:sz w:val="20"/>
+        </w:rPr>
+        <w:t>Day 2 viva questions</w:t>
+      </w:r>
+    </w:p>
+    <w:p>
+      <w:pPr>
+        <w:spacing w:after="20"/>
+        <w:ind w:left="216"/>
+      </w:pPr>
+      <w:r>
+        <w:rPr>
+          <w:rFonts w:ascii="Calibri" w:hAnsi="Calibri" w:eastAsia="Calibri"/>
+          <w:b w:val="0"/>
+          <w:sz w:val="20"/>
+        </w:rPr>
+        <w:t>☐  1. How are passwords stored (never plain text)?</w:t>
+      </w:r>
+    </w:p>
+    <w:p>
+      <w:pPr>
+        <w:spacing w:after="20"/>
+        <w:ind w:left="216"/>
+      </w:pPr>
+      <w:r>
+        <w:rPr>
+          <w:rFonts w:ascii="Calibri" w:hAnsi="Calibri" w:eastAsia="Calibri"/>
+          <w:b w:val="0"/>
+          <w:sz w:val="20"/>
+        </w:rPr>
+        <w:t>☐  2. What is PBKDF2 and why iterations matter?</w:t>
+      </w:r>
+    </w:p>
+    <w:p>
+      <w:pPr>
+        <w:spacing w:after="20"/>
+        <w:ind w:left="216"/>
+      </w:pPr>
+      <w:r>
+        <w:rPr>
+          <w:rFonts w:ascii="Calibri" w:hAnsi="Calibri" w:eastAsia="Calibri"/>
+          <w:b w:val="0"/>
+          <w:sz w:val="20"/>
+        </w:rPr>
+        <w:t>☐  3. What does Session hold after login?</w:t>
+      </w:r>
+    </w:p>
+    <w:p>
+      <w:pPr>
+        <w:spacing w:after="20"/>
+        <w:ind w:left="216"/>
+      </w:pPr>
+      <w:r>
+        <w:rPr>
+          <w:rFonts w:ascii="Calibri" w:hAnsi="Calibri" w:eastAsia="Calibri"/>
+          <w:b w:val="0"/>
+          <w:sz w:val="20"/>
+        </w:rPr>
+        <w:t>☐  4. Can a deactivated customer log in? Where is that checked?</w:t>
+      </w:r>
+    </w:p>
+    <w:p>
+      <w:pPr>
+        <w:spacing w:after="20"/>
+        <w:ind w:left="216"/>
+      </w:pPr>
+      <w:r>
+        <w:rPr>
+          <w:rFonts w:ascii="Calibri" w:hAnsi="Calibri" w:eastAsia="Calibri"/>
+          <w:b w:val="0"/>
+          <w:sz w:val="20"/>
+        </w:rPr>
+        <w:t>☐  5. Why must Admin and Customer credentials use the correct role on login?</w:t>
+      </w:r>
+    </w:p>
+    <w:p>
+      <w:pPr>
+        <w:spacing w:after="20"/>
+        <w:ind w:left="216"/>
+      </w:pPr>
+      <w:r>
+        <w:rPr>
+          <w:rFonts w:ascii="Calibri" w:hAnsi="Calibri" w:eastAsia="Calibri"/>
+          <w:b w:val="0"/>
+          <w:sz w:val="20"/>
+        </w:rPr>
+        <w:t>☐  6. Formula for effective / discounted price?</w:t>
+      </w:r>
+    </w:p>
+    <w:p>
+      <w:pPr>
+        <w:spacing w:after="20"/>
+        <w:ind w:left="216"/>
+      </w:pPr>
+      <w:r>
+        <w:rPr>
+          <w:rFonts w:ascii="Calibri" w:hAnsi="Calibri" w:eastAsia="Calibri"/>
+          <w:b w:val="0"/>
+          <w:sz w:val="20"/>
+        </w:rPr>
+        <w:t>☐  7. When does a promotion discount apply vs standing discount?</w:t>
+      </w:r>
+    </w:p>
+    <w:p>
+      <w:pPr>
+        <w:spacing w:after="20"/>
+        <w:ind w:left="216"/>
+      </w:pPr>
+      <w:r>
+        <w:rPr>
+          <w:rFonts w:ascii="Calibri" w:hAnsi="Calibri" w:eastAsia="Calibri"/>
+          <w:b w:val="0"/>
+          <w:sz w:val="20"/>
+        </w:rPr>
+        <w:t>☐  8. Low stock threshold? Critical threshold (UI)?</w:t>
+      </w:r>
+    </w:p>
+    <w:p>
+      <w:pPr>
+        <w:spacing w:after="20"/>
+        <w:ind w:left="216"/>
+      </w:pPr>
+      <w:r>
+        <w:rPr>
+          <w:rFonts w:ascii="Calibri" w:hAnsi="Calibri" w:eastAsia="Calibri"/>
+          <w:b w:val="0"/>
+          <w:sz w:val="20"/>
+        </w:rPr>
+        <w:t>☐  9. How does expiry warning work (days)?</w:t>
+      </w:r>
+    </w:p>
+    <w:p>
+      <w:pPr>
+        <w:spacing w:after="20"/>
+        <w:ind w:left="216"/>
+      </w:pPr>
+      <w:r>
+        <w:rPr>
+          <w:rFonts w:ascii="Calibri" w:hAnsi="Calibri" w:eastAsia="Calibri"/>
+          <w:b w:val="0"/>
+          <w:sz w:val="20"/>
+        </w:rPr>
+        <w:t>☐  10. Which layer owns business rules — Form or Service? Why?</w:t>
+      </w:r>
+    </w:p>
+    <w:p>
+      <w:pPr>
+        <w:spacing w:after="80" w:before="0"/>
+      </w:pPr>
+      <w:r>
+        <w:rPr>
+          <w:rFonts w:ascii="Calibri" w:hAnsi="Calibri" w:eastAsia="Calibri"/>
+          <w:b w:val="0"/>
+          <w:sz w:val="20"/>
         </w:rPr>
         <w:t>Bug spots</w:t>
       </w:r>
@@ -3647,17 +4257,15 @@
         <w:tblLook w:firstColumn="1" w:firstRow="1" w:lastColumn="0" w:lastRow="0" w:noHBand="0" w:noVBand="1" w:val="04A0"/>
       </w:tblPr>
       <w:tblGrid>
-        <w:gridCol w:w="4896"/>
-        <w:gridCol w:w="4896"/>
+        <w:gridCol w:w="5112"/>
+        <w:gridCol w:w="5112"/>
       </w:tblGrid>
       <w:tr>
         <w:tc>
           <w:tcPr>
-            <w:tcW w:type="dxa" w:w="4320"/>
-            <w:shd w:fill="D9E2F3" w:val="clear"/>
+            <w:tcW w:type="dxa" w:w="5112"/>
           </w:tcPr>
           <w:p>
-            <w:r/>
             <w:r>
               <w:rPr>
                 <w:rFonts w:ascii="Calibri" w:hAnsi="Calibri" w:eastAsia="Calibri"/>
@@ -3670,11 +4278,9 @@
         </w:tc>
         <w:tc>
           <w:tcPr>
-            <w:tcW w:type="dxa" w:w="5040"/>
-            <w:shd w:fill="D9E2F3" w:val="clear"/>
+            <w:tcW w:type="dxa" w:w="5112"/>
           </w:tcPr>
           <w:p>
-            <w:r/>
             <w:r>
               <w:rPr>
                 <w:rFonts w:ascii="Calibri" w:hAnsi="Calibri" w:eastAsia="Calibri"/>
@@ -3689,33 +4295,31 @@
       <w:tr>
         <w:tc>
           <w:tcPr>
-            <w:tcW w:type="dxa" w:w="4320"/>
+            <w:tcW w:type="dxa" w:w="5112"/>
           </w:tcPr>
           <w:p>
-            <w:r/>
             <w:r>
               <w:rPr>
                 <w:rFonts w:ascii="Calibri" w:hAnsi="Calibri" w:eastAsia="Calibri"/>
                 <w:b w:val="0"/>
                 <w:sz w:val="18"/>
               </w:rPr>
-              <w:t>Invalid object name</w:t>
+              <w:t>Valid password fails</w:t>
             </w:r>
           </w:p>
         </w:tc>
         <w:tc>
           <w:tcPr>
-            <w:tcW w:type="dxa" w:w="5040"/>
+            <w:tcW w:type="dxa" w:w="5112"/>
           </w:tcPr>
           <w:p>
-            <w:r/>
             <w:r>
               <w:rPr>
                 <w:rFonts w:ascii="Calibri" w:hAnsi="Calibri" w:eastAsia="Calibri"/>
                 <w:b w:val="0"/>
                 <w:sz w:val="18"/>
               </w:rPr>
-              <w:t>Script not run / wrong database name</w:t>
+              <w:t>Hash format / salt / wrong table</w:t>
             </w:r>
           </w:p>
         </w:tc>
@@ -3723,33 +4327,31 @@
       <w:tr>
         <w:tc>
           <w:tcPr>
-            <w:tcW w:type="dxa" w:w="4320"/>
+            <w:tcW w:type="dxa" w:w="5112"/>
           </w:tcPr>
           <w:p>
-            <w:r/>
             <w:r>
               <w:rPr>
                 <w:rFonts w:ascii="Calibri" w:hAnsi="Calibri" w:eastAsia="Calibri"/>
                 <w:b w:val="0"/>
                 <w:sz w:val="18"/>
               </w:rPr>
-              <w:t>Login works, grids empty</w:t>
+              <w:t>Duplicate email allowed</w:t>
             </w:r>
           </w:p>
         </w:tc>
         <w:tc>
           <w:tcPr>
-            <w:tcW w:type="dxa" w:w="5040"/>
+            <w:tcW w:type="dxa" w:w="5112"/>
           </w:tcPr>
           <w:p>
-            <w:r/>
             <w:r>
               <w:rPr>
                 <w:rFonts w:ascii="Calibri" w:hAnsi="Calibri" w:eastAsia="Calibri"/>
                 <w:b w:val="0"/>
                 <w:sz w:val="18"/>
               </w:rPr>
-              <w:t>Wrong catalog; empty tables; repository filter</w:t>
+              <w:t>Registration validation + unique constraint</w:t>
             </w:r>
           </w:p>
         </w:tc>
@@ -3757,33 +4359,127 @@
       <w:tr>
         <w:tc>
           <w:tcPr>
-            <w:tcW w:type="dxa" w:w="4320"/>
+            <w:tcW w:type="dxa" w:w="5112"/>
           </w:tcPr>
           <w:p>
-            <w:r/>
             <w:r>
               <w:rPr>
                 <w:rFonts w:ascii="Calibri" w:hAnsi="Calibri" w:eastAsia="Calibri"/>
                 <w:b w:val="0"/>
                 <w:sz w:val="18"/>
               </w:rPr>
-              <w:t>SQL injection question</w:t>
+              <w:t>Stays logged in after logout</w:t>
             </w:r>
           </w:p>
         </w:tc>
         <w:tc>
           <w:tcPr>
-            <w:tcW w:type="dxa" w:w="5040"/>
+            <w:tcW w:type="dxa" w:w="5112"/>
           </w:tcPr>
           <w:p>
-            <w:r/>
             <w:r>
               <w:rPr>
                 <w:rFonts w:ascii="Calibri" w:hAnsi="Calibri" w:eastAsia="Calibri"/>
                 <w:b w:val="0"/>
                 <w:sz w:val="18"/>
               </w:rPr>
-              <w:t>Point to @parameters in repositories</w:t>
+              <w:t>Session clear in application context</w:t>
+            </w:r>
+          </w:p>
+        </w:tc>
+      </w:tr>
+      <w:tr>
+        <w:tc>
+          <w:tcPr>
+            <w:tcW w:type="dxa" w:w="5112"/>
+          </w:tcPr>
+          <w:p>
+            <w:r>
+              <w:rPr>
+                <w:rFonts w:ascii="Calibri" w:hAnsi="Calibri" w:eastAsia="Calibri"/>
+                <w:b w:val="0"/>
+                <w:sz w:val="18"/>
+              </w:rPr>
+              <w:t>Wrong price at checkout</w:t>
+            </w:r>
+          </w:p>
+        </w:tc>
+        <w:tc>
+          <w:tcPr>
+            <w:tcW w:type="dxa" w:w="5112"/>
+          </w:tcPr>
+          <w:p>
+            <w:r>
+              <w:rPr>
+                <w:rFonts w:ascii="Calibri" w:hAnsi="Calibri" w:eastAsia="Calibri"/>
+                <w:b w:val="0"/>
+                <w:sz w:val="18"/>
+              </w:rPr>
+              <w:t>GetEffectivePrice / promo dates</w:t>
+            </w:r>
+          </w:p>
+        </w:tc>
+      </w:tr>
+      <w:tr>
+        <w:tc>
+          <w:tcPr>
+            <w:tcW w:type="dxa" w:w="5112"/>
+          </w:tcPr>
+          <w:p>
+            <w:r>
+              <w:rPr>
+                <w:rFonts w:ascii="Calibri" w:hAnsi="Calibri" w:eastAsia="Calibri"/>
+                <w:b w:val="0"/>
+                <w:sz w:val="18"/>
+              </w:rPr>
+              <w:t>Expiry list empty</w:t>
+            </w:r>
+          </w:p>
+        </w:tc>
+        <w:tc>
+          <w:tcPr>
+            <w:tcW w:type="dxa" w:w="5112"/>
+          </w:tcPr>
+          <w:p>
+            <w:r>
+              <w:rPr>
+                <w:rFonts w:ascii="Calibri" w:hAnsi="Calibri" w:eastAsia="Calibri"/>
+                <w:b w:val="0"/>
+                <w:sz w:val="18"/>
+              </w:rPr>
+              <w:t>date comparison; warningDays = 30</w:t>
+            </w:r>
+          </w:p>
+        </w:tc>
+      </w:tr>
+      <w:tr>
+        <w:tc>
+          <w:tcPr>
+            <w:tcW w:type="dxa" w:w="5112"/>
+          </w:tcPr>
+          <w:p>
+            <w:r>
+              <w:rPr>
+                <w:rFonts w:ascii="Calibri" w:hAnsi="Calibri" w:eastAsia="Calibri"/>
+                <w:b w:val="0"/>
+                <w:sz w:val="18"/>
+              </w:rPr>
+              <w:t>Stock not refreshing</w:t>
+            </w:r>
+          </w:p>
+        </w:tc>
+        <w:tc>
+          <w:tcPr>
+            <w:tcW w:type="dxa" w:w="5112"/>
+          </w:tcPr>
+          <w:p>
+            <w:r>
+              <w:rPr>
+                <w:rFonts w:ascii="Calibri" w:hAnsi="Calibri" w:eastAsia="Calibri"/>
+                <w:b w:val="0"/>
+                <w:sz w:val="18"/>
+              </w:rPr>
+              <w:t>reload after save; binding</w:t>
             </w:r>
           </w:p>
         </w:tc>
@@ -3792,351 +4488,737 @@
     <w:p/>
     <w:p>
       <w:pPr>
-        <w:spacing w:after="40" w:before="0"/>
+        <w:spacing w:after="20"/>
+        <w:ind w:left="216"/>
+      </w:pPr>
+      <w:r>
+        <w:rPr>
+          <w:rFonts w:ascii="Calibri" w:hAnsi="Calibri" w:eastAsia="Calibri"/>
+          <w:b w:val="0"/>
+          <w:sz w:val="20"/>
+        </w:rPr>
+        <w:t>☐  Day 2 done</w:t>
+      </w:r>
+    </w:p>
+    <w:p>
+      <w:pPr>
+        <w:pStyle w:val="Heading1"/>
+      </w:pPr>
+      <w:r>
+        <w:t>Day 3 — Orders, cart, customer portal, reports &amp; prescriptions</w:t>
+      </w:r>
+    </w:p>
+    <w:p>
+      <w:pPr>
+        <w:spacing w:after="80" w:before="0"/>
       </w:pPr>
       <w:r>
         <w:rPr>
           <w:rFonts w:ascii="Calibri" w:hAnsi="Calibri" w:eastAsia="Calibri"/>
           <w:b/>
-          <w:sz w:val="22"/>
+          <w:sz w:val="20"/>
         </w:rPr>
-        <w:t>☐ Day done</w:t>
+        <w:t>Goal: Explain cart → place order → stock change → status/cancel, plus search, profile, Rx, and admin reports/PDF.</w:t>
       </w:r>
     </w:p>
     <w:p>
       <w:pPr>
-        <w:pStyle w:val="Heading1"/>
+        <w:spacing w:after="80" w:before="0"/>
       </w:pPr>
       <w:r>
         <w:rPr>
           <w:rFonts w:ascii="Calibri" w:hAnsi="Calibri" w:eastAsia="Calibri"/>
           <w:b/>
-          <w:sz w:val="32"/>
+          <w:sz w:val="20"/>
         </w:rPr>
-        <w:t>Day 3 — Auth, session, validation, security</w:t>
+        <w:t>Morning — Orders: cart, checkout, stock, status (~3.5 hrs)</w:t>
       </w:r>
     </w:p>
     <w:p>
       <w:pPr>
-        <w:spacing w:after="80"/>
+        <w:spacing w:after="80" w:before="0"/>
       </w:pPr>
       <w:r>
         <w:rPr>
           <w:rFonts w:ascii="Calibri" w:hAnsi="Calibri" w:eastAsia="Calibri"/>
-          <w:b/>
-          <w:sz w:val="22"/>
-        </w:rPr>
-        <w:t>Goal: Explain secure login, hashing, session, and registration validation.</w:t>
-      </w:r>
-    </w:p>
-    <w:p>
-      <w:pPr>
-        <w:pStyle w:val="Heading2"/>
-      </w:pPr>
-      <w:r>
-        <w:rPr>
-          <w:rFonts w:ascii="Calibri" w:hAnsi="Calibri" w:eastAsia="Calibri"/>
-          <w:b/>
-          <w:sz w:val="26"/>
+          <w:b w:val="0"/>
+          <w:sz w:val="20"/>
         </w:rPr>
         <w:t>Read / open</w:t>
       </w:r>
     </w:p>
     <w:p>
       <w:pPr>
-        <w:spacing w:after="40" w:before="0"/>
+        <w:spacing w:after="20"/>
+        <w:ind w:left="216"/>
       </w:pPr>
       <w:r>
         <w:rPr>
           <w:rFonts w:ascii="Calibri" w:hAnsi="Calibri" w:eastAsia="Calibri"/>
           <w:b w:val="0"/>
-          <w:sz w:val="22"/>
+          <w:sz w:val="20"/>
         </w:rPr>
-        <w:t>☐ Services/AuthService.cs, PasswordHasher.cs, Session.cs, ValidationService.cs</w:t>
+        <w:t>☐  CartService + CartRepository</w:t>
       </w:r>
     </w:p>
     <w:p>
       <w:pPr>
-        <w:spacing w:after="40" w:before="0"/>
+        <w:spacing w:after="20"/>
+        <w:ind w:left="216"/>
       </w:pPr>
       <w:r>
         <w:rPr>
           <w:rFonts w:ascii="Calibri" w:hAnsi="Calibri" w:eastAsia="Calibri"/>
           <w:b w:val="0"/>
-          <w:sz w:val="22"/>
+          <w:sz w:val="20"/>
         </w:rPr>
-        <w:t>☐ Forms/LoginForm.cs, RegistrationForm.cs, ForgotPasswordForm.cs, ChangePasswordForm.cs</w:t>
+        <w:t>☐  OrderService — PlaceOrder, CancelOrder, CancelOrderAsAdmin, UpdateStatus, GetAllowedNextStatuses</w:t>
       </w:r>
     </w:p>
     <w:p>
       <w:pPr>
-        <w:pStyle w:val="Heading2"/>
+        <w:spacing w:after="20"/>
+        <w:ind w:left="216"/>
       </w:pPr>
       <w:r>
         <w:rPr>
           <w:rFonts w:ascii="Calibri" w:hAnsi="Calibri" w:eastAsia="Calibri"/>
-          <w:b/>
-          <w:sz w:val="26"/>
+          <w:b w:val="0"/>
+          <w:sz w:val="20"/>
+        </w:rPr>
+        <w:t>☐  PaymentService; PlaceOrderForm; TrackOrdersForm; ManageOrdersForm</w:t>
+      </w:r>
+    </w:p>
+    <w:p>
+      <w:pPr>
+        <w:spacing w:after="80" w:before="0"/>
+      </w:pPr>
+      <w:r>
+        <w:rPr>
+          <w:rFonts w:ascii="Calibri" w:hAnsi="Calibri" w:eastAsia="Calibri"/>
+          <w:b w:val="0"/>
+          <w:sz w:val="20"/>
         </w:rPr>
         <w:t>Do / setup</w:t>
       </w:r>
     </w:p>
     <w:p>
       <w:pPr>
-        <w:spacing w:after="40" w:before="0"/>
+        <w:spacing w:after="20"/>
+        <w:ind w:left="216"/>
       </w:pPr>
       <w:r>
         <w:rPr>
           <w:rFonts w:ascii="Calibri" w:hAnsi="Calibri" w:eastAsia="Calibri"/>
           <w:b w:val="0"/>
-          <w:sz w:val="22"/>
+          <w:sz w:val="20"/>
         </w:rPr>
-        <w:t>☐ Trace register → PasswordHasher.Hash → insert Customer</w:t>
+        <w:t>☐  Place a customer order and confirm stock decreases</w:t>
       </w:r>
     </w:p>
     <w:p>
       <w:pPr>
-        <w:spacing w:after="40" w:before="0"/>
+        <w:spacing w:after="20"/>
+        <w:ind w:left="216"/>
       </w:pPr>
       <w:r>
         <w:rPr>
           <w:rFonts w:ascii="Calibri" w:hAnsi="Calibri" w:eastAsia="Calibri"/>
           <w:b w:val="0"/>
-          <w:sz w:val="22"/>
+          <w:sz w:val="20"/>
         </w:rPr>
-        <w:t>☐ Confirm hash shape: iterations$salt$hash (Base64 salt/hash)</w:t>
+        <w:t>☐  Admin: Pending → Ready for Pickup</w:t>
       </w:r>
     </w:p>
     <w:p>
       <w:pPr>
-        <w:spacing w:after="40" w:before="0"/>
+        <w:spacing w:after="20"/>
+        <w:ind w:left="216"/>
       </w:pPr>
       <w:r>
         <w:rPr>
           <w:rFonts w:ascii="Calibri" w:hAnsi="Calibri" w:eastAsia="Calibri"/>
           <w:b w:val="0"/>
-          <w:sz w:val="22"/>
+          <w:sz w:val="20"/>
         </w:rPr>
-        <w:t>☐ Try wrong password and wrong role once each</w:t>
+        <w:t>☐  Cancel a Pending order and confirm stock restores</w:t>
       </w:r>
     </w:p>
     <w:p>
       <w:pPr>
-        <w:pStyle w:val="Heading2"/>
+        <w:spacing w:after="20"/>
+        <w:ind w:left="216"/>
       </w:pPr>
       <w:r>
         <w:rPr>
           <w:rFonts w:ascii="Calibri" w:hAnsi="Calibri" w:eastAsia="Calibri"/>
-          <w:b/>
-          <w:sz w:val="26"/>
+          <w:b w:val="0"/>
+          <w:sz w:val="20"/>
+        </w:rPr>
+        <w:t>☐  Confirm cancel after Ready is blocked</w:t>
+      </w:r>
+    </w:p>
+    <w:p>
+      <w:pPr>
+        <w:spacing w:after="80" w:before="0"/>
+      </w:pPr>
+      <w:r>
+        <w:rPr>
+          <w:rFonts w:ascii="Calibri" w:hAnsi="Calibri" w:eastAsia="Calibri"/>
+          <w:b w:val="0"/>
+          <w:sz w:val="20"/>
         </w:rPr>
         <w:t>Files</w:t>
       </w:r>
     </w:p>
     <w:p>
       <w:pPr>
-        <w:spacing w:after="40" w:before="0"/>
+        <w:spacing w:after="20"/>
+        <w:ind w:left="216"/>
       </w:pPr>
       <w:r>
         <w:rPr>
           <w:rFonts w:ascii="Calibri" w:hAnsi="Calibri" w:eastAsia="Calibri"/>
           <w:b w:val="0"/>
-          <w:sz w:val="22"/>
+          <w:sz w:val="20"/>
         </w:rPr>
-        <w:t>☐ AuthService.cs</w:t>
+        <w:t>☐  OrderService.cs</w:t>
       </w:r>
     </w:p>
     <w:p>
       <w:pPr>
-        <w:spacing w:after="40" w:before="0"/>
+        <w:spacing w:after="20"/>
+        <w:ind w:left="216"/>
       </w:pPr>
       <w:r>
         <w:rPr>
           <w:rFonts w:ascii="Calibri" w:hAnsi="Calibri" w:eastAsia="Calibri"/>
           <w:b w:val="0"/>
-          <w:sz w:val="22"/>
+          <w:sz w:val="20"/>
         </w:rPr>
-        <w:t>☐ PasswordHasher.cs</w:t>
+        <w:t>☐  CartService.cs</w:t>
       </w:r>
     </w:p>
     <w:p>
       <w:pPr>
-        <w:spacing w:after="40" w:before="0"/>
+        <w:spacing w:after="20"/>
+        <w:ind w:left="216"/>
       </w:pPr>
       <w:r>
         <w:rPr>
           <w:rFonts w:ascii="Calibri" w:hAnsi="Calibri" w:eastAsia="Calibri"/>
           <w:b w:val="0"/>
-          <w:sz w:val="22"/>
+          <w:sz w:val="20"/>
         </w:rPr>
-        <w:t>☐ Session.cs</w:t>
+        <w:t>☐  PaymentService.cs</w:t>
       </w:r>
     </w:p>
     <w:p>
       <w:pPr>
-        <w:spacing w:after="40" w:before="0"/>
+        <w:spacing w:after="20"/>
+        <w:ind w:left="216"/>
       </w:pPr>
       <w:r>
         <w:rPr>
           <w:rFonts w:ascii="Calibri" w:hAnsi="Calibri" w:eastAsia="Calibri"/>
           <w:b w:val="0"/>
-          <w:sz w:val="22"/>
+          <w:sz w:val="20"/>
         </w:rPr>
-        <w:t>☐ ValidationService.cs</w:t>
+        <w:t>☐  PlaceOrderForm / ManageOrdersForm / TrackOrdersForm</w:t>
       </w:r>
     </w:p>
     <w:p>
       <w:pPr>
-        <w:spacing w:after="40" w:before="0"/>
+        <w:spacing w:after="80" w:before="0"/>
       </w:pPr>
       <w:r>
         <w:rPr>
           <w:rFonts w:ascii="Calibri" w:hAnsi="Calibri" w:eastAsia="Calibri"/>
           <w:b w:val="0"/>
-          <w:sz w:val="22"/>
-        </w:rPr>
-        <w:t>☐ LoginForm / RegistrationForm</w:t>
-      </w:r>
-    </w:p>
-    <w:p>
-      <w:pPr>
-        <w:pStyle w:val="Heading2"/>
-      </w:pPr>
-      <w:r>
-        <w:rPr>
-          <w:rFonts w:ascii="Calibri" w:hAnsi="Calibri" w:eastAsia="Calibri"/>
-          <w:b/>
-          <w:sz w:val="26"/>
+          <w:sz w:val="20"/>
         </w:rPr>
         <w:t>Trace (say aloud)</w:t>
       </w:r>
     </w:p>
     <w:p>
       <w:pPr>
-        <w:spacing w:after="80"/>
+        <w:pStyle w:val="ListBullet"/>
+        <w:spacing w:after="40"/>
       </w:pPr>
       <w:r>
         <w:rPr>
           <w:rFonts w:ascii="Calibri" w:hAnsi="Calibri" w:eastAsia="Calibri"/>
           <w:b w:val="0"/>
-          <w:sz w:val="22"/>
+          <w:sz w:val="20"/>
         </w:rPr>
-        <w:t>1. Login: validate → AuthService → verify hash → set Session → host form</w:t>
+        <w:t>1. Status flow: Pending → Ready for Pickup → Delivered; or Cancelled (typically Pending)</w:t>
       </w:r>
     </w:p>
     <w:p>
       <w:pPr>
-        <w:spacing w:after="80"/>
+        <w:pStyle w:val="ListBullet"/>
+        <w:spacing w:after="40"/>
       </w:pPr>
       <w:r>
         <w:rPr>
           <w:rFonts w:ascii="Calibri" w:hAnsi="Calibri" w:eastAsia="Calibri"/>
           <w:b w:val="0"/>
-          <w:sz w:val="22"/>
+          <w:sz w:val="20"/>
         </w:rPr>
-        <w:t>2. Register: validate match/terms/email → Hash → insert</w:t>
+        <w:t>2. PlaceOrder creates order/items and deducts stock after checks</w:t>
       </w:r>
     </w:p>
     <w:p>
       <w:pPr>
-        <w:spacing w:after="80"/>
+        <w:pStyle w:val="ListBullet"/>
+        <w:spacing w:after="40"/>
       </w:pPr>
       <w:r>
         <w:rPr>
           <w:rFonts w:ascii="Calibri" w:hAnsi="Calibri" w:eastAsia="Calibri"/>
           <w:b w:val="0"/>
-          <w:sz w:val="22"/>
+          <w:sz w:val="20"/>
         </w:rPr>
-        <w:t>3. Logout clears Session in application context</w:t>
+        <w:t>3. CancelOrder restores stock when allowed</w:t>
       </w:r>
     </w:p>
     <w:p>
       <w:pPr>
-        <w:pStyle w:val="Heading2"/>
+        <w:spacing w:after="80" w:before="0"/>
       </w:pPr>
       <w:r>
         <w:rPr>
           <w:rFonts w:ascii="Calibri" w:hAnsi="Calibri" w:eastAsia="Calibri"/>
           <w:b/>
-          <w:sz w:val="26"/>
+          <w:sz w:val="20"/>
         </w:rPr>
-        <w:t>Viva questions</w:t>
+        <w:t>Afternoon — Customer portal + reports + prescriptions (~3 hrs)</w:t>
       </w:r>
     </w:p>
     <w:p>
       <w:pPr>
-        <w:spacing w:after="40" w:before="0"/>
+        <w:spacing w:after="80" w:before="0"/>
       </w:pPr>
       <w:r>
         <w:rPr>
           <w:rFonts w:ascii="Calibri" w:hAnsi="Calibri" w:eastAsia="Calibri"/>
           <w:b w:val="0"/>
-          <w:sz w:val="22"/>
+          <w:sz w:val="20"/>
         </w:rPr>
-        <w:t>☐ 1. How are passwords stored (never plain text)?</w:t>
+        <w:t>Read / open</w:t>
       </w:r>
     </w:p>
     <w:p>
       <w:pPr>
-        <w:spacing w:after="40" w:before="0"/>
+        <w:spacing w:after="20"/>
+        <w:ind w:left="216"/>
       </w:pPr>
       <w:r>
         <w:rPr>
           <w:rFonts w:ascii="Calibri" w:hAnsi="Calibri" w:eastAsia="Calibri"/>
           <w:b w:val="0"/>
-          <w:sz w:val="22"/>
+          <w:sz w:val="20"/>
         </w:rPr>
-        <w:t>☐ 2. What is PBKDF2 and why iterations matter?</w:t>
+        <w:t>☐  CustomerHostForm; SearchMedicinesForm + SearchService (linear search)</w:t>
       </w:r>
     </w:p>
     <w:p>
       <w:pPr>
-        <w:spacing w:after="40" w:before="0"/>
+        <w:spacing w:after="20"/>
+        <w:ind w:left="216"/>
       </w:pPr>
       <w:r>
         <w:rPr>
           <w:rFonts w:ascii="Calibri" w:hAnsi="Calibri" w:eastAsia="Calibri"/>
           <w:b w:val="0"/>
-          <w:sz w:val="22"/>
+          <w:sz w:val="20"/>
         </w:rPr>
-        <w:t>☐ 3. What does Session hold after login?</w:t>
+        <w:t>☐  ProfileManagementForm + CustomerService</w:t>
       </w:r>
     </w:p>
     <w:p>
       <w:pPr>
-        <w:spacing w:after="40" w:before="0"/>
+        <w:spacing w:after="20"/>
+        <w:ind w:left="216"/>
       </w:pPr>
       <w:r>
         <w:rPr>
           <w:rFonts w:ascii="Calibri" w:hAnsi="Calibri" w:eastAsia="Calibri"/>
           <w:b w:val="0"/>
-          <w:sz w:val="22"/>
+          <w:sz w:val="20"/>
         </w:rPr>
-        <w:t>☐ 4. Can a deactivated customer log in? Where is that checked?</w:t>
+        <w:t>☐  PrescriptionService; ReportsForm; ReportService; ExportHelper</w:t>
       </w:r>
     </w:p>
     <w:p>
       <w:pPr>
-        <w:spacing w:after="40" w:before="0"/>
+        <w:spacing w:after="20"/>
+        <w:ind w:left="216"/>
       </w:pPr>
       <w:r>
         <w:rPr>
           <w:rFonts w:ascii="Calibri" w:hAnsi="Calibri" w:eastAsia="Calibri"/>
           <w:b w:val="0"/>
-          <w:sz w:val="22"/>
+          <w:sz w:val="20"/>
         </w:rPr>
-        <w:t>☐ 5. Why must Admin and Customer credentials use the correct role on login?</w:t>
+        <w:t>☐  Docs/Diagrams/export/Sequence.png</w:t>
       </w:r>
     </w:p>
     <w:p>
       <w:pPr>
-        <w:pStyle w:val="Heading2"/>
+        <w:spacing w:after="80" w:before="0"/>
       </w:pPr>
       <w:r>
         <w:rPr>
           <w:rFonts w:ascii="Calibri" w:hAnsi="Calibri" w:eastAsia="Calibri"/>
-          <w:b/>
-          <w:sz w:val="26"/>
+          <w:b w:val="0"/>
+          <w:sz w:val="20"/>
+        </w:rPr>
+        <w:t>Do / setup</w:t>
+      </w:r>
+    </w:p>
+    <w:p>
+      <w:pPr>
+        <w:spacing w:after="20"/>
+        <w:ind w:left="216"/>
+      </w:pPr>
+      <w:r>
+        <w:rPr>
+          <w:rFonts w:ascii="Calibri" w:hAnsi="Calibri" w:eastAsia="Calibri"/>
+          <w:b w:val="0"/>
+          <w:sz w:val="20"/>
+        </w:rPr>
+        <w:t>☐  Search by name / category / price range</w:t>
+      </w:r>
+    </w:p>
+    <w:p>
+      <w:pPr>
+        <w:spacing w:after="20"/>
+        <w:ind w:left="216"/>
+      </w:pPr>
+      <w:r>
+        <w:rPr>
+          <w:rFonts w:ascii="Calibri" w:hAnsi="Calibri" w:eastAsia="Calibri"/>
+          <w:b w:val="0"/>
+          <w:sz w:val="20"/>
+        </w:rPr>
+        <w:t>☐  Order with Rx-required medicine → upload prescription path</w:t>
+      </w:r>
+    </w:p>
+    <w:p>
+      <w:pPr>
+        <w:spacing w:after="20"/>
+        <w:ind w:left="216"/>
+      </w:pPr>
+      <w:r>
+        <w:rPr>
+          <w:rFonts w:ascii="Calibri" w:hAnsi="Calibri" w:eastAsia="Calibri"/>
+          <w:b w:val="0"/>
+          <w:sz w:val="20"/>
+        </w:rPr>
+        <w:t>☐  Admin Reports → Sales / Stock / Customer history → export PDF</w:t>
+      </w:r>
+    </w:p>
+    <w:p>
+      <w:pPr>
+        <w:spacing w:after="80" w:before="0"/>
+      </w:pPr>
+      <w:r>
+        <w:rPr>
+          <w:rFonts w:ascii="Calibri" w:hAnsi="Calibri" w:eastAsia="Calibri"/>
+          <w:b w:val="0"/>
+          <w:sz w:val="20"/>
+        </w:rPr>
+        <w:t>Files</w:t>
+      </w:r>
+    </w:p>
+    <w:p>
+      <w:pPr>
+        <w:spacing w:after="20"/>
+        <w:ind w:left="216"/>
+      </w:pPr>
+      <w:r>
+        <w:rPr>
+          <w:rFonts w:ascii="Calibri" w:hAnsi="Calibri" w:eastAsia="Calibri"/>
+          <w:b w:val="0"/>
+          <w:sz w:val="20"/>
+        </w:rPr>
+        <w:t>☐  SearchService.cs</w:t>
+      </w:r>
+    </w:p>
+    <w:p>
+      <w:pPr>
+        <w:spacing w:after="20"/>
+        <w:ind w:left="216"/>
+      </w:pPr>
+      <w:r>
+        <w:rPr>
+          <w:rFonts w:ascii="Calibri" w:hAnsi="Calibri" w:eastAsia="Calibri"/>
+          <w:b w:val="0"/>
+          <w:sz w:val="20"/>
+        </w:rPr>
+        <w:t>☐  ReportService.cs</w:t>
+      </w:r>
+    </w:p>
+    <w:p>
+      <w:pPr>
+        <w:spacing w:after="20"/>
+        <w:ind w:left="216"/>
+      </w:pPr>
+      <w:r>
+        <w:rPr>
+          <w:rFonts w:ascii="Calibri" w:hAnsi="Calibri" w:eastAsia="Calibri"/>
+          <w:b w:val="0"/>
+          <w:sz w:val="20"/>
+        </w:rPr>
+        <w:t>☐  ExportHelper.cs</w:t>
+      </w:r>
+    </w:p>
+    <w:p>
+      <w:pPr>
+        <w:spacing w:after="20"/>
+        <w:ind w:left="216"/>
+      </w:pPr>
+      <w:r>
+        <w:rPr>
+          <w:rFonts w:ascii="Calibri" w:hAnsi="Calibri" w:eastAsia="Calibri"/>
+          <w:b w:val="0"/>
+          <w:sz w:val="20"/>
+        </w:rPr>
+        <w:t>☐  PrescriptionService.cs</w:t>
+      </w:r>
+    </w:p>
+    <w:p>
+      <w:pPr>
+        <w:spacing w:after="20"/>
+        <w:ind w:left="216"/>
+      </w:pPr>
+      <w:r>
+        <w:rPr>
+          <w:rFonts w:ascii="Calibri" w:hAnsi="Calibri" w:eastAsia="Calibri"/>
+          <w:b w:val="0"/>
+          <w:sz w:val="20"/>
+        </w:rPr>
+        <w:t>☐  ReportsForm.cs</w:t>
+      </w:r>
+    </w:p>
+    <w:p>
+      <w:pPr>
+        <w:spacing w:after="80" w:before="0"/>
+      </w:pPr>
+      <w:r>
+        <w:rPr>
+          <w:rFonts w:ascii="Calibri" w:hAnsi="Calibri" w:eastAsia="Calibri"/>
+          <w:b w:val="0"/>
+          <w:sz w:val="20"/>
+        </w:rPr>
+        <w:t>Trace (say aloud)</w:t>
+      </w:r>
+    </w:p>
+    <w:p>
+      <w:pPr>
+        <w:pStyle w:val="ListBullet"/>
+        <w:spacing w:after="40"/>
+      </w:pPr>
+      <w:r>
+        <w:rPr>
+          <w:rFonts w:ascii="Calibri" w:hAnsi="Calibri" w:eastAsia="Calibri"/>
+          <w:b w:val="0"/>
+          <w:sz w:val="20"/>
+        </w:rPr>
+        <w:t>1. Search filters → filtered list</w:t>
+      </w:r>
+    </w:p>
+    <w:p>
+      <w:pPr>
+        <w:pStyle w:val="ListBullet"/>
+        <w:spacing w:after="40"/>
+      </w:pPr>
+      <w:r>
+        <w:rPr>
+          <w:rFonts w:ascii="Calibri" w:hAnsi="Calibri" w:eastAsia="Calibri"/>
+          <w:b w:val="0"/>
+          <w:sz w:val="20"/>
+        </w:rPr>
+        <w:t>2. Rx-required gate before order progress</w:t>
+      </w:r>
+    </w:p>
+    <w:p>
+      <w:pPr>
+        <w:pStyle w:val="ListBullet"/>
+        <w:spacing w:after="40"/>
+      </w:pPr>
+      <w:r>
+        <w:rPr>
+          <w:rFonts w:ascii="Calibri" w:hAnsi="Calibri" w:eastAsia="Calibri"/>
+          <w:b w:val="0"/>
+          <w:sz w:val="20"/>
+        </w:rPr>
+        <w:t>3. ReportService aggregates → UI grids → ExportHelper PDF</w:t>
+      </w:r>
+    </w:p>
+    <w:p>
+      <w:pPr>
+        <w:spacing w:after="80" w:before="0"/>
+      </w:pPr>
+      <w:r>
+        <w:rPr>
+          <w:rFonts w:ascii="Calibri" w:hAnsi="Calibri" w:eastAsia="Calibri"/>
+          <w:b w:val="0"/>
+          <w:sz w:val="20"/>
+        </w:rPr>
+        <w:t>Day 3 viva questions</w:t>
+      </w:r>
+    </w:p>
+    <w:p>
+      <w:pPr>
+        <w:spacing w:after="20"/>
+        <w:ind w:left="216"/>
+      </w:pPr>
+      <w:r>
+        <w:rPr>
+          <w:rFonts w:ascii="Calibri" w:hAnsi="Calibri" w:eastAsia="Calibri"/>
+          <w:b w:val="0"/>
+          <w:sz w:val="20"/>
+        </w:rPr>
+        <w:t>☐  1. What methods on OrderService place and cancel orders?</w:t>
+      </w:r>
+    </w:p>
+    <w:p>
+      <w:pPr>
+        <w:spacing w:after="20"/>
+        <w:ind w:left="216"/>
+      </w:pPr>
+      <w:r>
+        <w:rPr>
+          <w:rFonts w:ascii="Calibri" w:hAnsi="Calibri" w:eastAsia="Calibri"/>
+          <w:b w:val="0"/>
+          <w:sz w:val="20"/>
+        </w:rPr>
+        <w:t>☐  2. How is stock kept consistent when placing / cancelling?</w:t>
+      </w:r>
+    </w:p>
+    <w:p>
+      <w:pPr>
+        <w:spacing w:after="20"/>
+        <w:ind w:left="216"/>
+      </w:pPr>
+      <w:r>
+        <w:rPr>
+          <w:rFonts w:ascii="Calibri" w:hAnsi="Calibri" w:eastAsia="Calibri"/>
+          <w:b w:val="0"/>
+          <w:sz w:val="20"/>
+        </w:rPr>
+        <w:t>☐  3. List allowed status transitions.</w:t>
+      </w:r>
+    </w:p>
+    <w:p>
+      <w:pPr>
+        <w:spacing w:after="20"/>
+        <w:ind w:left="216"/>
+      </w:pPr>
+      <w:r>
+        <w:rPr>
+          <w:rFonts w:ascii="Calibri" w:hAnsi="Calibri" w:eastAsia="Calibri"/>
+          <w:b w:val="0"/>
+          <w:sz w:val="20"/>
+        </w:rPr>
+        <w:t>☐  4. What happens if quantity requested &gt; stock?</w:t>
+      </w:r>
+    </w:p>
+    <w:p>
+      <w:pPr>
+        <w:spacing w:after="20"/>
+        <w:ind w:left="216"/>
+      </w:pPr>
+      <w:r>
+        <w:rPr>
+          <w:rFonts w:ascii="Calibri" w:hAnsi="Calibri" w:eastAsia="Calibri"/>
+          <w:b w:val="0"/>
+          <w:sz w:val="20"/>
+        </w:rPr>
+        <w:t>☐  5. Role of PaymentService in checkout?</w:t>
+      </w:r>
+    </w:p>
+    <w:p>
+      <w:pPr>
+        <w:spacing w:after="20"/>
+        <w:ind w:left="216"/>
+      </w:pPr>
+      <w:r>
+        <w:rPr>
+          <w:rFonts w:ascii="Calibri" w:hAnsi="Calibri" w:eastAsia="Calibri"/>
+          <w:b w:val="0"/>
+          <w:sz w:val="20"/>
+        </w:rPr>
+        <w:t>☐  6. What search algorithm is used and why is linear OK?</w:t>
+      </w:r>
+    </w:p>
+    <w:p>
+      <w:pPr>
+        <w:spacing w:after="20"/>
+        <w:ind w:left="216"/>
+      </w:pPr>
+      <w:r>
+        <w:rPr>
+          <w:rFonts w:ascii="Calibri" w:hAnsi="Calibri" w:eastAsia="Calibri"/>
+          <w:b w:val="0"/>
+          <w:sz w:val="20"/>
+        </w:rPr>
+        <w:t>☐  7. How are reports generated without putting SQL in the form?</w:t>
+      </w:r>
+    </w:p>
+    <w:p>
+      <w:pPr>
+        <w:spacing w:after="20"/>
+        <w:ind w:left="216"/>
+      </w:pPr>
+      <w:r>
+        <w:rPr>
+          <w:rFonts w:ascii="Calibri" w:hAnsi="Calibri" w:eastAsia="Calibri"/>
+          <w:b w:val="0"/>
+          <w:sz w:val="20"/>
+        </w:rPr>
+        <w:t>☐  8. How does PDF export work (PDFsharp / ExportHelper)?</w:t>
+      </w:r>
+    </w:p>
+    <w:p>
+      <w:pPr>
+        <w:spacing w:after="20"/>
+        <w:ind w:left="216"/>
+      </w:pPr>
+      <w:r>
+        <w:rPr>
+          <w:rFonts w:ascii="Calibri" w:hAnsi="Calibri" w:eastAsia="Calibri"/>
+          <w:b w:val="0"/>
+          <w:sz w:val="20"/>
+        </w:rPr>
+        <w:t>☐  9. Why attach a prescription to some orders?</w:t>
+      </w:r>
+    </w:p>
+    <w:p>
+      <w:pPr>
+        <w:spacing w:after="20"/>
+        <w:ind w:left="216"/>
+      </w:pPr>
+      <w:r>
+        <w:rPr>
+          <w:rFonts w:ascii="Calibri" w:hAnsi="Calibri" w:eastAsia="Calibri"/>
+          <w:b w:val="0"/>
+          <w:sz w:val="20"/>
+        </w:rPr>
+        <w:t>☐  10. What can a customer change on their profile?</w:t>
+      </w:r>
+    </w:p>
+    <w:p>
+      <w:pPr>
+        <w:spacing w:after="80" w:before="0"/>
+      </w:pPr>
+      <w:r>
+        <w:rPr>
+          <w:rFonts w:ascii="Calibri" w:hAnsi="Calibri" w:eastAsia="Calibri"/>
+          <w:b w:val="0"/>
+          <w:sz w:val="20"/>
         </w:rPr>
         <w:t>Bug spots</w:t>
       </w:r>
@@ -4148,17 +5230,15 @@
         <w:tblLook w:firstColumn="1" w:firstRow="1" w:lastColumn="0" w:lastRow="0" w:noHBand="0" w:noVBand="1" w:val="04A0"/>
       </w:tblPr>
       <w:tblGrid>
-        <w:gridCol w:w="4896"/>
-        <w:gridCol w:w="4896"/>
+        <w:gridCol w:w="5112"/>
+        <w:gridCol w:w="5112"/>
       </w:tblGrid>
       <w:tr>
         <w:tc>
           <w:tcPr>
-            <w:tcW w:type="dxa" w:w="4320"/>
-            <w:shd w:fill="D9E2F3" w:val="clear"/>
+            <w:tcW w:type="dxa" w:w="5112"/>
           </w:tcPr>
           <w:p>
-            <w:r/>
             <w:r>
               <w:rPr>
                 <w:rFonts w:ascii="Calibri" w:hAnsi="Calibri" w:eastAsia="Calibri"/>
@@ -4171,11 +5251,9 @@
         </w:tc>
         <w:tc>
           <w:tcPr>
-            <w:tcW w:type="dxa" w:w="5040"/>
-            <w:shd w:fill="D9E2F3" w:val="clear"/>
+            <w:tcW w:type="dxa" w:w="5112"/>
           </w:tcPr>
           <w:p>
-            <w:r/>
             <w:r>
               <w:rPr>
                 <w:rFonts w:ascii="Calibri" w:hAnsi="Calibri" w:eastAsia="Calibri"/>
@@ -4190,33 +5268,31 @@
       <w:tr>
         <w:tc>
           <w:tcPr>
-            <w:tcW w:type="dxa" w:w="4320"/>
+            <w:tcW w:type="dxa" w:w="5112"/>
           </w:tcPr>
           <w:p>
-            <w:r/>
             <w:r>
               <w:rPr>
                 <w:rFonts w:ascii="Calibri" w:hAnsi="Calibri" w:eastAsia="Calibri"/>
                 <w:b w:val="0"/>
                 <w:sz w:val="18"/>
               </w:rPr>
-              <w:t>Valid password fails</w:t>
+              <w:t>Oversell / negative stock</w:t>
             </w:r>
           </w:p>
         </w:tc>
         <w:tc>
           <w:tcPr>
-            <w:tcW w:type="dxa" w:w="5040"/>
+            <w:tcW w:type="dxa" w:w="5112"/>
           </w:tcPr>
           <w:p>
-            <w:r/>
             <w:r>
               <w:rPr>
                 <w:rFonts w:ascii="Calibri" w:hAnsi="Calibri" w:eastAsia="Calibri"/>
                 <w:b w:val="0"/>
                 <w:sz w:val="18"/>
               </w:rPr>
-              <w:t>Hash format / salt / wrong table</w:t>
+              <w:t>place-order stock checks in OrderService</w:t>
             </w:r>
           </w:p>
         </w:tc>
@@ -4224,33 +5300,31 @@
       <w:tr>
         <w:tc>
           <w:tcPr>
-            <w:tcW w:type="dxa" w:w="4320"/>
+            <w:tcW w:type="dxa" w:w="5112"/>
           </w:tcPr>
           <w:p>
-            <w:r/>
             <w:r>
               <w:rPr>
                 <w:rFonts w:ascii="Calibri" w:hAnsi="Calibri" w:eastAsia="Calibri"/>
                 <w:b w:val="0"/>
                 <w:sz w:val="18"/>
               </w:rPr>
-              <w:t>Duplicate email allowed</w:t>
+              <w:t>Cancel does nothing</w:t>
             </w:r>
           </w:p>
         </w:tc>
         <w:tc>
           <w:tcPr>
-            <w:tcW w:type="dxa" w:w="5040"/>
+            <w:tcW w:type="dxa" w:w="5112"/>
           </w:tcPr>
           <w:p>
-            <w:r/>
             <w:r>
               <w:rPr>
                 <w:rFonts w:ascii="Calibri" w:hAnsi="Calibri" w:eastAsia="Calibri"/>
                 <w:b w:val="0"/>
                 <w:sz w:val="18"/>
               </w:rPr>
-              <w:t>Registration validation + unique constraint</w:t>
+              <w:t>status not Pending; CancelOrder rules</w:t>
             </w:r>
           </w:p>
         </w:tc>
@@ -4258,33 +5332,159 @@
       <w:tr>
         <w:tc>
           <w:tcPr>
-            <w:tcW w:type="dxa" w:w="4320"/>
+            <w:tcW w:type="dxa" w:w="5112"/>
           </w:tcPr>
           <w:p>
-            <w:r/>
             <w:r>
               <w:rPr>
                 <w:rFonts w:ascii="Calibri" w:hAnsi="Calibri" w:eastAsia="Calibri"/>
                 <w:b w:val="0"/>
                 <w:sz w:val="18"/>
               </w:rPr>
-              <w:t>Stays logged in after logout</w:t>
+              <w:t>Status dropdown wrong</w:t>
             </w:r>
           </w:p>
         </w:tc>
         <w:tc>
           <w:tcPr>
-            <w:tcW w:type="dxa" w:w="5040"/>
+            <w:tcW w:type="dxa" w:w="5112"/>
           </w:tcPr>
           <w:p>
-            <w:r/>
             <w:r>
               <w:rPr>
                 <w:rFonts w:ascii="Calibri" w:hAnsi="Calibri" w:eastAsia="Calibri"/>
                 <w:b w:val="0"/>
                 <w:sz w:val="18"/>
               </w:rPr>
-              <w:t>Session clear in application context</w:t>
+              <w:t>GetAllowedNextStatuses</w:t>
+            </w:r>
+          </w:p>
+        </w:tc>
+      </w:tr>
+      <w:tr>
+        <w:tc>
+          <w:tcPr>
+            <w:tcW w:type="dxa" w:w="5112"/>
+          </w:tcPr>
+          <w:p>
+            <w:r>
+              <w:rPr>
+                <w:rFonts w:ascii="Calibri" w:hAnsi="Calibri" w:eastAsia="Calibri"/>
+                <w:b w:val="0"/>
+                <w:sz w:val="18"/>
+              </w:rPr>
+              <w:t>Prescription medicine blocked</w:t>
+            </w:r>
+          </w:p>
+        </w:tc>
+        <w:tc>
+          <w:tcPr>
+            <w:tcW w:type="dxa" w:w="5112"/>
+          </w:tcPr>
+          <w:p>
+            <w:r>
+              <w:rPr>
+                <w:rFonts w:ascii="Calibri" w:hAnsi="Calibri" w:eastAsia="Calibri"/>
+                <w:b w:val="0"/>
+                <w:sz w:val="18"/>
+              </w:rPr>
+              <w:t>RequiresPrescription + PrescriptionService</w:t>
+            </w:r>
+          </w:p>
+        </w:tc>
+      </w:tr>
+      <w:tr>
+        <w:tc>
+          <w:tcPr>
+            <w:tcW w:type="dxa" w:w="5112"/>
+          </w:tcPr>
+          <w:p>
+            <w:r>
+              <w:rPr>
+                <w:rFonts w:ascii="Calibri" w:hAnsi="Calibri" w:eastAsia="Calibri"/>
+                <w:b w:val="0"/>
+                <w:sz w:val="18"/>
+              </w:rPr>
+              <w:t>Search returns nothing</w:t>
+            </w:r>
+          </w:p>
+        </w:tc>
+        <w:tc>
+          <w:tcPr>
+            <w:tcW w:type="dxa" w:w="5112"/>
+          </w:tcPr>
+          <w:p>
+            <w:r>
+              <w:rPr>
+                <w:rFonts w:ascii="Calibri" w:hAnsi="Calibri" w:eastAsia="Calibri"/>
+                <w:b w:val="0"/>
+                <w:sz w:val="18"/>
+              </w:rPr>
+              <w:t>filters too strict; inactive medicines</w:t>
+            </w:r>
+          </w:p>
+        </w:tc>
+      </w:tr>
+      <w:tr>
+        <w:tc>
+          <w:tcPr>
+            <w:tcW w:type="dxa" w:w="5112"/>
+          </w:tcPr>
+          <w:p>
+            <w:r>
+              <w:rPr>
+                <w:rFonts w:ascii="Calibri" w:hAnsi="Calibri" w:eastAsia="Calibri"/>
+                <w:b w:val="0"/>
+                <w:sz w:val="18"/>
+              </w:rPr>
+              <w:t>PDF fails to open</w:t>
+            </w:r>
+          </w:p>
+        </w:tc>
+        <w:tc>
+          <w:tcPr>
+            <w:tcW w:type="dxa" w:w="5112"/>
+          </w:tcPr>
+          <w:p>
+            <w:r>
+              <w:rPr>
+                <w:rFonts w:ascii="Calibri" w:hAnsi="Calibri" w:eastAsia="Calibri"/>
+                <w:b w:val="0"/>
+                <w:sz w:val="18"/>
+              </w:rPr>
+              <w:t>export path; file lock; PDFsharp</w:t>
+            </w:r>
+          </w:p>
+        </w:tc>
+      </w:tr>
+      <w:tr>
+        <w:tc>
+          <w:tcPr>
+            <w:tcW w:type="dxa" w:w="5112"/>
+          </w:tcPr>
+          <w:p>
+            <w:r>
+              <w:rPr>
+                <w:rFonts w:ascii="Calibri" w:hAnsi="Calibri" w:eastAsia="Calibri"/>
+                <w:b w:val="0"/>
+                <w:sz w:val="18"/>
+              </w:rPr>
+              <w:t>Empty sales report</w:t>
+            </w:r>
+          </w:p>
+        </w:tc>
+        <w:tc>
+          <w:tcPr>
+            <w:tcW w:type="dxa" w:w="5112"/>
+          </w:tcPr>
+          <w:p>
+            <w:r>
+              <w:rPr>
+                <w:rFonts w:ascii="Calibri" w:hAnsi="Calibri" w:eastAsia="Calibri"/>
+                <w:b w:val="0"/>
+                <w:sz w:val="18"/>
+              </w:rPr>
+              <w:t>no qualifying orders / date filters</w:t>
             </w:r>
           </w:p>
         </w:tc>
@@ -4293,338 +5493,377 @@
     <w:p/>
     <w:p>
       <w:pPr>
-        <w:spacing w:after="40" w:before="0"/>
+        <w:spacing w:after="20"/>
+        <w:ind w:left="216"/>
+      </w:pPr>
+      <w:r>
+        <w:rPr>
+          <w:rFonts w:ascii="Calibri" w:hAnsi="Calibri" w:eastAsia="Calibri"/>
+          <w:b w:val="0"/>
+          <w:sz w:val="20"/>
+        </w:rPr>
+        <w:t>☐  Day 3 done</w:t>
+      </w:r>
+    </w:p>
+    <w:p>
+      <w:pPr>
+        <w:pStyle w:val="Heading1"/>
+      </w:pPr>
+      <w:r>
+        <w:t>Day 4 — Full demo, QA checklist &amp; viva rehearsal</w:t>
+      </w:r>
+    </w:p>
+    <w:p>
+      <w:pPr>
+        <w:spacing w:after="80" w:before="0"/>
       </w:pPr>
       <w:r>
         <w:rPr>
           <w:rFonts w:ascii="Calibri" w:hAnsi="Calibri" w:eastAsia="Calibri"/>
           <w:b/>
-          <w:sz w:val="22"/>
+          <w:sz w:val="20"/>
         </w:rPr>
-        <w:t>☐ Day done</w:t>
+        <w:t>Goal: Demo without panic; fix fails; answer architecture questions fluently. Cover glossary + Q bank.</w:t>
       </w:r>
     </w:p>
     <w:p>
       <w:pPr>
-        <w:pStyle w:val="Heading1"/>
+        <w:spacing w:after="80" w:before="0"/>
       </w:pPr>
       <w:r>
         <w:rPr>
           <w:rFonts w:ascii="Calibri" w:hAnsi="Calibri" w:eastAsia="Calibri"/>
           <w:b/>
-          <w:sz w:val="32"/>
+          <w:sz w:val="20"/>
         </w:rPr>
-        <w:t>Day 4 — Medicines: stock, discount, expiry (admin)</w:t>
+        <w:t>Morning — Demo + High-priority QA (~3.5 hrs)</w:t>
       </w:r>
     </w:p>
     <w:p>
       <w:pPr>
-        <w:spacing w:after="80"/>
+        <w:spacing w:after="80" w:before="0"/>
       </w:pPr>
       <w:r>
         <w:rPr>
           <w:rFonts w:ascii="Calibri" w:hAnsi="Calibri" w:eastAsia="Calibri"/>
-          <w:b/>
-          <w:sz w:val="22"/>
-        </w:rPr>
-        <w:t>Goal: Explain inventory rules: low stock, expiry, effective price.</w:t>
-      </w:r>
-    </w:p>
-    <w:p>
-      <w:pPr>
-        <w:pStyle w:val="Heading2"/>
-      </w:pPr>
-      <w:r>
-        <w:rPr>
-          <w:rFonts w:ascii="Calibri" w:hAnsi="Calibri" w:eastAsia="Calibri"/>
-          <w:b/>
-          <w:sz w:val="26"/>
+          <w:b w:val="0"/>
+          <w:sz w:val="20"/>
         </w:rPr>
         <w:t>Read / open</w:t>
       </w:r>
     </w:p>
     <w:p>
       <w:pPr>
-        <w:spacing w:after="40" w:before="0"/>
+        <w:spacing w:after="20"/>
+        <w:ind w:left="216"/>
       </w:pPr>
       <w:r>
         <w:rPr>
           <w:rFonts w:ascii="Calibri" w:hAnsi="Calibri" w:eastAsia="Calibri"/>
           <w:b w:val="0"/>
-          <w:sz w:val="22"/>
+          <w:sz w:val="20"/>
         </w:rPr>
-        <w:t>☐ Services/MedicineService.cs — GetEffectivePrice, IsLowStock, CheckExpiry</w:t>
+        <w:t>☐  Docs/Checklist.docx — High priority cases only (~40–50, not all 153)</w:t>
       </w:r>
     </w:p>
     <w:p>
       <w:pPr>
-        <w:spacing w:after="40" w:before="0"/>
+        <w:spacing w:after="20"/>
+        <w:ind w:left="216"/>
       </w:pPr>
       <w:r>
         <w:rPr>
           <w:rFonts w:ascii="Calibri" w:hAnsi="Calibri" w:eastAsia="Calibri"/>
           <w:b w:val="0"/>
-          <w:sz w:val="22"/>
+          <w:sz w:val="20"/>
         </w:rPr>
-        <w:t>☐ Forms/Admin/ManageMedicinesForm.cs, AdminDashboardForm.cs</w:t>
+        <w:t>☐  Docs/Report/SmartMed Report.pdf — Introduction + Architecture (skim)</w:t>
       </w:r>
     </w:p>
     <w:p>
       <w:pPr>
-        <w:pStyle w:val="Heading2"/>
+        <w:spacing w:after="20"/>
+        <w:ind w:left="216"/>
       </w:pPr>
       <w:r>
         <w:rPr>
           <w:rFonts w:ascii="Calibri" w:hAnsi="Calibri" w:eastAsia="Calibri"/>
-          <w:b/>
-          <w:sz w:val="26"/>
+          <w:b w:val="0"/>
+          <w:sz w:val="20"/>
+        </w:rPr>
+        <w:t>☐  Rehearse Concept glossary + Viva Q bank 1–20 out loud</w:t>
+      </w:r>
+    </w:p>
+    <w:p>
+      <w:pPr>
+        <w:spacing w:after="80" w:before="0"/>
+      </w:pPr>
+      <w:r>
+        <w:rPr>
+          <w:rFonts w:ascii="Calibri" w:hAnsi="Calibri" w:eastAsia="Calibri"/>
+          <w:b w:val="0"/>
+          <w:sz w:val="20"/>
         </w:rPr>
         <w:t>Do / setup</w:t>
       </w:r>
     </w:p>
     <w:p>
       <w:pPr>
-        <w:spacing w:after="40" w:before="0"/>
+        <w:spacing w:after="20"/>
+        <w:ind w:left="216"/>
       </w:pPr>
       <w:r>
         <w:rPr>
           <w:rFonts w:ascii="Calibri" w:hAnsi="Calibri" w:eastAsia="Calibri"/>
           <w:b w:val="0"/>
-          <w:sz w:val="22"/>
+          <w:sz w:val="20"/>
         </w:rPr>
-        <w:t>☐ Add/edit a medicine with DiscountPercent = 10; confirm effective price</w:t>
+        <w:t>☐  Environment: DB up, connection OK, build clean</w:t>
       </w:r>
     </w:p>
     <w:p>
       <w:pPr>
-        <w:spacing w:after="40" w:before="0"/>
+        <w:spacing w:after="20"/>
+        <w:ind w:left="216"/>
       </w:pPr>
       <w:r>
         <w:rPr>
           <w:rFonts w:ascii="Calibri" w:hAnsi="Calibri" w:eastAsia="Calibri"/>
           <w:b w:val="0"/>
-          <w:sz w:val="22"/>
+          <w:sz w:val="20"/>
         </w:rPr>
-        <w:t>☐ Find a low-stock item (≤20) and a CRITICAL item (≤5) on dashboard</w:t>
+        <w:t>☐  Admin demo: login → dashboard → medicine CRUD/discount → customers → order status → reports/PDF</w:t>
       </w:r>
     </w:p>
     <w:p>
       <w:pPr>
-        <w:spacing w:after="40" w:before="0"/>
+        <w:spacing w:after="20"/>
+        <w:ind w:left="216"/>
       </w:pPr>
       <w:r>
         <w:rPr>
           <w:rFonts w:ascii="Calibri" w:hAnsi="Calibri" w:eastAsia="Calibri"/>
           <w:b w:val="0"/>
-          <w:sz w:val="22"/>
+          <w:sz w:val="20"/>
         </w:rPr>
-        <w:t>☐ Open expiry alerts / expiring list (30-day window)</w:t>
+        <w:t>☐  Customer demo: register/login → search → cart → checkout (Rx if needed) → track → profile</w:t>
       </w:r>
     </w:p>
     <w:p>
       <w:pPr>
-        <w:pStyle w:val="Heading2"/>
+        <w:spacing w:after="20"/>
+        <w:ind w:left="216"/>
       </w:pPr>
       <w:r>
         <w:rPr>
           <w:rFonts w:ascii="Calibri" w:hAnsi="Calibri" w:eastAsia="Calibri"/>
-          <w:b/>
-          <w:sz w:val="26"/>
+          <w:b w:val="0"/>
+          <w:sz w:val="20"/>
+        </w:rPr>
+        <w:t>☐  Logout both roles; show login again</w:t>
+      </w:r>
+    </w:p>
+    <w:p>
+      <w:pPr>
+        <w:spacing w:after="20"/>
+        <w:ind w:left="216"/>
+      </w:pPr>
+      <w:r>
+        <w:rPr>
+          <w:rFonts w:ascii="Calibri" w:hAnsi="Calibri" w:eastAsia="Calibri"/>
+          <w:b w:val="0"/>
+          <w:sz w:val="20"/>
+        </w:rPr>
+        <w:t>☐  Record Pass/Fail on High cases; fix Fail using bug cheat sheet; re-run failed IDs</w:t>
+      </w:r>
+    </w:p>
+    <w:p>
+      <w:pPr>
+        <w:spacing w:after="80" w:before="0"/>
+      </w:pPr>
+      <w:r>
+        <w:rPr>
+          <w:rFonts w:ascii="Calibri" w:hAnsi="Calibri" w:eastAsia="Calibri"/>
+          <w:b w:val="0"/>
+          <w:sz w:val="20"/>
         </w:rPr>
         <w:t>Files</w:t>
       </w:r>
     </w:p>
     <w:p>
       <w:pPr>
-        <w:spacing w:after="40" w:before="0"/>
+        <w:spacing w:after="20"/>
+        <w:ind w:left="216"/>
       </w:pPr>
       <w:r>
         <w:rPr>
           <w:rFonts w:ascii="Calibri" w:hAnsi="Calibri" w:eastAsia="Calibri"/>
           <w:b w:val="0"/>
-          <w:sz w:val="22"/>
+          <w:sz w:val="20"/>
         </w:rPr>
-        <w:t>☐ MedicineService.cs</w:t>
+        <w:t>☐  Docs/Checklist.docx (QA)</w:t>
       </w:r>
     </w:p>
     <w:p>
       <w:pPr>
-        <w:spacing w:after="40" w:before="0"/>
+        <w:spacing w:after="20"/>
+        <w:ind w:left="216"/>
       </w:pPr>
       <w:r>
         <w:rPr>
           <w:rFonts w:ascii="Calibri" w:hAnsi="Calibri" w:eastAsia="Calibri"/>
           <w:b w:val="0"/>
-          <w:sz w:val="22"/>
+          <w:sz w:val="20"/>
         </w:rPr>
-        <w:t>☐ MedicineRepository.cs</w:t>
+        <w:t>☐  Docs/Viva-Study-Checklist.docx (this study list)</w:t>
       </w:r>
     </w:p>
     <w:p>
       <w:pPr>
-        <w:spacing w:after="40" w:before="0"/>
+        <w:spacing w:after="20"/>
+        <w:ind w:left="216"/>
       </w:pPr>
       <w:r>
         <w:rPr>
           <w:rFonts w:ascii="Calibri" w:hAnsi="Calibri" w:eastAsia="Calibri"/>
           <w:b w:val="0"/>
-          <w:sz w:val="22"/>
+          <w:sz w:val="20"/>
         </w:rPr>
-        <w:t>☐ ManageMedicinesForm.cs</w:t>
+        <w:t>☐  Docs/Diagrams/export/*.png</w:t>
       </w:r>
     </w:p>
     <w:p>
       <w:pPr>
-        <w:spacing w:after="40" w:before="0"/>
+        <w:spacing w:after="80" w:before="0"/>
       </w:pPr>
       <w:r>
         <w:rPr>
           <w:rFonts w:ascii="Calibri" w:hAnsi="Calibri" w:eastAsia="Calibri"/>
           <w:b w:val="0"/>
-          <w:sz w:val="22"/>
-        </w:rPr>
-        <w:t>☐ AdminDashboardForm.cs</w:t>
-      </w:r>
-    </w:p>
-    <w:p>
-      <w:pPr>
-        <w:pStyle w:val="Heading2"/>
-      </w:pPr>
-      <w:r>
-        <w:rPr>
-          <w:rFonts w:ascii="Calibri" w:hAnsi="Calibri" w:eastAsia="Calibri"/>
-          <w:b/>
-          <w:sz w:val="26"/>
+          <w:sz w:val="20"/>
         </w:rPr>
         <w:t>Trace (say aloud)</w:t>
       </w:r>
     </w:p>
     <w:p>
       <w:pPr>
-        <w:spacing w:after="80"/>
+        <w:pStyle w:val="ListBullet"/>
+        <w:spacing w:after="40"/>
       </w:pPr>
       <w:r>
         <w:rPr>
           <w:rFonts w:ascii="Calibri" w:hAnsi="Calibri" w:eastAsia="Calibri"/>
           <w:b w:val="0"/>
-          <w:sz w:val="22"/>
+          <w:sz w:val="20"/>
         </w:rPr>
-        <w:t>1. Manage Medicines save → validation → service/repository → DB</w:t>
+        <w:t>1. End-to-end admin path once without notes</w:t>
       </w:r>
     </w:p>
     <w:p>
       <w:pPr>
-        <w:spacing w:after="80"/>
+        <w:pStyle w:val="ListBullet"/>
+        <w:spacing w:after="40"/>
       </w:pPr>
       <w:r>
         <w:rPr>
           <w:rFonts w:ascii="Calibri" w:hAnsi="Calibri" w:eastAsia="Calibri"/>
           <w:b w:val="0"/>
-          <w:sz w:val="22"/>
+          <w:sz w:val="20"/>
         </w:rPr>
-        <w:t>2. Calculate Round(Price * (1 - DiscountPercent/100), 2)</w:t>
+        <w:t>2. End-to-end customer path once without notes</w:t>
       </w:r>
     </w:p>
     <w:p>
       <w:pPr>
-        <w:spacing w:after="80"/>
+        <w:pStyle w:val="ListBullet"/>
+        <w:spacing w:after="40"/>
       </w:pPr>
       <w:r>
         <w:rPr>
           <w:rFonts w:ascii="Calibri" w:hAnsi="Calibri" w:eastAsia="Calibri"/>
           <w:b w:val="0"/>
-          <w:sz w:val="22"/>
+          <w:sz w:val="20"/>
         </w:rPr>
-        <w:t>3. Dashboard: low stock vs CRITICAL labelling</w:t>
+        <w:t>3. Point at Architecture / ER / Sequence PNGs while answering</w:t>
       </w:r>
     </w:p>
     <w:p>
       <w:pPr>
-        <w:pStyle w:val="Heading2"/>
+        <w:spacing w:after="80" w:before="0"/>
       </w:pPr>
       <w:r>
         <w:rPr>
           <w:rFonts w:ascii="Calibri" w:hAnsi="Calibri" w:eastAsia="Calibri"/>
           <w:b/>
-          <w:sz w:val="26"/>
+          <w:sz w:val="20"/>
         </w:rPr>
-        <w:t>Viva questions</w:t>
+        <w:t>Afternoon — Glossary drill + Q bank + self-check (~3 hrs)</w:t>
       </w:r>
     </w:p>
     <w:p>
       <w:pPr>
-        <w:spacing w:after="40" w:before="0"/>
+        <w:spacing w:after="80" w:before="0"/>
       </w:pPr>
       <w:r>
         <w:rPr>
           <w:rFonts w:ascii="Calibri" w:hAnsi="Calibri" w:eastAsia="Calibri"/>
           <w:b w:val="0"/>
-          <w:sz w:val="22"/>
+          <w:sz w:val="20"/>
         </w:rPr>
-        <w:t>☐ 1. Formula for effective / discounted price?</w:t>
+        <w:t>Day 4 viva questions</w:t>
       </w:r>
     </w:p>
     <w:p>
       <w:pPr>
-        <w:spacing w:after="40" w:before="0"/>
+        <w:spacing w:after="20"/>
+        <w:ind w:left="216"/>
       </w:pPr>
       <w:r>
         <w:rPr>
           <w:rFonts w:ascii="Calibri" w:hAnsi="Calibri" w:eastAsia="Calibri"/>
           <w:b w:val="0"/>
-          <w:sz w:val="22"/>
+          <w:sz w:val="20"/>
         </w:rPr>
-        <w:t>☐ 2. When does a promotion discount apply vs standing discount?</w:t>
+        <w:t>☐  1. Speak Q bank answers 1–20 (see section below) in 1–3 sentences each</w:t>
       </w:r>
     </w:p>
     <w:p>
       <w:pPr>
-        <w:spacing w:after="40" w:before="0"/>
+        <w:spacing w:after="20"/>
+        <w:ind w:left="216"/>
       </w:pPr>
       <w:r>
         <w:rPr>
           <w:rFonts w:ascii="Calibri" w:hAnsi="Calibri" w:eastAsia="Calibri"/>
           <w:b w:val="0"/>
-          <w:sz w:val="22"/>
+          <w:sz w:val="20"/>
         </w:rPr>
-        <w:t>☐ 3. Low stock threshold? Critical threshold (UI)?</w:t>
+        <w:t>☐  2. Explain Form → Service → Repository → Table for any main screen</w:t>
       </w:r>
     </w:p>
     <w:p>
       <w:pPr>
-        <w:spacing w:after="40" w:before="0"/>
+        <w:spacing w:after="20"/>
+        <w:ind w:left="216"/>
       </w:pPr>
       <w:r>
         <w:rPr>
           <w:rFonts w:ascii="Calibri" w:hAnsi="Calibri" w:eastAsia="Calibri"/>
           <w:b w:val="0"/>
-          <w:sz w:val="22"/>
+          <w:sz w:val="20"/>
         </w:rPr>
-        <w:t>☐ 4. How does expiry warning work (days)?</w:t>
+        <w:t>☐  3. State thresholds: stock 20 / critical 5 / expiry 30 / status names</w:t>
       </w:r>
     </w:p>
     <w:p>
       <w:pPr>
-        <w:spacing w:after="40" w:before="0"/>
+        <w:spacing w:after="80" w:before="0"/>
       </w:pPr>
       <w:r>
         <w:rPr>
           <w:rFonts w:ascii="Calibri" w:hAnsi="Calibri" w:eastAsia="Calibri"/>
           <w:b w:val="0"/>
-          <w:sz w:val="22"/>
-        </w:rPr>
-        <w:t>☐ 5. Which layer owns business rules — Form or Service? Why?</w:t>
-      </w:r>
-    </w:p>
-    <w:p>
-      <w:pPr>
-        <w:pStyle w:val="Heading2"/>
-      </w:pPr>
-      <w:r>
-        <w:rPr>
-          <w:rFonts w:ascii="Calibri" w:hAnsi="Calibri" w:eastAsia="Calibri"/>
-          <w:b/>
-          <w:sz w:val="26"/>
+          <w:sz w:val="20"/>
         </w:rPr>
         <w:t>Bug spots</w:t>
       </w:r>
@@ -4636,17 +5875,15 @@
         <w:tblLook w:firstColumn="1" w:firstRow="1" w:lastColumn="0" w:lastRow="0" w:noHBand="0" w:noVBand="1" w:val="04A0"/>
       </w:tblPr>
       <w:tblGrid>
-        <w:gridCol w:w="4896"/>
-        <w:gridCol w:w="4896"/>
+        <w:gridCol w:w="5112"/>
+        <w:gridCol w:w="5112"/>
       </w:tblGrid>
       <w:tr>
         <w:tc>
           <w:tcPr>
-            <w:tcW w:type="dxa" w:w="4320"/>
-            <w:shd w:fill="D9E2F3" w:val="clear"/>
+            <w:tcW w:type="dxa" w:w="5112"/>
           </w:tcPr>
           <w:p>
-            <w:r/>
             <w:r>
               <w:rPr>
                 <w:rFonts w:ascii="Calibri" w:hAnsi="Calibri" w:eastAsia="Calibri"/>
@@ -4659,11 +5896,9 @@
         </w:tc>
         <w:tc>
           <w:tcPr>
-            <w:tcW w:type="dxa" w:w="5040"/>
-            <w:shd w:fill="D9E2F3" w:val="clear"/>
+            <w:tcW w:type="dxa" w:w="5112"/>
           </w:tcPr>
           <w:p>
-            <w:r/>
             <w:r>
               <w:rPr>
                 <w:rFonts w:ascii="Calibri" w:hAnsi="Calibri" w:eastAsia="Calibri"/>
@@ -4678,1573 +5913,9 @@
       <w:tr>
         <w:tc>
           <w:tcPr>
-            <w:tcW w:type="dxa" w:w="4320"/>
+            <w:tcW w:type="dxa" w:w="5112"/>
           </w:tcPr>
           <w:p>
-            <w:r/>
-            <w:r>
-              <w:rPr>
-                <w:rFonts w:ascii="Calibri" w:hAnsi="Calibri" w:eastAsia="Calibri"/>
-                <w:b w:val="0"/>
-                <w:sz w:val="18"/>
-              </w:rPr>
-              <w:t>Wrong price at checkout</w:t>
-            </w:r>
-          </w:p>
-        </w:tc>
-        <w:tc>
-          <w:tcPr>
-            <w:tcW w:type="dxa" w:w="5040"/>
-          </w:tcPr>
-          <w:p>
-            <w:r/>
-            <w:r>
-              <w:rPr>
-                <w:rFonts w:ascii="Calibri" w:hAnsi="Calibri" w:eastAsia="Calibri"/>
-                <w:b w:val="0"/>
-                <w:sz w:val="18"/>
-              </w:rPr>
-              <w:t>GetEffectivePrice / promo dates</w:t>
-            </w:r>
-          </w:p>
-        </w:tc>
-      </w:tr>
-      <w:tr>
-        <w:tc>
-          <w:tcPr>
-            <w:tcW w:type="dxa" w:w="4320"/>
-          </w:tcPr>
-          <w:p>
-            <w:r/>
-            <w:r>
-              <w:rPr>
-                <w:rFonts w:ascii="Calibri" w:hAnsi="Calibri" w:eastAsia="Calibri"/>
-                <w:b w:val="0"/>
-                <w:sz w:val="18"/>
-              </w:rPr>
-              <w:t>Expiry list empty</w:t>
-            </w:r>
-          </w:p>
-        </w:tc>
-        <w:tc>
-          <w:tcPr>
-            <w:tcW w:type="dxa" w:w="5040"/>
-          </w:tcPr>
-          <w:p>
-            <w:r/>
-            <w:r>
-              <w:rPr>
-                <w:rFonts w:ascii="Calibri" w:hAnsi="Calibri" w:eastAsia="Calibri"/>
-                <w:b w:val="0"/>
-                <w:sz w:val="18"/>
-              </w:rPr>
-              <w:t>date comparison; warningDays = 30</w:t>
-            </w:r>
-          </w:p>
-        </w:tc>
-      </w:tr>
-      <w:tr>
-        <w:tc>
-          <w:tcPr>
-            <w:tcW w:type="dxa" w:w="4320"/>
-          </w:tcPr>
-          <w:p>
-            <w:r/>
-            <w:r>
-              <w:rPr>
-                <w:rFonts w:ascii="Calibri" w:hAnsi="Calibri" w:eastAsia="Calibri"/>
-                <w:b w:val="0"/>
-                <w:sz w:val="18"/>
-              </w:rPr>
-              <w:t>Stock not refreshing</w:t>
-            </w:r>
-          </w:p>
-        </w:tc>
-        <w:tc>
-          <w:tcPr>
-            <w:tcW w:type="dxa" w:w="5040"/>
-          </w:tcPr>
-          <w:p>
-            <w:r/>
-            <w:r>
-              <w:rPr>
-                <w:rFonts w:ascii="Calibri" w:hAnsi="Calibri" w:eastAsia="Calibri"/>
-                <w:b w:val="0"/>
-                <w:sz w:val="18"/>
-              </w:rPr>
-              <w:t>reload after save; binding</w:t>
-            </w:r>
-          </w:p>
-        </w:tc>
-      </w:tr>
-    </w:tbl>
-    <w:p/>
-    <w:p>
-      <w:pPr>
-        <w:spacing w:after="40" w:before="0"/>
-      </w:pPr>
-      <w:r>
-        <w:rPr>
-          <w:rFonts w:ascii="Calibri" w:hAnsi="Calibri" w:eastAsia="Calibri"/>
-          <w:b/>
-          <w:sz w:val="22"/>
-        </w:rPr>
-        <w:t>☐ Day done</w:t>
-      </w:r>
-    </w:p>
-    <w:p>
-      <w:pPr>
-        <w:pStyle w:val="Heading1"/>
-      </w:pPr>
-      <w:r>
-        <w:rPr>
-          <w:rFonts w:ascii="Calibri" w:hAnsi="Calibri" w:eastAsia="Calibri"/>
-          <w:b/>
-          <w:sz w:val="32"/>
-        </w:rPr>
-        <w:t>Day 5 — Orders: cart, checkout, stock, status</w:t>
-      </w:r>
-    </w:p>
-    <w:p>
-      <w:pPr>
-        <w:spacing w:after="80"/>
-      </w:pPr>
-      <w:r>
-        <w:rPr>
-          <w:rFonts w:ascii="Calibri" w:hAnsi="Calibri" w:eastAsia="Calibri"/>
-          <w:b/>
-          <w:sz w:val="22"/>
-        </w:rPr>
-        <w:t>Goal: Explain cart → place order → stock change → admin status → cancel rules.</w:t>
-      </w:r>
-    </w:p>
-    <w:p>
-      <w:pPr>
-        <w:pStyle w:val="Heading2"/>
-      </w:pPr>
-      <w:r>
-        <w:rPr>
-          <w:rFonts w:ascii="Calibri" w:hAnsi="Calibri" w:eastAsia="Calibri"/>
-          <w:b/>
-          <w:sz w:val="26"/>
-        </w:rPr>
-        <w:t>Read / open</w:t>
-      </w:r>
-    </w:p>
-    <w:p>
-      <w:pPr>
-        <w:spacing w:after="40" w:before="0"/>
-      </w:pPr>
-      <w:r>
-        <w:rPr>
-          <w:rFonts w:ascii="Calibri" w:hAnsi="Calibri" w:eastAsia="Calibri"/>
-          <w:b w:val="0"/>
-          <w:sz w:val="22"/>
-        </w:rPr>
-        <w:t>☐ CartService + CartRepository</w:t>
-      </w:r>
-    </w:p>
-    <w:p>
-      <w:pPr>
-        <w:spacing w:after="40" w:before="0"/>
-      </w:pPr>
-      <w:r>
-        <w:rPr>
-          <w:rFonts w:ascii="Calibri" w:hAnsi="Calibri" w:eastAsia="Calibri"/>
-          <w:b w:val="0"/>
-          <w:sz w:val="22"/>
-        </w:rPr>
-        <w:t>☐ OrderService — PlaceOrder, CancelOrder, CancelOrderAsAdmin, UpdateStatus, GetAllowedNextStatuses</w:t>
-      </w:r>
-    </w:p>
-    <w:p>
-      <w:pPr>
-        <w:spacing w:after="40" w:before="0"/>
-      </w:pPr>
-      <w:r>
-        <w:rPr>
-          <w:rFonts w:ascii="Calibri" w:hAnsi="Calibri" w:eastAsia="Calibri"/>
-          <w:b w:val="0"/>
-          <w:sz w:val="22"/>
-        </w:rPr>
-        <w:t>☐ PaymentService; PlaceOrderForm; TrackOrdersForm; ManageOrdersForm</w:t>
-      </w:r>
-    </w:p>
-    <w:p>
-      <w:pPr>
-        <w:pStyle w:val="Heading2"/>
-      </w:pPr>
-      <w:r>
-        <w:rPr>
-          <w:rFonts w:ascii="Calibri" w:hAnsi="Calibri" w:eastAsia="Calibri"/>
-          <w:b/>
-          <w:sz w:val="26"/>
-        </w:rPr>
-        <w:t>Do / setup</w:t>
-      </w:r>
-    </w:p>
-    <w:p>
-      <w:pPr>
-        <w:spacing w:after="40" w:before="0"/>
-      </w:pPr>
-      <w:r>
-        <w:rPr>
-          <w:rFonts w:ascii="Calibri" w:hAnsi="Calibri" w:eastAsia="Calibri"/>
-          <w:b w:val="0"/>
-          <w:sz w:val="22"/>
-        </w:rPr>
-        <w:t>☐ Place a customer order and confirm stock decreases</w:t>
-      </w:r>
-    </w:p>
-    <w:p>
-      <w:pPr>
-        <w:spacing w:after="40" w:before="0"/>
-      </w:pPr>
-      <w:r>
-        <w:rPr>
-          <w:rFonts w:ascii="Calibri" w:hAnsi="Calibri" w:eastAsia="Calibri"/>
-          <w:b w:val="0"/>
-          <w:sz w:val="22"/>
-        </w:rPr>
-        <w:t>☐ Admin: Pending → Ready for Pickup</w:t>
-      </w:r>
-    </w:p>
-    <w:p>
-      <w:pPr>
-        <w:spacing w:after="40" w:before="0"/>
-      </w:pPr>
-      <w:r>
-        <w:rPr>
-          <w:rFonts w:ascii="Calibri" w:hAnsi="Calibri" w:eastAsia="Calibri"/>
-          <w:b w:val="0"/>
-          <w:sz w:val="22"/>
-        </w:rPr>
-        <w:t>☐ Cancel a Pending order and confirm stock restores</w:t>
-      </w:r>
-    </w:p>
-    <w:p>
-      <w:pPr>
-        <w:spacing w:after="40" w:before="0"/>
-      </w:pPr>
-      <w:r>
-        <w:rPr>
-          <w:rFonts w:ascii="Calibri" w:hAnsi="Calibri" w:eastAsia="Calibri"/>
-          <w:b w:val="0"/>
-          <w:sz w:val="22"/>
-        </w:rPr>
-        <w:t>☐ Confirm cancel after Ready is blocked</w:t>
-      </w:r>
-    </w:p>
-    <w:p>
-      <w:pPr>
-        <w:pStyle w:val="Heading2"/>
-      </w:pPr>
-      <w:r>
-        <w:rPr>
-          <w:rFonts w:ascii="Calibri" w:hAnsi="Calibri" w:eastAsia="Calibri"/>
-          <w:b/>
-          <w:sz w:val="26"/>
-        </w:rPr>
-        <w:t>Files</w:t>
-      </w:r>
-    </w:p>
-    <w:p>
-      <w:pPr>
-        <w:spacing w:after="40" w:before="0"/>
-      </w:pPr>
-      <w:r>
-        <w:rPr>
-          <w:rFonts w:ascii="Calibri" w:hAnsi="Calibri" w:eastAsia="Calibri"/>
-          <w:b w:val="0"/>
-          <w:sz w:val="22"/>
-        </w:rPr>
-        <w:t>☐ OrderService.cs</w:t>
-      </w:r>
-    </w:p>
-    <w:p>
-      <w:pPr>
-        <w:spacing w:after="40" w:before="0"/>
-      </w:pPr>
-      <w:r>
-        <w:rPr>
-          <w:rFonts w:ascii="Calibri" w:hAnsi="Calibri" w:eastAsia="Calibri"/>
-          <w:b w:val="0"/>
-          <w:sz w:val="22"/>
-        </w:rPr>
-        <w:t>☐ CartService.cs</w:t>
-      </w:r>
-    </w:p>
-    <w:p>
-      <w:pPr>
-        <w:spacing w:after="40" w:before="0"/>
-      </w:pPr>
-      <w:r>
-        <w:rPr>
-          <w:rFonts w:ascii="Calibri" w:hAnsi="Calibri" w:eastAsia="Calibri"/>
-          <w:b w:val="0"/>
-          <w:sz w:val="22"/>
-        </w:rPr>
-        <w:t>☐ PaymentService.cs</w:t>
-      </w:r>
-    </w:p>
-    <w:p>
-      <w:pPr>
-        <w:spacing w:after="40" w:before="0"/>
-      </w:pPr>
-      <w:r>
-        <w:rPr>
-          <w:rFonts w:ascii="Calibri" w:hAnsi="Calibri" w:eastAsia="Calibri"/>
-          <w:b w:val="0"/>
-          <w:sz w:val="22"/>
-        </w:rPr>
-        <w:t>☐ PlaceOrderForm / ManageOrdersForm / TrackOrdersForm</w:t>
-      </w:r>
-    </w:p>
-    <w:p>
-      <w:pPr>
-        <w:pStyle w:val="Heading2"/>
-      </w:pPr>
-      <w:r>
-        <w:rPr>
-          <w:rFonts w:ascii="Calibri" w:hAnsi="Calibri" w:eastAsia="Calibri"/>
-          <w:b/>
-          <w:sz w:val="26"/>
-        </w:rPr>
-        <w:t>Trace (say aloud)</w:t>
-      </w:r>
-    </w:p>
-    <w:p>
-      <w:pPr>
-        <w:spacing w:after="80"/>
-      </w:pPr>
-      <w:r>
-        <w:rPr>
-          <w:rFonts w:ascii="Calibri" w:hAnsi="Calibri" w:eastAsia="Calibri"/>
-          <w:b w:val="0"/>
-          <w:sz w:val="22"/>
-        </w:rPr>
-        <w:t>1. Status flow: Pending → Ready for Pickup → Delivered; or Cancelled (typically Pending)</w:t>
-      </w:r>
-    </w:p>
-    <w:p>
-      <w:pPr>
-        <w:spacing w:after="80"/>
-      </w:pPr>
-      <w:r>
-        <w:rPr>
-          <w:rFonts w:ascii="Calibri" w:hAnsi="Calibri" w:eastAsia="Calibri"/>
-          <w:b w:val="0"/>
-          <w:sz w:val="22"/>
-        </w:rPr>
-        <w:t>2. PlaceOrder creates order/items and deducts stock after checks</w:t>
-      </w:r>
-    </w:p>
-    <w:p>
-      <w:pPr>
-        <w:spacing w:after="80"/>
-      </w:pPr>
-      <w:r>
-        <w:rPr>
-          <w:rFonts w:ascii="Calibri" w:hAnsi="Calibri" w:eastAsia="Calibri"/>
-          <w:b w:val="0"/>
-          <w:sz w:val="22"/>
-        </w:rPr>
-        <w:t>3. CancelOrder restores stock when allowed</w:t>
-      </w:r>
-    </w:p>
-    <w:p>
-      <w:pPr>
-        <w:pStyle w:val="Heading2"/>
-      </w:pPr>
-      <w:r>
-        <w:rPr>
-          <w:rFonts w:ascii="Calibri" w:hAnsi="Calibri" w:eastAsia="Calibri"/>
-          <w:b/>
-          <w:sz w:val="26"/>
-        </w:rPr>
-        <w:t>Viva questions</w:t>
-      </w:r>
-    </w:p>
-    <w:p>
-      <w:pPr>
-        <w:spacing w:after="40" w:before="0"/>
-      </w:pPr>
-      <w:r>
-        <w:rPr>
-          <w:rFonts w:ascii="Calibri" w:hAnsi="Calibri" w:eastAsia="Calibri"/>
-          <w:b w:val="0"/>
-          <w:sz w:val="22"/>
-        </w:rPr>
-        <w:t>☐ 1. What methods on OrderService place and cancel orders?</w:t>
-      </w:r>
-    </w:p>
-    <w:p>
-      <w:pPr>
-        <w:spacing w:after="40" w:before="0"/>
-      </w:pPr>
-      <w:r>
-        <w:rPr>
-          <w:rFonts w:ascii="Calibri" w:hAnsi="Calibri" w:eastAsia="Calibri"/>
-          <w:b w:val="0"/>
-          <w:sz w:val="22"/>
-        </w:rPr>
-        <w:t>☐ 2. How is stock kept consistent when placing / cancelling?</w:t>
-      </w:r>
-    </w:p>
-    <w:p>
-      <w:pPr>
-        <w:spacing w:after="40" w:before="0"/>
-      </w:pPr>
-      <w:r>
-        <w:rPr>
-          <w:rFonts w:ascii="Calibri" w:hAnsi="Calibri" w:eastAsia="Calibri"/>
-          <w:b w:val="0"/>
-          <w:sz w:val="22"/>
-        </w:rPr>
-        <w:t>☐ 3. List allowed status transitions.</w:t>
-      </w:r>
-    </w:p>
-    <w:p>
-      <w:pPr>
-        <w:spacing w:after="40" w:before="0"/>
-      </w:pPr>
-      <w:r>
-        <w:rPr>
-          <w:rFonts w:ascii="Calibri" w:hAnsi="Calibri" w:eastAsia="Calibri"/>
-          <w:b w:val="0"/>
-          <w:sz w:val="22"/>
-        </w:rPr>
-        <w:t>☐ 4. What happens if quantity requested &gt; stock?</w:t>
-      </w:r>
-    </w:p>
-    <w:p>
-      <w:pPr>
-        <w:spacing w:after="40" w:before="0"/>
-      </w:pPr>
-      <w:r>
-        <w:rPr>
-          <w:rFonts w:ascii="Calibri" w:hAnsi="Calibri" w:eastAsia="Calibri"/>
-          <w:b w:val="0"/>
-          <w:sz w:val="22"/>
-        </w:rPr>
-        <w:t>☐ 5. Role of PaymentService in checkout?</w:t>
-      </w:r>
-    </w:p>
-    <w:p>
-      <w:pPr>
-        <w:pStyle w:val="Heading2"/>
-      </w:pPr>
-      <w:r>
-        <w:rPr>
-          <w:rFonts w:ascii="Calibri" w:hAnsi="Calibri" w:eastAsia="Calibri"/>
-          <w:b/>
-          <w:sz w:val="26"/>
-        </w:rPr>
-        <w:t>Bug spots</w:t>
-      </w:r>
-    </w:p>
-    <w:tbl>
-      <w:tblPr>
-        <w:tblStyle w:val="TableGrid"/>
-        <w:tblW w:type="auto" w:w="0"/>
-        <w:tblLook w:firstColumn="1" w:firstRow="1" w:lastColumn="0" w:lastRow="0" w:noHBand="0" w:noVBand="1" w:val="04A0"/>
-      </w:tblPr>
-      <w:tblGrid>
-        <w:gridCol w:w="4896"/>
-        <w:gridCol w:w="4896"/>
-      </w:tblGrid>
-      <w:tr>
-        <w:tc>
-          <w:tcPr>
-            <w:tcW w:type="dxa" w:w="4320"/>
-            <w:shd w:fill="D9E2F3" w:val="clear"/>
-          </w:tcPr>
-          <w:p>
-            <w:r/>
-            <w:r>
-              <w:rPr>
-                <w:rFonts w:ascii="Calibri" w:hAnsi="Calibri" w:eastAsia="Calibri"/>
-                <w:b/>
-                <w:sz w:val="18"/>
-              </w:rPr>
-              <w:t>Symptom</w:t>
-            </w:r>
-          </w:p>
-        </w:tc>
-        <w:tc>
-          <w:tcPr>
-            <w:tcW w:type="dxa" w:w="5040"/>
-            <w:shd w:fill="D9E2F3" w:val="clear"/>
-          </w:tcPr>
-          <w:p>
-            <w:r/>
-            <w:r>
-              <w:rPr>
-                <w:rFonts w:ascii="Calibri" w:hAnsi="Calibri" w:eastAsia="Calibri"/>
-                <w:b/>
-                <w:sz w:val="18"/>
-              </w:rPr>
-              <w:t>Look first</w:t>
-            </w:r>
-          </w:p>
-        </w:tc>
-      </w:tr>
-      <w:tr>
-        <w:tc>
-          <w:tcPr>
-            <w:tcW w:type="dxa" w:w="4320"/>
-          </w:tcPr>
-          <w:p>
-            <w:r/>
-            <w:r>
-              <w:rPr>
-                <w:rFonts w:ascii="Calibri" w:hAnsi="Calibri" w:eastAsia="Calibri"/>
-                <w:b w:val="0"/>
-                <w:sz w:val="18"/>
-              </w:rPr>
-              <w:t>Oversell / negative stock</w:t>
-            </w:r>
-          </w:p>
-        </w:tc>
-        <w:tc>
-          <w:tcPr>
-            <w:tcW w:type="dxa" w:w="5040"/>
-          </w:tcPr>
-          <w:p>
-            <w:r/>
-            <w:r>
-              <w:rPr>
-                <w:rFonts w:ascii="Calibri" w:hAnsi="Calibri" w:eastAsia="Calibri"/>
-                <w:b w:val="0"/>
-                <w:sz w:val="18"/>
-              </w:rPr>
-              <w:t>place-order stock checks in OrderService</w:t>
-            </w:r>
-          </w:p>
-        </w:tc>
-      </w:tr>
-      <w:tr>
-        <w:tc>
-          <w:tcPr>
-            <w:tcW w:type="dxa" w:w="4320"/>
-          </w:tcPr>
-          <w:p>
-            <w:r/>
-            <w:r>
-              <w:rPr>
-                <w:rFonts w:ascii="Calibri" w:hAnsi="Calibri" w:eastAsia="Calibri"/>
-                <w:b w:val="0"/>
-                <w:sz w:val="18"/>
-              </w:rPr>
-              <w:t>Cancel does nothing</w:t>
-            </w:r>
-          </w:p>
-        </w:tc>
-        <w:tc>
-          <w:tcPr>
-            <w:tcW w:type="dxa" w:w="5040"/>
-          </w:tcPr>
-          <w:p>
-            <w:r/>
-            <w:r>
-              <w:rPr>
-                <w:rFonts w:ascii="Calibri" w:hAnsi="Calibri" w:eastAsia="Calibri"/>
-                <w:b w:val="0"/>
-                <w:sz w:val="18"/>
-              </w:rPr>
-              <w:t>status not Pending; CancelOrder rules</w:t>
-            </w:r>
-          </w:p>
-        </w:tc>
-      </w:tr>
-      <w:tr>
-        <w:tc>
-          <w:tcPr>
-            <w:tcW w:type="dxa" w:w="4320"/>
-          </w:tcPr>
-          <w:p>
-            <w:r/>
-            <w:r>
-              <w:rPr>
-                <w:rFonts w:ascii="Calibri" w:hAnsi="Calibri" w:eastAsia="Calibri"/>
-                <w:b w:val="0"/>
-                <w:sz w:val="18"/>
-              </w:rPr>
-              <w:t>Status dropdown wrong</w:t>
-            </w:r>
-          </w:p>
-        </w:tc>
-        <w:tc>
-          <w:tcPr>
-            <w:tcW w:type="dxa" w:w="5040"/>
-          </w:tcPr>
-          <w:p>
-            <w:r/>
-            <w:r>
-              <w:rPr>
-                <w:rFonts w:ascii="Calibri" w:hAnsi="Calibri" w:eastAsia="Calibri"/>
-                <w:b w:val="0"/>
-                <w:sz w:val="18"/>
-              </w:rPr>
-              <w:t>GetAllowedNextStatuses</w:t>
-            </w:r>
-          </w:p>
-        </w:tc>
-      </w:tr>
-      <w:tr>
-        <w:tc>
-          <w:tcPr>
-            <w:tcW w:type="dxa" w:w="4320"/>
-          </w:tcPr>
-          <w:p>
-            <w:r/>
-            <w:r>
-              <w:rPr>
-                <w:rFonts w:ascii="Calibri" w:hAnsi="Calibri" w:eastAsia="Calibri"/>
-                <w:b w:val="0"/>
-                <w:sz w:val="18"/>
-              </w:rPr>
-              <w:t>Prescription medicine blocked</w:t>
-            </w:r>
-          </w:p>
-        </w:tc>
-        <w:tc>
-          <w:tcPr>
-            <w:tcW w:type="dxa" w:w="5040"/>
-          </w:tcPr>
-          <w:p>
-            <w:r/>
-            <w:r>
-              <w:rPr>
-                <w:rFonts w:ascii="Calibri" w:hAnsi="Calibri" w:eastAsia="Calibri"/>
-                <w:b w:val="0"/>
-                <w:sz w:val="18"/>
-              </w:rPr>
-              <w:t>RequiresPrescription + PrescriptionService</w:t>
-            </w:r>
-          </w:p>
-        </w:tc>
-      </w:tr>
-    </w:tbl>
-    <w:p/>
-    <w:p>
-      <w:pPr>
-        <w:spacing w:after="40" w:before="0"/>
-      </w:pPr>
-      <w:r>
-        <w:rPr>
-          <w:rFonts w:ascii="Calibri" w:hAnsi="Calibri" w:eastAsia="Calibri"/>
-          <w:b/>
-          <w:sz w:val="22"/>
-        </w:rPr>
-        <w:t>☐ Day done</w:t>
-      </w:r>
-    </w:p>
-    <w:p>
-      <w:pPr>
-        <w:pStyle w:val="Heading1"/>
-      </w:pPr>
-      <w:r>
-        <w:rPr>
-          <w:rFonts w:ascii="Calibri" w:hAnsi="Calibri" w:eastAsia="Calibri"/>
-          <w:b/>
-          <w:sz w:val="32"/>
-        </w:rPr>
-        <w:t>Day 6 — Customer portal + reports + prescriptions</w:t>
-      </w:r>
-    </w:p>
-    <w:p>
-      <w:pPr>
-        <w:spacing w:after="80"/>
-      </w:pPr>
-      <w:r>
-        <w:rPr>
-          <w:rFonts w:ascii="Calibri" w:hAnsi="Calibri" w:eastAsia="Calibri"/>
-          <w:b/>
-          <w:sz w:val="22"/>
-        </w:rPr>
-        <w:t>Goal: Cover search, profile, Rx, and admin reports/PDF.</w:t>
-      </w:r>
-    </w:p>
-    <w:p>
-      <w:pPr>
-        <w:pStyle w:val="Heading2"/>
-      </w:pPr>
-      <w:r>
-        <w:rPr>
-          <w:rFonts w:ascii="Calibri" w:hAnsi="Calibri" w:eastAsia="Calibri"/>
-          <w:b/>
-          <w:sz w:val="26"/>
-        </w:rPr>
-        <w:t>Read / open</w:t>
-      </w:r>
-    </w:p>
-    <w:p>
-      <w:pPr>
-        <w:spacing w:after="40" w:before="0"/>
-      </w:pPr>
-      <w:r>
-        <w:rPr>
-          <w:rFonts w:ascii="Calibri" w:hAnsi="Calibri" w:eastAsia="Calibri"/>
-          <w:b w:val="0"/>
-          <w:sz w:val="22"/>
-        </w:rPr>
-        <w:t>☐ CustomerHostForm; SearchMedicinesForm + SearchService (linear search)</w:t>
-      </w:r>
-    </w:p>
-    <w:p>
-      <w:pPr>
-        <w:spacing w:after="40" w:before="0"/>
-      </w:pPr>
-      <w:r>
-        <w:rPr>
-          <w:rFonts w:ascii="Calibri" w:hAnsi="Calibri" w:eastAsia="Calibri"/>
-          <w:b w:val="0"/>
-          <w:sz w:val="22"/>
-        </w:rPr>
-        <w:t>☐ ProfileManagementForm + CustomerService</w:t>
-      </w:r>
-    </w:p>
-    <w:p>
-      <w:pPr>
-        <w:spacing w:after="40" w:before="0"/>
-      </w:pPr>
-      <w:r>
-        <w:rPr>
-          <w:rFonts w:ascii="Calibri" w:hAnsi="Calibri" w:eastAsia="Calibri"/>
-          <w:b w:val="0"/>
-          <w:sz w:val="22"/>
-        </w:rPr>
-        <w:t>☐ PrescriptionService; ReportsForm; ReportService; ExportHelper</w:t>
-      </w:r>
-    </w:p>
-    <w:p>
-      <w:pPr>
-        <w:spacing w:after="40" w:before="0"/>
-      </w:pPr>
-      <w:r>
-        <w:rPr>
-          <w:rFonts w:ascii="Calibri" w:hAnsi="Calibri" w:eastAsia="Calibri"/>
-          <w:b w:val="0"/>
-          <w:sz w:val="22"/>
-        </w:rPr>
-        <w:t>☐ Docs/Diagrams/export/Sequence.png</w:t>
-      </w:r>
-    </w:p>
-    <w:p>
-      <w:pPr>
-        <w:pStyle w:val="Heading2"/>
-      </w:pPr>
-      <w:r>
-        <w:rPr>
-          <w:rFonts w:ascii="Calibri" w:hAnsi="Calibri" w:eastAsia="Calibri"/>
-          <w:b/>
-          <w:sz w:val="26"/>
-        </w:rPr>
-        <w:t>Do / setup</w:t>
-      </w:r>
-    </w:p>
-    <w:p>
-      <w:pPr>
-        <w:spacing w:after="40" w:before="0"/>
-      </w:pPr>
-      <w:r>
-        <w:rPr>
-          <w:rFonts w:ascii="Calibri" w:hAnsi="Calibri" w:eastAsia="Calibri"/>
-          <w:b w:val="0"/>
-          <w:sz w:val="22"/>
-        </w:rPr>
-        <w:t>☐ Search by name / category / price range</w:t>
-      </w:r>
-    </w:p>
-    <w:p>
-      <w:pPr>
-        <w:spacing w:after="40" w:before="0"/>
-      </w:pPr>
-      <w:r>
-        <w:rPr>
-          <w:rFonts w:ascii="Calibri" w:hAnsi="Calibri" w:eastAsia="Calibri"/>
-          <w:b w:val="0"/>
-          <w:sz w:val="22"/>
-        </w:rPr>
-        <w:t>☐ Order with Rx-required medicine → upload prescription path</w:t>
-      </w:r>
-    </w:p>
-    <w:p>
-      <w:pPr>
-        <w:spacing w:after="40" w:before="0"/>
-      </w:pPr>
-      <w:r>
-        <w:rPr>
-          <w:rFonts w:ascii="Calibri" w:hAnsi="Calibri" w:eastAsia="Calibri"/>
-          <w:b w:val="0"/>
-          <w:sz w:val="22"/>
-        </w:rPr>
-        <w:t>☐ Admin Reports → Sales / Stock / Customer history → export PDF</w:t>
-      </w:r>
-    </w:p>
-    <w:p>
-      <w:pPr>
-        <w:pStyle w:val="Heading2"/>
-      </w:pPr>
-      <w:r>
-        <w:rPr>
-          <w:rFonts w:ascii="Calibri" w:hAnsi="Calibri" w:eastAsia="Calibri"/>
-          <w:b/>
-          <w:sz w:val="26"/>
-        </w:rPr>
-        <w:t>Files</w:t>
-      </w:r>
-    </w:p>
-    <w:p>
-      <w:pPr>
-        <w:spacing w:after="40" w:before="0"/>
-      </w:pPr>
-      <w:r>
-        <w:rPr>
-          <w:rFonts w:ascii="Calibri" w:hAnsi="Calibri" w:eastAsia="Calibri"/>
-          <w:b w:val="0"/>
-          <w:sz w:val="22"/>
-        </w:rPr>
-        <w:t>☐ SearchService.cs</w:t>
-      </w:r>
-    </w:p>
-    <w:p>
-      <w:pPr>
-        <w:spacing w:after="40" w:before="0"/>
-      </w:pPr>
-      <w:r>
-        <w:rPr>
-          <w:rFonts w:ascii="Calibri" w:hAnsi="Calibri" w:eastAsia="Calibri"/>
-          <w:b w:val="0"/>
-          <w:sz w:val="22"/>
-        </w:rPr>
-        <w:t>☐ ReportService.cs</w:t>
-      </w:r>
-    </w:p>
-    <w:p>
-      <w:pPr>
-        <w:spacing w:after="40" w:before="0"/>
-      </w:pPr>
-      <w:r>
-        <w:rPr>
-          <w:rFonts w:ascii="Calibri" w:hAnsi="Calibri" w:eastAsia="Calibri"/>
-          <w:b w:val="0"/>
-          <w:sz w:val="22"/>
-        </w:rPr>
-        <w:t>☐ ExportHelper.cs</w:t>
-      </w:r>
-    </w:p>
-    <w:p>
-      <w:pPr>
-        <w:spacing w:after="40" w:before="0"/>
-      </w:pPr>
-      <w:r>
-        <w:rPr>
-          <w:rFonts w:ascii="Calibri" w:hAnsi="Calibri" w:eastAsia="Calibri"/>
-          <w:b w:val="0"/>
-          <w:sz w:val="22"/>
-        </w:rPr>
-        <w:t>☐ PrescriptionService.cs</w:t>
-      </w:r>
-    </w:p>
-    <w:p>
-      <w:pPr>
-        <w:spacing w:after="40" w:before="0"/>
-      </w:pPr>
-      <w:r>
-        <w:rPr>
-          <w:rFonts w:ascii="Calibri" w:hAnsi="Calibri" w:eastAsia="Calibri"/>
-          <w:b w:val="0"/>
-          <w:sz w:val="22"/>
-        </w:rPr>
-        <w:t>☐ ReportsForm.cs</w:t>
-      </w:r>
-    </w:p>
-    <w:p>
-      <w:pPr>
-        <w:pStyle w:val="Heading2"/>
-      </w:pPr>
-      <w:r>
-        <w:rPr>
-          <w:rFonts w:ascii="Calibri" w:hAnsi="Calibri" w:eastAsia="Calibri"/>
-          <w:b/>
-          <w:sz w:val="26"/>
-        </w:rPr>
-        <w:t>Trace (say aloud)</w:t>
-      </w:r>
-    </w:p>
-    <w:p>
-      <w:pPr>
-        <w:spacing w:after="80"/>
-      </w:pPr>
-      <w:r>
-        <w:rPr>
-          <w:rFonts w:ascii="Calibri" w:hAnsi="Calibri" w:eastAsia="Calibri"/>
-          <w:b w:val="0"/>
-          <w:sz w:val="22"/>
-        </w:rPr>
-        <w:t>1. Search filters → filtered list</w:t>
-      </w:r>
-    </w:p>
-    <w:p>
-      <w:pPr>
-        <w:spacing w:after="80"/>
-      </w:pPr>
-      <w:r>
-        <w:rPr>
-          <w:rFonts w:ascii="Calibri" w:hAnsi="Calibri" w:eastAsia="Calibri"/>
-          <w:b w:val="0"/>
-          <w:sz w:val="22"/>
-        </w:rPr>
-        <w:t>2. Rx-required gate before order progress</w:t>
-      </w:r>
-    </w:p>
-    <w:p>
-      <w:pPr>
-        <w:spacing w:after="80"/>
-      </w:pPr>
-      <w:r>
-        <w:rPr>
-          <w:rFonts w:ascii="Calibri" w:hAnsi="Calibri" w:eastAsia="Calibri"/>
-          <w:b w:val="0"/>
-          <w:sz w:val="22"/>
-        </w:rPr>
-        <w:t>3. ReportService aggregates → UI grids → ExportHelper PDF</w:t>
-      </w:r>
-    </w:p>
-    <w:p>
-      <w:pPr>
-        <w:pStyle w:val="Heading2"/>
-      </w:pPr>
-      <w:r>
-        <w:rPr>
-          <w:rFonts w:ascii="Calibri" w:hAnsi="Calibri" w:eastAsia="Calibri"/>
-          <w:b/>
-          <w:sz w:val="26"/>
-        </w:rPr>
-        <w:t>Viva questions</w:t>
-      </w:r>
-    </w:p>
-    <w:p>
-      <w:pPr>
-        <w:spacing w:after="40" w:before="0"/>
-      </w:pPr>
-      <w:r>
-        <w:rPr>
-          <w:rFonts w:ascii="Calibri" w:hAnsi="Calibri" w:eastAsia="Calibri"/>
-          <w:b w:val="0"/>
-          <w:sz w:val="22"/>
-        </w:rPr>
-        <w:t>☐ 1. What search algorithm is used and why is linear OK?</w:t>
-      </w:r>
-    </w:p>
-    <w:p>
-      <w:pPr>
-        <w:spacing w:after="40" w:before="0"/>
-      </w:pPr>
-      <w:r>
-        <w:rPr>
-          <w:rFonts w:ascii="Calibri" w:hAnsi="Calibri" w:eastAsia="Calibri"/>
-          <w:b w:val="0"/>
-          <w:sz w:val="22"/>
-        </w:rPr>
-        <w:t>☐ 2. How are reports generated without putting SQL in the form?</w:t>
-      </w:r>
-    </w:p>
-    <w:p>
-      <w:pPr>
-        <w:spacing w:after="40" w:before="0"/>
-      </w:pPr>
-      <w:r>
-        <w:rPr>
-          <w:rFonts w:ascii="Calibri" w:hAnsi="Calibri" w:eastAsia="Calibri"/>
-          <w:b w:val="0"/>
-          <w:sz w:val="22"/>
-        </w:rPr>
-        <w:t>☐ 3. How does PDF export work (PDFsharp / ExportHelper)?</w:t>
-      </w:r>
-    </w:p>
-    <w:p>
-      <w:pPr>
-        <w:spacing w:after="40" w:before="0"/>
-      </w:pPr>
-      <w:r>
-        <w:rPr>
-          <w:rFonts w:ascii="Calibri" w:hAnsi="Calibri" w:eastAsia="Calibri"/>
-          <w:b w:val="0"/>
-          <w:sz w:val="22"/>
-        </w:rPr>
-        <w:t>☐ 4. Why attach a prescription to some orders?</w:t>
-      </w:r>
-    </w:p>
-    <w:p>
-      <w:pPr>
-        <w:spacing w:after="40" w:before="0"/>
-      </w:pPr>
-      <w:r>
-        <w:rPr>
-          <w:rFonts w:ascii="Calibri" w:hAnsi="Calibri" w:eastAsia="Calibri"/>
-          <w:b w:val="0"/>
-          <w:sz w:val="22"/>
-        </w:rPr>
-        <w:t>☐ 5. What can a customer change on their profile?</w:t>
-      </w:r>
-    </w:p>
-    <w:p>
-      <w:pPr>
-        <w:pStyle w:val="Heading2"/>
-      </w:pPr>
-      <w:r>
-        <w:rPr>
-          <w:rFonts w:ascii="Calibri" w:hAnsi="Calibri" w:eastAsia="Calibri"/>
-          <w:b/>
-          <w:sz w:val="26"/>
-        </w:rPr>
-        <w:t>Bug spots</w:t>
-      </w:r>
-    </w:p>
-    <w:tbl>
-      <w:tblPr>
-        <w:tblStyle w:val="TableGrid"/>
-        <w:tblW w:type="auto" w:w="0"/>
-        <w:tblLook w:firstColumn="1" w:firstRow="1" w:lastColumn="0" w:lastRow="0" w:noHBand="0" w:noVBand="1" w:val="04A0"/>
-      </w:tblPr>
-      <w:tblGrid>
-        <w:gridCol w:w="4896"/>
-        <w:gridCol w:w="4896"/>
-      </w:tblGrid>
-      <w:tr>
-        <w:tc>
-          <w:tcPr>
-            <w:tcW w:type="dxa" w:w="4320"/>
-            <w:shd w:fill="D9E2F3" w:val="clear"/>
-          </w:tcPr>
-          <w:p>
-            <w:r/>
-            <w:r>
-              <w:rPr>
-                <w:rFonts w:ascii="Calibri" w:hAnsi="Calibri" w:eastAsia="Calibri"/>
-                <w:b/>
-                <w:sz w:val="18"/>
-              </w:rPr>
-              <w:t>Symptom</w:t>
-            </w:r>
-          </w:p>
-        </w:tc>
-        <w:tc>
-          <w:tcPr>
-            <w:tcW w:type="dxa" w:w="5040"/>
-            <w:shd w:fill="D9E2F3" w:val="clear"/>
-          </w:tcPr>
-          <w:p>
-            <w:r/>
-            <w:r>
-              <w:rPr>
-                <w:rFonts w:ascii="Calibri" w:hAnsi="Calibri" w:eastAsia="Calibri"/>
-                <w:b/>
-                <w:sz w:val="18"/>
-              </w:rPr>
-              <w:t>Look first</w:t>
-            </w:r>
-          </w:p>
-        </w:tc>
-      </w:tr>
-      <w:tr>
-        <w:tc>
-          <w:tcPr>
-            <w:tcW w:type="dxa" w:w="4320"/>
-          </w:tcPr>
-          <w:p>
-            <w:r/>
-            <w:r>
-              <w:rPr>
-                <w:rFonts w:ascii="Calibri" w:hAnsi="Calibri" w:eastAsia="Calibri"/>
-                <w:b w:val="0"/>
-                <w:sz w:val="18"/>
-              </w:rPr>
-              <w:t>Search returns nothing</w:t>
-            </w:r>
-          </w:p>
-        </w:tc>
-        <w:tc>
-          <w:tcPr>
-            <w:tcW w:type="dxa" w:w="5040"/>
-          </w:tcPr>
-          <w:p>
-            <w:r/>
-            <w:r>
-              <w:rPr>
-                <w:rFonts w:ascii="Calibri" w:hAnsi="Calibri" w:eastAsia="Calibri"/>
-                <w:b w:val="0"/>
-                <w:sz w:val="18"/>
-              </w:rPr>
-              <w:t>filters too strict; inactive medicines</w:t>
-            </w:r>
-          </w:p>
-        </w:tc>
-      </w:tr>
-      <w:tr>
-        <w:tc>
-          <w:tcPr>
-            <w:tcW w:type="dxa" w:w="4320"/>
-          </w:tcPr>
-          <w:p>
-            <w:r/>
-            <w:r>
-              <w:rPr>
-                <w:rFonts w:ascii="Calibri" w:hAnsi="Calibri" w:eastAsia="Calibri"/>
-                <w:b w:val="0"/>
-                <w:sz w:val="18"/>
-              </w:rPr>
-              <w:t>PDF fails to open</w:t>
-            </w:r>
-          </w:p>
-        </w:tc>
-        <w:tc>
-          <w:tcPr>
-            <w:tcW w:type="dxa" w:w="5040"/>
-          </w:tcPr>
-          <w:p>
-            <w:r/>
-            <w:r>
-              <w:rPr>
-                <w:rFonts w:ascii="Calibri" w:hAnsi="Calibri" w:eastAsia="Calibri"/>
-                <w:b w:val="0"/>
-                <w:sz w:val="18"/>
-              </w:rPr>
-              <w:t>export path; file lock; PDFsharp</w:t>
-            </w:r>
-          </w:p>
-        </w:tc>
-      </w:tr>
-      <w:tr>
-        <w:tc>
-          <w:tcPr>
-            <w:tcW w:type="dxa" w:w="4320"/>
-          </w:tcPr>
-          <w:p>
-            <w:r/>
-            <w:r>
-              <w:rPr>
-                <w:rFonts w:ascii="Calibri" w:hAnsi="Calibri" w:eastAsia="Calibri"/>
-                <w:b w:val="0"/>
-                <w:sz w:val="18"/>
-              </w:rPr>
-              <w:t>Empty sales report</w:t>
-            </w:r>
-          </w:p>
-        </w:tc>
-        <w:tc>
-          <w:tcPr>
-            <w:tcW w:type="dxa" w:w="5040"/>
-          </w:tcPr>
-          <w:p>
-            <w:r/>
-            <w:r>
-              <w:rPr>
-                <w:rFonts w:ascii="Calibri" w:hAnsi="Calibri" w:eastAsia="Calibri"/>
-                <w:b w:val="0"/>
-                <w:sz w:val="18"/>
-              </w:rPr>
-              <w:t>no qualifying orders / date filters</w:t>
-            </w:r>
-          </w:p>
-        </w:tc>
-      </w:tr>
-    </w:tbl>
-    <w:p/>
-    <w:p>
-      <w:pPr>
-        <w:spacing w:after="40" w:before="0"/>
-      </w:pPr>
-      <w:r>
-        <w:rPr>
-          <w:rFonts w:ascii="Calibri" w:hAnsi="Calibri" w:eastAsia="Calibri"/>
-          <w:b/>
-          <w:sz w:val="22"/>
-        </w:rPr>
-        <w:t>☐ Day done</w:t>
-      </w:r>
-    </w:p>
-    <w:p>
-      <w:pPr>
-        <w:pStyle w:val="Heading1"/>
-      </w:pPr>
-      <w:r>
-        <w:rPr>
-          <w:rFonts w:ascii="Calibri" w:hAnsi="Calibri" w:eastAsia="Calibri"/>
-          <w:b/>
-          <w:sz w:val="32"/>
-        </w:rPr>
-        <w:t>Day 7 — Full demo + QA checklist + viva rehearsal</w:t>
-      </w:r>
-    </w:p>
-    <w:p>
-      <w:pPr>
-        <w:spacing w:after="80"/>
-      </w:pPr>
-      <w:r>
-        <w:rPr>
-          <w:rFonts w:ascii="Calibri" w:hAnsi="Calibri" w:eastAsia="Calibri"/>
-          <w:b/>
-          <w:sz w:val="22"/>
-        </w:rPr>
-        <w:t>Goal: Demo without panic; fix fails; answer architecture questions fluently.</w:t>
-      </w:r>
-    </w:p>
-    <w:p>
-      <w:pPr>
-        <w:pStyle w:val="Heading2"/>
-      </w:pPr>
-      <w:r>
-        <w:rPr>
-          <w:rFonts w:ascii="Calibri" w:hAnsi="Calibri" w:eastAsia="Calibri"/>
-          <w:b/>
-          <w:sz w:val="26"/>
-        </w:rPr>
-        <w:t>Read / open</w:t>
-      </w:r>
-    </w:p>
-    <w:p>
-      <w:pPr>
-        <w:spacing w:after="40" w:before="0"/>
-      </w:pPr>
-      <w:r>
-        <w:rPr>
-          <w:rFonts w:ascii="Calibri" w:hAnsi="Calibri" w:eastAsia="Calibri"/>
-          <w:b w:val="0"/>
-          <w:sz w:val="22"/>
-        </w:rPr>
-        <w:t>☐ Docs/Checklist.docx — High priority cases only (~40–50, not all 153)</w:t>
-      </w:r>
-    </w:p>
-    <w:p>
-      <w:pPr>
-        <w:spacing w:after="40" w:before="0"/>
-      </w:pPr>
-      <w:r>
-        <w:rPr>
-          <w:rFonts w:ascii="Calibri" w:hAnsi="Calibri" w:eastAsia="Calibri"/>
-          <w:b w:val="0"/>
-          <w:sz w:val="22"/>
-        </w:rPr>
-        <w:t>☐ Docs/Report/SmartMed Report.pdf — Introduction + Architecture (skim)</w:t>
-      </w:r>
-    </w:p>
-    <w:p>
-      <w:pPr>
-        <w:spacing w:after="40" w:before="0"/>
-      </w:pPr>
-      <w:r>
-        <w:rPr>
-          <w:rFonts w:ascii="Calibri" w:hAnsi="Calibri" w:eastAsia="Calibri"/>
-          <w:b w:val="0"/>
-          <w:sz w:val="22"/>
-        </w:rPr>
-        <w:t>☐ Rehearse Concept glossary + Viva Q bank 1–20 out loud</w:t>
-      </w:r>
-    </w:p>
-    <w:p>
-      <w:pPr>
-        <w:pStyle w:val="Heading2"/>
-      </w:pPr>
-      <w:r>
-        <w:rPr>
-          <w:rFonts w:ascii="Calibri" w:hAnsi="Calibri" w:eastAsia="Calibri"/>
-          <w:b/>
-          <w:sz w:val="26"/>
-        </w:rPr>
-        <w:t>Do / setup</w:t>
-      </w:r>
-    </w:p>
-    <w:p>
-      <w:pPr>
-        <w:spacing w:after="40" w:before="0"/>
-      </w:pPr>
-      <w:r>
-        <w:rPr>
-          <w:rFonts w:ascii="Calibri" w:hAnsi="Calibri" w:eastAsia="Calibri"/>
-          <w:b w:val="0"/>
-          <w:sz w:val="22"/>
-        </w:rPr>
-        <w:t>☐ Environment: DB up, connection OK, build clean</w:t>
-      </w:r>
-    </w:p>
-    <w:p>
-      <w:pPr>
-        <w:spacing w:after="40" w:before="0"/>
-      </w:pPr>
-      <w:r>
-        <w:rPr>
-          <w:rFonts w:ascii="Calibri" w:hAnsi="Calibri" w:eastAsia="Calibri"/>
-          <w:b w:val="0"/>
-          <w:sz w:val="22"/>
-        </w:rPr>
-        <w:t>☐ Admin demo: login → dashboard → medicine CRUD/discount → customers → order status → reports/PDF</w:t>
-      </w:r>
-    </w:p>
-    <w:p>
-      <w:pPr>
-        <w:spacing w:after="40" w:before="0"/>
-      </w:pPr>
-      <w:r>
-        <w:rPr>
-          <w:rFonts w:ascii="Calibri" w:hAnsi="Calibri" w:eastAsia="Calibri"/>
-          <w:b w:val="0"/>
-          <w:sz w:val="22"/>
-        </w:rPr>
-        <w:t>☐ Customer demo: register/login → search → cart → checkout (Rx if needed) → track → profile</w:t>
-      </w:r>
-    </w:p>
-    <w:p>
-      <w:pPr>
-        <w:spacing w:after="40" w:before="0"/>
-      </w:pPr>
-      <w:r>
-        <w:rPr>
-          <w:rFonts w:ascii="Calibri" w:hAnsi="Calibri" w:eastAsia="Calibri"/>
-          <w:b w:val="0"/>
-          <w:sz w:val="22"/>
-        </w:rPr>
-        <w:t>☐ Logout both roles; show login again</w:t>
-      </w:r>
-    </w:p>
-    <w:p>
-      <w:pPr>
-        <w:spacing w:after="40" w:before="0"/>
-      </w:pPr>
-      <w:r>
-        <w:rPr>
-          <w:rFonts w:ascii="Calibri" w:hAnsi="Calibri" w:eastAsia="Calibri"/>
-          <w:b w:val="0"/>
-          <w:sz w:val="22"/>
-        </w:rPr>
-        <w:t>☐ Record Pass/Fail on High cases; fix Fail using bug cheat sheet; re-run failed IDs</w:t>
-      </w:r>
-    </w:p>
-    <w:p>
-      <w:pPr>
-        <w:pStyle w:val="Heading2"/>
-      </w:pPr>
-      <w:r>
-        <w:rPr>
-          <w:rFonts w:ascii="Calibri" w:hAnsi="Calibri" w:eastAsia="Calibri"/>
-          <w:b/>
-          <w:sz w:val="26"/>
-        </w:rPr>
-        <w:t>Files</w:t>
-      </w:r>
-    </w:p>
-    <w:p>
-      <w:pPr>
-        <w:spacing w:after="40" w:before="0"/>
-      </w:pPr>
-      <w:r>
-        <w:rPr>
-          <w:rFonts w:ascii="Calibri" w:hAnsi="Calibri" w:eastAsia="Calibri"/>
-          <w:b w:val="0"/>
-          <w:sz w:val="22"/>
-        </w:rPr>
-        <w:t>☐ Docs/Checklist.docx (QA)</w:t>
-      </w:r>
-    </w:p>
-    <w:p>
-      <w:pPr>
-        <w:spacing w:after="40" w:before="0"/>
-      </w:pPr>
-      <w:r>
-        <w:rPr>
-          <w:rFonts w:ascii="Calibri" w:hAnsi="Calibri" w:eastAsia="Calibri"/>
-          <w:b w:val="0"/>
-          <w:sz w:val="22"/>
-        </w:rPr>
-        <w:t>☐ Docs/Viva-Study-Checklist.docx (this study list)</w:t>
-      </w:r>
-    </w:p>
-    <w:p>
-      <w:pPr>
-        <w:spacing w:after="40" w:before="0"/>
-      </w:pPr>
-      <w:r>
-        <w:rPr>
-          <w:rFonts w:ascii="Calibri" w:hAnsi="Calibri" w:eastAsia="Calibri"/>
-          <w:b w:val="0"/>
-          <w:sz w:val="22"/>
-        </w:rPr>
-        <w:t>☐ Docs/Diagrams/export/*.png</w:t>
-      </w:r>
-    </w:p>
-    <w:p>
-      <w:pPr>
-        <w:pStyle w:val="Heading2"/>
-      </w:pPr>
-      <w:r>
-        <w:rPr>
-          <w:rFonts w:ascii="Calibri" w:hAnsi="Calibri" w:eastAsia="Calibri"/>
-          <w:b/>
-          <w:sz w:val="26"/>
-        </w:rPr>
-        <w:t>Trace (say aloud)</w:t>
-      </w:r>
-    </w:p>
-    <w:p>
-      <w:pPr>
-        <w:spacing w:after="80"/>
-      </w:pPr>
-      <w:r>
-        <w:rPr>
-          <w:rFonts w:ascii="Calibri" w:hAnsi="Calibri" w:eastAsia="Calibri"/>
-          <w:b w:val="0"/>
-          <w:sz w:val="22"/>
-        </w:rPr>
-        <w:t>1. End-to-end admin path once without notes</w:t>
-      </w:r>
-    </w:p>
-    <w:p>
-      <w:pPr>
-        <w:spacing w:after="80"/>
-      </w:pPr>
-      <w:r>
-        <w:rPr>
-          <w:rFonts w:ascii="Calibri" w:hAnsi="Calibri" w:eastAsia="Calibri"/>
-          <w:b w:val="0"/>
-          <w:sz w:val="22"/>
-        </w:rPr>
-        <w:t>2. End-to-end customer path once without notes</w:t>
-      </w:r>
-    </w:p>
-    <w:p>
-      <w:pPr>
-        <w:spacing w:after="80"/>
-      </w:pPr>
-      <w:r>
-        <w:rPr>
-          <w:rFonts w:ascii="Calibri" w:hAnsi="Calibri" w:eastAsia="Calibri"/>
-          <w:b w:val="0"/>
-          <w:sz w:val="22"/>
-        </w:rPr>
-        <w:t>3. Point at Architecture / ER / Sequence PNGs while answering</w:t>
-      </w:r>
-    </w:p>
-    <w:p>
-      <w:pPr>
-        <w:pStyle w:val="Heading2"/>
-      </w:pPr>
-      <w:r>
-        <w:rPr>
-          <w:rFonts w:ascii="Calibri" w:hAnsi="Calibri" w:eastAsia="Calibri"/>
-          <w:b/>
-          <w:sz w:val="26"/>
-        </w:rPr>
-        <w:t>Viva questions</w:t>
-      </w:r>
-    </w:p>
-    <w:p>
-      <w:pPr>
-        <w:spacing w:after="40" w:before="0"/>
-      </w:pPr>
-      <w:r>
-        <w:rPr>
-          <w:rFonts w:ascii="Calibri" w:hAnsi="Calibri" w:eastAsia="Calibri"/>
-          <w:b w:val="0"/>
-          <w:sz w:val="22"/>
-        </w:rPr>
-        <w:t>☐ 1. Speak Q bank answers 1–20 (see section below) in 1–3 sentences each</w:t>
-      </w:r>
-    </w:p>
-    <w:p>
-      <w:pPr>
-        <w:spacing w:after="40" w:before="0"/>
-      </w:pPr>
-      <w:r>
-        <w:rPr>
-          <w:rFonts w:ascii="Calibri" w:hAnsi="Calibri" w:eastAsia="Calibri"/>
-          <w:b w:val="0"/>
-          <w:sz w:val="22"/>
-        </w:rPr>
-        <w:t>☐ 2. Explain Form → Service → Repository → Table for any main screen</w:t>
-      </w:r>
-    </w:p>
-    <w:p>
-      <w:pPr>
-        <w:spacing w:after="40" w:before="0"/>
-      </w:pPr>
-      <w:r>
-        <w:rPr>
-          <w:rFonts w:ascii="Calibri" w:hAnsi="Calibri" w:eastAsia="Calibri"/>
-          <w:b w:val="0"/>
-          <w:sz w:val="22"/>
-        </w:rPr>
-        <w:t>☐ 3. State thresholds: stock 20 / critical 5 / expiry 30 / status names</w:t>
-      </w:r>
-    </w:p>
-    <w:p>
-      <w:pPr>
-        <w:pStyle w:val="Heading2"/>
-      </w:pPr>
-      <w:r>
-        <w:rPr>
-          <w:rFonts w:ascii="Calibri" w:hAnsi="Calibri" w:eastAsia="Calibri"/>
-          <w:b/>
-          <w:sz w:val="26"/>
-        </w:rPr>
-        <w:t>Bug spots</w:t>
-      </w:r>
-    </w:p>
-    <w:tbl>
-      <w:tblPr>
-        <w:tblStyle w:val="TableGrid"/>
-        <w:tblW w:type="auto" w:w="0"/>
-        <w:tblLook w:firstColumn="1" w:firstRow="1" w:lastColumn="0" w:lastRow="0" w:noHBand="0" w:noVBand="1" w:val="04A0"/>
-      </w:tblPr>
-      <w:tblGrid>
-        <w:gridCol w:w="4896"/>
-        <w:gridCol w:w="4896"/>
-      </w:tblGrid>
-      <w:tr>
-        <w:tc>
-          <w:tcPr>
-            <w:tcW w:type="dxa" w:w="4320"/>
-            <w:shd w:fill="D9E2F3" w:val="clear"/>
-          </w:tcPr>
-          <w:p>
-            <w:r/>
-            <w:r>
-              <w:rPr>
-                <w:rFonts w:ascii="Calibri" w:hAnsi="Calibri" w:eastAsia="Calibri"/>
-                <w:b/>
-                <w:sz w:val="18"/>
-              </w:rPr>
-              <w:t>Symptom</w:t>
-            </w:r>
-          </w:p>
-        </w:tc>
-        <w:tc>
-          <w:tcPr>
-            <w:tcW w:type="dxa" w:w="5040"/>
-            <w:shd w:fill="D9E2F3" w:val="clear"/>
-          </w:tcPr>
-          <w:p>
-            <w:r/>
-            <w:r>
-              <w:rPr>
-                <w:rFonts w:ascii="Calibri" w:hAnsi="Calibri" w:eastAsia="Calibri"/>
-                <w:b/>
-                <w:sz w:val="18"/>
-              </w:rPr>
-              <w:t>Look first</w:t>
-            </w:r>
-          </w:p>
-        </w:tc>
-      </w:tr>
-      <w:tr>
-        <w:tc>
-          <w:tcPr>
-            <w:tcW w:type="dxa" w:w="4320"/>
-          </w:tcPr>
-          <w:p>
-            <w:r/>
             <w:r>
               <w:rPr>
                 <w:rFonts w:ascii="Calibri" w:hAnsi="Calibri" w:eastAsia="Calibri"/>
@@ -6257,10 +5928,9 @@
         </w:tc>
         <w:tc>
           <w:tcPr>
-            <w:tcW w:type="dxa" w:w="5040"/>
+            <w:tcW w:type="dxa" w:w="5112"/>
           </w:tcPr>
           <w:p>
-            <w:r/>
             <w:r>
               <w:rPr>
                 <w:rFonts w:ascii="Calibri" w:hAnsi="Calibri" w:eastAsia="Calibri"/>
@@ -6275,10 +5945,9 @@
       <w:tr>
         <w:tc>
           <w:tcPr>
-            <w:tcW w:type="dxa" w:w="4320"/>
+            <w:tcW w:type="dxa" w:w="5112"/>
           </w:tcPr>
           <w:p>
-            <w:r/>
             <w:r>
               <w:rPr>
                 <w:rFonts w:ascii="Calibri" w:hAnsi="Calibri" w:eastAsia="Calibri"/>
@@ -6291,10 +5960,9 @@
         </w:tc>
         <w:tc>
           <w:tcPr>
-            <w:tcW w:type="dxa" w:w="5040"/>
+            <w:tcW w:type="dxa" w:w="5112"/>
           </w:tcPr>
           <w:p>
-            <w:r/>
             <w:r>
               <w:rPr>
                 <w:rFonts w:ascii="Calibri" w:hAnsi="Calibri" w:eastAsia="Calibri"/>
@@ -6310,15 +5978,16 @@
     <w:p/>
     <w:p>
       <w:pPr>
-        <w:spacing w:after="40" w:before="0"/>
+        <w:spacing w:after="20"/>
+        <w:ind w:left="216"/>
       </w:pPr>
       <w:r>
         <w:rPr>
           <w:rFonts w:ascii="Calibri" w:hAnsi="Calibri" w:eastAsia="Calibri"/>
-          <w:b/>
-          <w:sz w:val="22"/>
+          <w:b w:val="0"/>
+          <w:sz w:val="20"/>
         </w:rPr>
-        <w:t>☐ Day done</w:t>
+        <w:t>☐  Day 4 done</w:t>
       </w:r>
     </w:p>
     <w:p>
@@ -6326,181 +5995,188 @@
         <w:pStyle w:val="Heading1"/>
       </w:pPr>
       <w:r>
-        <w:rPr>
-          <w:rFonts w:ascii="Calibri" w:hAnsi="Calibri" w:eastAsia="Calibri"/>
-          <w:b/>
-          <w:sz w:val="32"/>
-        </w:rPr>
         <w:t>2. Concept glossary</w:t>
       </w:r>
     </w:p>
     <w:p>
       <w:pPr>
-        <w:spacing w:after="80"/>
+        <w:spacing w:after="80" w:before="0"/>
       </w:pPr>
       <w:r>
         <w:rPr>
           <w:rFonts w:ascii="Calibri" w:hAnsi="Calibri" w:eastAsia="Calibri"/>
           <w:b w:val="0"/>
-          <w:sz w:val="22"/>
+          <w:sz w:val="20"/>
         </w:rPr>
         <w:t>Tick when you can explain in your own words:</w:t>
       </w:r>
     </w:p>
     <w:p>
       <w:pPr>
-        <w:spacing w:after="40" w:before="0"/>
+        <w:spacing w:after="20"/>
+        <w:ind w:left="216"/>
       </w:pPr>
       <w:r>
         <w:rPr>
           <w:rFonts w:ascii="Calibri" w:hAnsi="Calibri" w:eastAsia="Calibri"/>
           <w:b w:val="0"/>
-          <w:sz w:val="22"/>
+          <w:sz w:val="20"/>
         </w:rPr>
-        <w:t>☐ Three-tier / layered design — UI, business, data separated by folders/namespaces</w:t>
+        <w:t>☐  Three-tier / layered design — UI, business, data separated by folders/namespaces</w:t>
       </w:r>
     </w:p>
     <w:p>
       <w:pPr>
-        <w:spacing w:after="40" w:before="0"/>
+        <w:spacing w:after="20"/>
+        <w:ind w:left="216"/>
       </w:pPr>
       <w:r>
         <w:rPr>
           <w:rFonts w:ascii="Calibri" w:hAnsi="Calibri" w:eastAsia="Calibri"/>
           <w:b w:val="0"/>
-          <w:sz w:val="22"/>
+          <w:sz w:val="20"/>
         </w:rPr>
-        <w:t>☐ ADO.NET — direct SQL via SqlConnection / SqlCommand (no EF)</w:t>
+        <w:t>☐  ADO.NET — direct SQL via SqlConnection / SqlCommand (no EF)</w:t>
       </w:r>
     </w:p>
     <w:p>
       <w:pPr>
-        <w:spacing w:after="40" w:before="0"/>
+        <w:spacing w:after="20"/>
+        <w:ind w:left="216"/>
       </w:pPr>
       <w:r>
         <w:rPr>
           <w:rFonts w:ascii="Calibri" w:hAnsi="Calibri" w:eastAsia="Calibri"/>
           <w:b w:val="0"/>
-          <w:sz w:val="22"/>
+          <w:sz w:val="20"/>
         </w:rPr>
-        <w:t>☐ Repository — class that hides SQL for one entity area</w:t>
+        <w:t>☐  Repository — class that hides SQL for one entity area</w:t>
       </w:r>
     </w:p>
     <w:p>
       <w:pPr>
-        <w:spacing w:after="40" w:before="0"/>
+        <w:spacing w:after="20"/>
+        <w:ind w:left="216"/>
       </w:pPr>
       <w:r>
         <w:rPr>
           <w:rFonts w:ascii="Calibri" w:hAnsi="Calibri" w:eastAsia="Calibri"/>
           <w:b w:val="0"/>
-          <w:sz w:val="22"/>
+          <w:sz w:val="20"/>
         </w:rPr>
-        <w:t>☐ Service — business rules (validation, discount, stock, status)</w:t>
+        <w:t>☐  Service — business rules (validation, discount, stock, status)</w:t>
       </w:r>
     </w:p>
     <w:p>
       <w:pPr>
-        <w:spacing w:after="40" w:before="0"/>
+        <w:spacing w:after="20"/>
+        <w:ind w:left="216"/>
       </w:pPr>
       <w:r>
         <w:rPr>
           <w:rFonts w:ascii="Calibri" w:hAnsi="Calibri" w:eastAsia="Calibri"/>
           <w:b w:val="0"/>
-          <w:sz w:val="22"/>
+          <w:sz w:val="20"/>
         </w:rPr>
-        <w:t>☐ Session — in-memory current logged-in admin or customer</w:t>
+        <w:t>☐  Session — in-memory current logged-in admin or customer</w:t>
       </w:r>
     </w:p>
     <w:p>
       <w:pPr>
-        <w:spacing w:after="40" w:before="0"/>
+        <w:spacing w:after="20"/>
+        <w:ind w:left="216"/>
       </w:pPr>
       <w:r>
         <w:rPr>
           <w:rFonts w:ascii="Calibri" w:hAnsi="Calibri" w:eastAsia="Calibri"/>
           <w:b w:val="0"/>
-          <w:sz w:val="22"/>
+          <w:sz w:val="20"/>
         </w:rPr>
-        <w:t>☐ PBKDF2 — slow password hash with salt + iterations</w:t>
+        <w:t>☐  PBKDF2 — slow password hash with salt + iterations</w:t>
       </w:r>
     </w:p>
     <w:p>
       <w:pPr>
-        <w:spacing w:after="40" w:before="0"/>
+        <w:spacing w:after="20"/>
+        <w:ind w:left="216"/>
       </w:pPr>
       <w:r>
         <w:rPr>
           <w:rFonts w:ascii="Calibri" w:hAnsi="Calibri" w:eastAsia="Calibri"/>
           <w:b w:val="0"/>
-          <w:sz w:val="22"/>
+          <w:sz w:val="20"/>
         </w:rPr>
-        <w:t>☐ Parameterized query — @Name parameters; prevents SQL injection</w:t>
+        <w:t>☐  Parameterized query — @Name parameters; prevents SQL injection</w:t>
       </w:r>
     </w:p>
     <w:p>
       <w:pPr>
-        <w:spacing w:after="40" w:before="0"/>
+        <w:spacing w:after="20"/>
+        <w:ind w:left="216"/>
       </w:pPr>
       <w:r>
         <w:rPr>
           <w:rFonts w:ascii="Calibri" w:hAnsi="Calibri" w:eastAsia="Calibri"/>
           <w:b w:val="0"/>
-          <w:sz w:val="22"/>
+          <w:sz w:val="20"/>
         </w:rPr>
-        <w:t>☐ Effective price — price after applicable discount percent</w:t>
+        <w:t>☐  Effective price — price after applicable discount percent</w:t>
       </w:r>
     </w:p>
     <w:p>
       <w:pPr>
-        <w:spacing w:after="40" w:before="0"/>
+        <w:spacing w:after="20"/>
+        <w:ind w:left="216"/>
       </w:pPr>
       <w:r>
         <w:rPr>
           <w:rFonts w:ascii="Calibri" w:hAnsi="Calibri" w:eastAsia="Calibri"/>
           <w:b w:val="0"/>
-          <w:sz w:val="22"/>
+          <w:sz w:val="20"/>
         </w:rPr>
-        <w:t>☐ Transactional stock idea — place deducts; cancel restores; avoid oversell</w:t>
+        <w:t>☐  Transactional stock idea — place deducts; cancel restores; avoid oversell</w:t>
       </w:r>
     </w:p>
     <w:p>
       <w:pPr>
-        <w:spacing w:after="40" w:before="0"/>
+        <w:spacing w:after="20"/>
+        <w:ind w:left="216"/>
       </w:pPr>
       <w:r>
         <w:rPr>
           <w:rFonts w:ascii="Calibri" w:hAnsi="Calibri" w:eastAsia="Calibri"/>
           <w:b w:val="0"/>
-          <w:sz w:val="22"/>
+          <w:sz w:val="20"/>
         </w:rPr>
-        <w:t>☐ Role-based UI — same app, different host forms and menus</w:t>
+        <w:t>☐  Role-based UI — same app, different host forms and menus</w:t>
       </w:r>
     </w:p>
     <w:p>
       <w:pPr>
-        <w:spacing w:after="40" w:before="0"/>
+        <w:spacing w:after="20"/>
+        <w:ind w:left="216"/>
       </w:pPr>
       <w:r>
         <w:rPr>
           <w:rFonts w:ascii="Calibri" w:hAnsi="Calibri" w:eastAsia="Calibri"/>
           <w:b w:val="0"/>
-          <w:sz w:val="22"/>
+          <w:sz w:val="20"/>
         </w:rPr>
-        <w:t>☐ Linear search — scan list for coursework-sized catalogue</w:t>
+        <w:t>☐  Linear search — scan list for coursework-sized catalogue</w:t>
       </w:r>
     </w:p>
     <w:p>
       <w:pPr>
-        <w:spacing w:after="40" w:before="0"/>
+        <w:spacing w:after="20"/>
+        <w:ind w:left="216"/>
       </w:pPr>
       <w:r>
         <w:rPr>
           <w:rFonts w:ascii="Calibri" w:hAnsi="Calibri" w:eastAsia="Calibri"/>
           <w:b w:val="0"/>
-          <w:sz w:val="22"/>
+          <w:sz w:val="20"/>
         </w:rPr>
-        <w:t>☐ WinForms event-driven UI — button clicks call service methods</w:t>
+        <w:t>☐  WinForms event-driven UI — button clicks call service methods</w:t>
       </w:r>
     </w:p>
     <w:p>
@@ -6508,12 +6184,20 @@
         <w:pStyle w:val="Heading1"/>
       </w:pPr>
       <w:r>
+        <w:t>3. Bug → file cheat sheet</w:t>
+      </w:r>
+    </w:p>
+    <w:p>
+      <w:pPr>
+        <w:spacing w:after="80" w:before="0"/>
+      </w:pPr>
+      <w:r>
         <w:rPr>
           <w:rFonts w:ascii="Calibri" w:hAnsi="Calibri" w:eastAsia="Calibri"/>
-          <w:b/>
-          <w:sz w:val="32"/>
+          <w:b w:val="0"/>
+          <w:sz w:val="20"/>
         </w:rPr>
-        <w:t>3. Bug → file cheat sheet</w:t>
+        <w:t>Fix order (always): reproduce → identify layer (UI vs Service vs Data vs SQL) → open that file → fix → rebuild → retest the same checklist ID.</w:t>
       </w:r>
     </w:p>
     <w:tbl>
@@ -6523,17 +6207,15 @@
         <w:tblLook w:firstColumn="1" w:firstRow="1" w:lastColumn="0" w:lastRow="0" w:noHBand="0" w:noVBand="1" w:val="04A0"/>
       </w:tblPr>
       <w:tblGrid>
-        <w:gridCol w:w="4896"/>
-        <w:gridCol w:w="4896"/>
+        <w:gridCol w:w="5112"/>
+        <w:gridCol w:w="5112"/>
       </w:tblGrid>
       <w:tr>
         <w:tc>
           <w:tcPr>
-            <w:tcW w:type="dxa" w:w="4320"/>
-            <w:shd w:fill="D9E2F3" w:val="clear"/>
+            <w:tcW w:type="dxa" w:w="5112"/>
           </w:tcPr>
           <w:p>
-            <w:r/>
             <w:r>
               <w:rPr>
                 <w:rFonts w:ascii="Calibri" w:hAnsi="Calibri" w:eastAsia="Calibri"/>
@@ -6546,11 +6228,9 @@
         </w:tc>
         <w:tc>
           <w:tcPr>
-            <w:tcW w:type="dxa" w:w="5040"/>
-            <w:shd w:fill="D9E2F3" w:val="clear"/>
+            <w:tcW w:type="dxa" w:w="5112"/>
           </w:tcPr>
           <w:p>
-            <w:r/>
             <w:r>
               <w:rPr>
                 <w:rFonts w:ascii="Calibri" w:hAnsi="Calibri" w:eastAsia="Calibri"/>
@@ -6565,10 +6245,9 @@
       <w:tr>
         <w:tc>
           <w:tcPr>
-            <w:tcW w:type="dxa" w:w="4320"/>
+            <w:tcW w:type="dxa" w:w="5112"/>
           </w:tcPr>
           <w:p>
-            <w:r/>
             <w:r>
               <w:rPr>
                 <w:rFonts w:ascii="Calibri" w:hAnsi="Calibri" w:eastAsia="Calibri"/>
@@ -6581,10 +6260,9 @@
         </w:tc>
         <w:tc>
           <w:tcPr>
-            <w:tcW w:type="dxa" w:w="5040"/>
+            <w:tcW w:type="dxa" w:w="5112"/>
           </w:tcPr>
           <w:p>
-            <w:r/>
             <w:r>
               <w:rPr>
                 <w:rFonts w:ascii="Calibri" w:hAnsi="Calibri" w:eastAsia="Calibri"/>
@@ -6599,10 +6277,9 @@
       <w:tr>
         <w:tc>
           <w:tcPr>
-            <w:tcW w:type="dxa" w:w="4320"/>
+            <w:tcW w:type="dxa" w:w="5112"/>
           </w:tcPr>
           <w:p>
-            <w:r/>
             <w:r>
               <w:rPr>
                 <w:rFonts w:ascii="Calibri" w:hAnsi="Calibri" w:eastAsia="Calibri"/>
@@ -6615,10 +6292,9 @@
         </w:tc>
         <w:tc>
           <w:tcPr>
-            <w:tcW w:type="dxa" w:w="5040"/>
+            <w:tcW w:type="dxa" w:w="5112"/>
           </w:tcPr>
           <w:p>
-            <w:r/>
             <w:r>
               <w:rPr>
                 <w:rFonts w:ascii="Calibri" w:hAnsi="Calibri" w:eastAsia="Calibri"/>
@@ -6633,10 +6309,9 @@
       <w:tr>
         <w:tc>
           <w:tcPr>
-            <w:tcW w:type="dxa" w:w="4320"/>
+            <w:tcW w:type="dxa" w:w="5112"/>
           </w:tcPr>
           <w:p>
-            <w:r/>
             <w:r>
               <w:rPr>
                 <w:rFonts w:ascii="Calibri" w:hAnsi="Calibri" w:eastAsia="Calibri"/>
@@ -6649,10 +6324,9 @@
         </w:tc>
         <w:tc>
           <w:tcPr>
-            <w:tcW w:type="dxa" w:w="5040"/>
+            <w:tcW w:type="dxa" w:w="5112"/>
           </w:tcPr>
           <w:p>
-            <w:r/>
             <w:r>
               <w:rPr>
                 <w:rFonts w:ascii="Calibri" w:hAnsi="Calibri" w:eastAsia="Calibri"/>
@@ -6667,10 +6341,9 @@
       <w:tr>
         <w:tc>
           <w:tcPr>
-            <w:tcW w:type="dxa" w:w="4320"/>
+            <w:tcW w:type="dxa" w:w="5112"/>
           </w:tcPr>
           <w:p>
-            <w:r/>
             <w:r>
               <w:rPr>
                 <w:rFonts w:ascii="Calibri" w:hAnsi="Calibri" w:eastAsia="Calibri"/>
@@ -6683,10 +6356,9 @@
         </w:tc>
         <w:tc>
           <w:tcPr>
-            <w:tcW w:type="dxa" w:w="5040"/>
+            <w:tcW w:type="dxa" w:w="5112"/>
           </w:tcPr>
           <w:p>
-            <w:r/>
             <w:r>
               <w:rPr>
                 <w:rFonts w:ascii="Calibri" w:hAnsi="Calibri" w:eastAsia="Calibri"/>
@@ -6701,10 +6373,9 @@
       <w:tr>
         <w:tc>
           <w:tcPr>
-            <w:tcW w:type="dxa" w:w="4320"/>
+            <w:tcW w:type="dxa" w:w="5112"/>
           </w:tcPr>
           <w:p>
-            <w:r/>
             <w:r>
               <w:rPr>
                 <w:rFonts w:ascii="Calibri" w:hAnsi="Calibri" w:eastAsia="Calibri"/>
@@ -6717,10 +6388,9 @@
         </w:tc>
         <w:tc>
           <w:tcPr>
-            <w:tcW w:type="dxa" w:w="5040"/>
+            <w:tcW w:type="dxa" w:w="5112"/>
           </w:tcPr>
           <w:p>
-            <w:r/>
             <w:r>
               <w:rPr>
                 <w:rFonts w:ascii="Calibri" w:hAnsi="Calibri" w:eastAsia="Calibri"/>
@@ -6735,10 +6405,9 @@
       <w:tr>
         <w:tc>
           <w:tcPr>
-            <w:tcW w:type="dxa" w:w="4320"/>
+            <w:tcW w:type="dxa" w:w="5112"/>
           </w:tcPr>
           <w:p>
-            <w:r/>
             <w:r>
               <w:rPr>
                 <w:rFonts w:ascii="Calibri" w:hAnsi="Calibri" w:eastAsia="Calibri"/>
@@ -6751,10 +6420,9 @@
         </w:tc>
         <w:tc>
           <w:tcPr>
-            <w:tcW w:type="dxa" w:w="5040"/>
+            <w:tcW w:type="dxa" w:w="5112"/>
           </w:tcPr>
           <w:p>
-            <w:r/>
             <w:r>
               <w:rPr>
                 <w:rFonts w:ascii="Calibri" w:hAnsi="Calibri" w:eastAsia="Calibri"/>
@@ -6769,10 +6437,9 @@
       <w:tr>
         <w:tc>
           <w:tcPr>
-            <w:tcW w:type="dxa" w:w="4320"/>
+            <w:tcW w:type="dxa" w:w="5112"/>
           </w:tcPr>
           <w:p>
-            <w:r/>
             <w:r>
               <w:rPr>
                 <w:rFonts w:ascii="Calibri" w:hAnsi="Calibri" w:eastAsia="Calibri"/>
@@ -6785,10 +6452,9 @@
         </w:tc>
         <w:tc>
           <w:tcPr>
-            <w:tcW w:type="dxa" w:w="5040"/>
+            <w:tcW w:type="dxa" w:w="5112"/>
           </w:tcPr>
           <w:p>
-            <w:r/>
             <w:r>
               <w:rPr>
                 <w:rFonts w:ascii="Calibri" w:hAnsi="Calibri" w:eastAsia="Calibri"/>
@@ -6803,10 +6469,9 @@
       <w:tr>
         <w:tc>
           <w:tcPr>
-            <w:tcW w:type="dxa" w:w="4320"/>
+            <w:tcW w:type="dxa" w:w="5112"/>
           </w:tcPr>
           <w:p>
-            <w:r/>
             <w:r>
               <w:rPr>
                 <w:rFonts w:ascii="Calibri" w:hAnsi="Calibri" w:eastAsia="Calibri"/>
@@ -6819,10 +6484,9 @@
         </w:tc>
         <w:tc>
           <w:tcPr>
-            <w:tcW w:type="dxa" w:w="5040"/>
+            <w:tcW w:type="dxa" w:w="5112"/>
           </w:tcPr>
           <w:p>
-            <w:r/>
             <w:r>
               <w:rPr>
                 <w:rFonts w:ascii="Calibri" w:hAnsi="Calibri" w:eastAsia="Calibri"/>
@@ -6837,10 +6501,9 @@
       <w:tr>
         <w:tc>
           <w:tcPr>
-            <w:tcW w:type="dxa" w:w="4320"/>
+            <w:tcW w:type="dxa" w:w="5112"/>
           </w:tcPr>
           <w:p>
-            <w:r/>
             <w:r>
               <w:rPr>
                 <w:rFonts w:ascii="Calibri" w:hAnsi="Calibri" w:eastAsia="Calibri"/>
@@ -6853,10 +6516,9 @@
         </w:tc>
         <w:tc>
           <w:tcPr>
-            <w:tcW w:type="dxa" w:w="5040"/>
+            <w:tcW w:type="dxa" w:w="5112"/>
           </w:tcPr>
           <w:p>
-            <w:r/>
             <w:r>
               <w:rPr>
                 <w:rFonts w:ascii="Calibri" w:hAnsi="Calibri" w:eastAsia="Calibri"/>
@@ -6871,10 +6533,9 @@
       <w:tr>
         <w:tc>
           <w:tcPr>
-            <w:tcW w:type="dxa" w:w="4320"/>
+            <w:tcW w:type="dxa" w:w="5112"/>
           </w:tcPr>
           <w:p>
-            <w:r/>
             <w:r>
               <w:rPr>
                 <w:rFonts w:ascii="Calibri" w:hAnsi="Calibri" w:eastAsia="Calibri"/>
@@ -6887,10 +6548,9 @@
         </w:tc>
         <w:tc>
           <w:tcPr>
-            <w:tcW w:type="dxa" w:w="5040"/>
+            <w:tcW w:type="dxa" w:w="5112"/>
           </w:tcPr>
           <w:p>
-            <w:r/>
             <w:r>
               <w:rPr>
                 <w:rFonts w:ascii="Calibri" w:hAnsi="Calibri" w:eastAsia="Calibri"/>
@@ -6905,10 +6565,9 @@
       <w:tr>
         <w:tc>
           <w:tcPr>
-            <w:tcW w:type="dxa" w:w="4320"/>
+            <w:tcW w:type="dxa" w:w="5112"/>
           </w:tcPr>
           <w:p>
-            <w:r/>
             <w:r>
               <w:rPr>
                 <w:rFonts w:ascii="Calibri" w:hAnsi="Calibri" w:eastAsia="Calibri"/>
@@ -6921,10 +6580,9 @@
         </w:tc>
         <w:tc>
           <w:tcPr>
-            <w:tcW w:type="dxa" w:w="5040"/>
+            <w:tcW w:type="dxa" w:w="5112"/>
           </w:tcPr>
           <w:p>
-            <w:r/>
             <w:r>
               <w:rPr>
                 <w:rFonts w:ascii="Calibri" w:hAnsi="Calibri" w:eastAsia="Calibri"/>
@@ -6939,10 +6597,9 @@
       <w:tr>
         <w:tc>
           <w:tcPr>
-            <w:tcW w:type="dxa" w:w="4320"/>
+            <w:tcW w:type="dxa" w:w="5112"/>
           </w:tcPr>
           <w:p>
-            <w:r/>
             <w:r>
               <w:rPr>
                 <w:rFonts w:ascii="Calibri" w:hAnsi="Calibri" w:eastAsia="Calibri"/>
@@ -6955,10 +6612,9 @@
         </w:tc>
         <w:tc>
           <w:tcPr>
-            <w:tcW w:type="dxa" w:w="5040"/>
+            <w:tcW w:type="dxa" w:w="5112"/>
           </w:tcPr>
           <w:p>
-            <w:r/>
             <w:r>
               <w:rPr>
                 <w:rFonts w:ascii="Calibri" w:hAnsi="Calibri" w:eastAsia="Calibri"/>
@@ -6973,10 +6629,9 @@
       <w:tr>
         <w:tc>
           <w:tcPr>
-            <w:tcW w:type="dxa" w:w="4320"/>
+            <w:tcW w:type="dxa" w:w="5112"/>
           </w:tcPr>
           <w:p>
-            <w:r/>
             <w:r>
               <w:rPr>
                 <w:rFonts w:ascii="Calibri" w:hAnsi="Calibri" w:eastAsia="Calibri"/>
@@ -6989,10 +6644,9 @@
         </w:tc>
         <w:tc>
           <w:tcPr>
-            <w:tcW w:type="dxa" w:w="5040"/>
+            <w:tcW w:type="dxa" w:w="5112"/>
           </w:tcPr>
           <w:p>
-            <w:r/>
             <w:r>
               <w:rPr>
                 <w:rFonts w:ascii="Calibri" w:hAnsi="Calibri" w:eastAsia="Calibri"/>
@@ -7007,10 +6661,9 @@
       <w:tr>
         <w:tc>
           <w:tcPr>
-            <w:tcW w:type="dxa" w:w="4320"/>
+            <w:tcW w:type="dxa" w:w="5112"/>
           </w:tcPr>
           <w:p>
-            <w:r/>
             <w:r>
               <w:rPr>
                 <w:rFonts w:ascii="Calibri" w:hAnsi="Calibri" w:eastAsia="Calibri"/>
@@ -7023,10 +6676,9 @@
         </w:tc>
         <w:tc>
           <w:tcPr>
-            <w:tcW w:type="dxa" w:w="5040"/>
+            <w:tcW w:type="dxa" w:w="5112"/>
           </w:tcPr>
           <w:p>
-            <w:r/>
             <w:r>
               <w:rPr>
                 <w:rFonts w:ascii="Calibri" w:hAnsi="Calibri" w:eastAsia="Calibri"/>
@@ -7042,546 +6694,548 @@
     <w:p/>
     <w:p>
       <w:pPr>
-        <w:spacing w:after="80"/>
+        <w:pStyle w:val="Heading1"/>
       </w:pPr>
       <w:r>
-        <w:rPr>
-          <w:rFonts w:ascii="Calibri" w:hAnsi="Calibri" w:eastAsia="Calibri"/>
-          <w:b/>
-          <w:sz w:val="22"/>
-        </w:rPr>
-        <w:t>Fix order (always): reproduce → identify layer (UI vs Service vs Data vs SQL) → open that file → fix → rebuild → retest the same checklist ID.</w:t>
-      </w:r>
-    </w:p>
-    <w:p>
-      <w:pPr>
-        <w:pStyle w:val="Heading1"/>
-      </w:pPr>
-      <w:r>
-        <w:rPr>
-          <w:rFonts w:ascii="Calibri" w:hAnsi="Calibri" w:eastAsia="Calibri"/>
-          <w:b/>
-          <w:sz w:val="32"/>
-        </w:rPr>
         <w:t>4. Viva Q bank (short model answers)</w:t>
       </w:r>
     </w:p>
     <w:p>
       <w:pPr>
-        <w:spacing w:after="40" w:before="0"/>
-      </w:pPr>
-      <w:r>
-        <w:rPr>
-          <w:rFonts w:ascii="Calibri" w:hAnsi="Calibri" w:eastAsia="Calibri"/>
-          <w:b/>
-          <w:sz w:val="22"/>
-        </w:rPr>
-        <w:t>☐ 1. What is SmartMed?</w:t>
-      </w:r>
-    </w:p>
-    <w:p>
-      <w:pPr>
-        <w:spacing w:after="80"/>
+        <w:spacing w:after="20"/>
+        <w:ind w:left="216"/>
       </w:pPr>
       <w:r>
         <w:rPr>
           <w:rFonts w:ascii="Calibri" w:hAnsi="Calibri" w:eastAsia="Calibri"/>
           <w:b w:val="0"/>
-          <w:sz w:val="22"/>
+          <w:sz w:val="20"/>
+        </w:rPr>
+        <w:t>☐  1. What is SmartMed?</w:t>
+      </w:r>
+    </w:p>
+    <w:p>
+      <w:pPr>
+        <w:spacing w:after="80" w:before="0"/>
+      </w:pPr>
+      <w:r>
+        <w:rPr>
+          <w:rFonts w:ascii="Calibri" w:hAnsi="Calibri" w:eastAsia="Calibri"/>
+          <w:b w:val="0"/>
+          <w:sz w:val="20"/>
         </w:rPr>
         <w:t>A: A WinForms pharmacy management system for Admin inventory/orders/reports and Customer search/cart/orders, backed by SQL Server.</w:t>
       </w:r>
     </w:p>
     <w:p>
       <w:pPr>
-        <w:spacing w:after="40" w:before="0"/>
-      </w:pPr>
-      <w:r>
-        <w:rPr>
-          <w:rFonts w:ascii="Calibri" w:hAnsi="Calibri" w:eastAsia="Calibri"/>
-          <w:b/>
-          <w:sz w:val="22"/>
-        </w:rPr>
-        <w:t>☐ 2. Tech stack?</w:t>
-      </w:r>
-    </w:p>
-    <w:p>
-      <w:pPr>
-        <w:spacing w:after="80"/>
+        <w:spacing w:after="20"/>
+        <w:ind w:left="216"/>
       </w:pPr>
       <w:r>
         <w:rPr>
           <w:rFonts w:ascii="Calibri" w:hAnsi="Calibri" w:eastAsia="Calibri"/>
           <w:b w:val="0"/>
-          <w:sz w:val="22"/>
+          <w:sz w:val="20"/>
+        </w:rPr>
+        <w:t>☐  2. Tech stack?</w:t>
+      </w:r>
+    </w:p>
+    <w:p>
+      <w:pPr>
+        <w:spacing w:after="80" w:before="0"/>
+      </w:pPr>
+      <w:r>
+        <w:rPr>
+          <w:rFonts w:ascii="Calibri" w:hAnsi="Calibri" w:eastAsia="Calibri"/>
+          <w:b w:val="0"/>
+          <w:sz w:val="20"/>
         </w:rPr>
         <w:t>A: C# .NET Framework 4.8, WinForms, SQL Server, ADO.NET, PDFsharp, PBKDF2 hashing.</w:t>
       </w:r>
     </w:p>
     <w:p>
       <w:pPr>
-        <w:spacing w:after="40" w:before="0"/>
-      </w:pPr>
-      <w:r>
-        <w:rPr>
-          <w:rFonts w:ascii="Calibri" w:hAnsi="Calibri" w:eastAsia="Calibri"/>
-          <w:b/>
-          <w:sz w:val="22"/>
-        </w:rPr>
-        <w:t>☐ 3. Architecture?</w:t>
-      </w:r>
-    </w:p>
-    <w:p>
-      <w:pPr>
-        <w:spacing w:after="80"/>
+        <w:spacing w:after="20"/>
+        <w:ind w:left="216"/>
       </w:pPr>
       <w:r>
         <w:rPr>
           <w:rFonts w:ascii="Calibri" w:hAnsi="Calibri" w:eastAsia="Calibri"/>
           <w:b w:val="0"/>
-          <w:sz w:val="22"/>
+          <w:sz w:val="20"/>
+        </w:rPr>
+        <w:t>☐  3. Architecture?</w:t>
+      </w:r>
+    </w:p>
+    <w:p>
+      <w:pPr>
+        <w:spacing w:after="80" w:before="0"/>
+      </w:pPr>
+      <w:r>
+        <w:rPr>
+          <w:rFonts w:ascii="Calibri" w:hAnsi="Calibri" w:eastAsia="Calibri"/>
+          <w:b w:val="0"/>
+          <w:sz w:val="20"/>
         </w:rPr>
         <w:t>A: Presentation (Forms/UI), Business (Services), Data (DatabaseHelper + Repositories), database SmartMedDB.</w:t>
       </w:r>
     </w:p>
     <w:p>
       <w:pPr>
-        <w:spacing w:after="40" w:before="0"/>
-      </w:pPr>
-      <w:r>
-        <w:rPr>
-          <w:rFonts w:ascii="Calibri" w:hAnsi="Calibri" w:eastAsia="Calibri"/>
-          <w:b/>
-          <w:sz w:val="22"/>
-        </w:rPr>
-        <w:t>☐ 4. Why layers?</w:t>
-      </w:r>
-    </w:p>
-    <w:p>
-      <w:pPr>
-        <w:spacing w:after="80"/>
+        <w:spacing w:after="20"/>
+        <w:ind w:left="216"/>
       </w:pPr>
       <w:r>
         <w:rPr>
           <w:rFonts w:ascii="Calibri" w:hAnsi="Calibri" w:eastAsia="Calibri"/>
           <w:b w:val="0"/>
-          <w:sz w:val="22"/>
+          <w:sz w:val="20"/>
+        </w:rPr>
+        <w:t>☐  4. Why layers?</w:t>
+      </w:r>
+    </w:p>
+    <w:p>
+      <w:pPr>
+        <w:spacing w:after="80" w:before="0"/>
+      </w:pPr>
+      <w:r>
+        <w:rPr>
+          <w:rFonts w:ascii="Calibri" w:hAnsi="Calibri" w:eastAsia="Calibri"/>
+          <w:b w:val="0"/>
+          <w:sz w:val="20"/>
         </w:rPr>
         <w:t>A: Separation of concerns: change SQL without rewriting UI; keep rules in services; easier maintenance.</w:t>
       </w:r>
     </w:p>
     <w:p>
       <w:pPr>
-        <w:spacing w:after="40" w:before="0"/>
-      </w:pPr>
-      <w:r>
-        <w:rPr>
-          <w:rFonts w:ascii="Calibri" w:hAnsi="Calibri" w:eastAsia="Calibri"/>
-          <w:b/>
-          <w:sz w:val="22"/>
-        </w:rPr>
-        <w:t>☐ 5. Why not Entity Framework?</w:t>
-      </w:r>
-    </w:p>
-    <w:p>
-      <w:pPr>
-        <w:spacing w:after="80"/>
+        <w:spacing w:after="20"/>
+        <w:ind w:left="216"/>
       </w:pPr>
       <w:r>
         <w:rPr>
           <w:rFonts w:ascii="Calibri" w:hAnsi="Calibri" w:eastAsia="Calibri"/>
           <w:b w:val="0"/>
-          <w:sz w:val="22"/>
+          <w:sz w:val="20"/>
+        </w:rPr>
+        <w:t>☐  5. Why not Entity Framework?</w:t>
+      </w:r>
+    </w:p>
+    <w:p>
+      <w:pPr>
+        <w:spacing w:after="80" w:before="0"/>
+      </w:pPr>
+      <w:r>
+        <w:rPr>
+          <w:rFonts w:ascii="Calibri" w:hAnsi="Calibri" w:eastAsia="Calibri"/>
+          <w:b w:val="0"/>
+          <w:sz w:val="20"/>
         </w:rPr>
         <w:t>A: Coursework-style ADO.NET with clear SQL and repositories; easy to show parameterized queries.</w:t>
       </w:r>
     </w:p>
     <w:p>
       <w:pPr>
-        <w:spacing w:after="40" w:before="0"/>
-      </w:pPr>
-      <w:r>
-        <w:rPr>
-          <w:rFonts w:ascii="Calibri" w:hAnsi="Calibri" w:eastAsia="Calibri"/>
-          <w:b/>
-          <w:sz w:val="22"/>
-        </w:rPr>
-        <w:t>☐ 6. Startup flow?</w:t>
-      </w:r>
-    </w:p>
-    <w:p>
-      <w:pPr>
-        <w:spacing w:after="80"/>
+        <w:spacing w:after="20"/>
+        <w:ind w:left="216"/>
       </w:pPr>
       <w:r>
         <w:rPr>
           <w:rFonts w:ascii="Calibri" w:hAnsi="Calibri" w:eastAsia="Calibri"/>
           <w:b w:val="0"/>
-          <w:sz w:val="22"/>
+          <w:sz w:val="20"/>
+        </w:rPr>
+        <w:t>☐  6. Startup flow?</w:t>
+      </w:r>
+    </w:p>
+    <w:p>
+      <w:pPr>
+        <w:spacing w:after="80" w:before="0"/>
+      </w:pPr>
+      <w:r>
+        <w:rPr>
+          <w:rFonts w:ascii="Calibri" w:hAnsi="Calibri" w:eastAsia="Calibri"/>
+          <w:b w:val="0"/>
+          <w:sz w:val="20"/>
         </w:rPr>
         <w:t>A: Program → theme/DB check → SmartMedApplicationContext → LoginForm.</w:t>
       </w:r>
     </w:p>
     <w:p>
       <w:pPr>
-        <w:spacing w:after="40" w:before="0"/>
-      </w:pPr>
-      <w:r>
-        <w:rPr>
-          <w:rFonts w:ascii="Calibri" w:hAnsi="Calibri" w:eastAsia="Calibri"/>
-          <w:b/>
-          <w:sz w:val="22"/>
-        </w:rPr>
-        <w:t>☐ 7. How does login work?</w:t>
-      </w:r>
-    </w:p>
-    <w:p>
-      <w:pPr>
-        <w:spacing w:after="80"/>
+        <w:spacing w:after="20"/>
+        <w:ind w:left="216"/>
       </w:pPr>
       <w:r>
         <w:rPr>
           <w:rFonts w:ascii="Calibri" w:hAnsi="Calibri" w:eastAsia="Calibri"/>
           <w:b w:val="0"/>
-          <w:sz w:val="22"/>
+          <w:sz w:val="20"/>
+        </w:rPr>
+        <w:t>☐  7. How does login work?</w:t>
+      </w:r>
+    </w:p>
+    <w:p>
+      <w:pPr>
+        <w:spacing w:after="80" w:before="0"/>
+      </w:pPr>
+      <w:r>
+        <w:rPr>
+          <w:rFonts w:ascii="Calibri" w:hAnsi="Calibri" w:eastAsia="Calibri"/>
+          <w:b w:val="0"/>
+          <w:sz w:val="20"/>
         </w:rPr>
         <w:t>A: Validate → AuthService → PasswordHasher.Verify → set Session → open role host.</w:t>
       </w:r>
     </w:p>
     <w:p>
       <w:pPr>
-        <w:spacing w:after="40" w:before="0"/>
-      </w:pPr>
-      <w:r>
-        <w:rPr>
-          <w:rFonts w:ascii="Calibri" w:hAnsi="Calibri" w:eastAsia="Calibri"/>
-          <w:b/>
-          <w:sz w:val="22"/>
-        </w:rPr>
-        <w:t>☐ 8. Password storage?</w:t>
-      </w:r>
-    </w:p>
-    <w:p>
-      <w:pPr>
-        <w:spacing w:after="80"/>
+        <w:spacing w:after="20"/>
+        <w:ind w:left="216"/>
       </w:pPr>
       <w:r>
         <w:rPr>
           <w:rFonts w:ascii="Calibri" w:hAnsi="Calibri" w:eastAsia="Calibri"/>
           <w:b w:val="0"/>
-          <w:sz w:val="22"/>
+          <w:sz w:val="20"/>
         </w:rPr>
-        <w:t>A: PBKDF2-SHA256 string iterations$salt$hash, never plain text.</w:t>
+        <w:t>☐  8. Password storage?</w:t>
       </w:r>
     </w:p>
     <w:p>
       <w:pPr>
-        <w:spacing w:after="40" w:before="0"/>
-      </w:pPr>
-      <w:r>
-        <w:rPr>
-          <w:rFonts w:ascii="Calibri" w:hAnsi="Calibri" w:eastAsia="Calibri"/>
-          <w:b/>
-          <w:sz w:val="22"/>
-        </w:rPr>
-        <w:t>☐ 9. Session?</w:t>
-      </w:r>
-    </w:p>
-    <w:p>
-      <w:pPr>
-        <w:spacing w:after="80"/>
+        <w:spacing w:after="80" w:before="0"/>
       </w:pPr>
       <w:r>
         <w:rPr>
           <w:rFonts w:ascii="Calibri" w:hAnsi="Calibri" w:eastAsia="Calibri"/>
           <w:b w:val="0"/>
-          <w:sz w:val="22"/>
+          <w:sz w:val="20"/>
+        </w:rPr>
+        <w:t>A: PBKDF2-SHA256 string iterations, never plain text.</w:t>
+      </w:r>
+    </w:p>
+    <w:p>
+      <w:pPr>
+        <w:spacing w:after="20"/>
+        <w:ind w:left="216"/>
+      </w:pPr>
+      <w:r>
+        <w:rPr>
+          <w:rFonts w:ascii="Calibri" w:hAnsi="Calibri" w:eastAsia="Calibri"/>
+          <w:b w:val="0"/>
+          <w:sz w:val="20"/>
+        </w:rPr>
+        <w:t>☐  9. Session?</w:t>
+      </w:r>
+    </w:p>
+    <w:p>
+      <w:pPr>
+        <w:spacing w:after="80" w:before="0"/>
+      </w:pPr>
+      <w:r>
+        <w:rPr>
+          <w:rFonts w:ascii="Calibri" w:hAnsi="Calibri" w:eastAsia="Calibri"/>
+          <w:b w:val="0"/>
+          <w:sz w:val="20"/>
         </w:rPr>
         <w:t>A: Holds current Admin or Customer until logout.</w:t>
       </w:r>
     </w:p>
     <w:p>
       <w:pPr>
-        <w:spacing w:after="40" w:before="0"/>
-      </w:pPr>
-      <w:r>
-        <w:rPr>
-          <w:rFonts w:ascii="Calibri" w:hAnsi="Calibri" w:eastAsia="Calibri"/>
-          <w:b/>
-          <w:sz w:val="22"/>
-        </w:rPr>
-        <w:t>☐ 10. Medicine discount?</w:t>
-      </w:r>
-    </w:p>
-    <w:p>
-      <w:pPr>
-        <w:spacing w:after="80"/>
+        <w:spacing w:after="20"/>
+        <w:ind w:left="216"/>
       </w:pPr>
       <w:r>
         <w:rPr>
           <w:rFonts w:ascii="Calibri" w:hAnsi="Calibri" w:eastAsia="Calibri"/>
           <w:b w:val="0"/>
-          <w:sz w:val="22"/>
+          <w:sz w:val="20"/>
+        </w:rPr>
+        <w:t>☐  10. Medicine discount?</w:t>
+      </w:r>
+    </w:p>
+    <w:p>
+      <w:pPr>
+        <w:spacing w:after="80" w:before="0"/>
+      </w:pPr>
+      <w:r>
+        <w:rPr>
+          <w:rFonts w:ascii="Calibri" w:hAnsi="Calibri" w:eastAsia="Calibri"/>
+          <w:b w:val="0"/>
+          <w:sz w:val="20"/>
         </w:rPr>
         <w:t>A: If applicable, Round(Price * (1 - DiscountPercent/100), 2); else base price.</w:t>
       </w:r>
     </w:p>
     <w:p>
       <w:pPr>
-        <w:spacing w:after="40" w:before="0"/>
-      </w:pPr>
-      <w:r>
-        <w:rPr>
-          <w:rFonts w:ascii="Calibri" w:hAnsi="Calibri" w:eastAsia="Calibri"/>
-          <w:b/>
-          <w:sz w:val="22"/>
-        </w:rPr>
-        <w:t>☐ 11. Low stock?</w:t>
-      </w:r>
-    </w:p>
-    <w:p>
-      <w:pPr>
-        <w:spacing w:after="80"/>
+        <w:spacing w:after="20"/>
+        <w:ind w:left="216"/>
       </w:pPr>
       <w:r>
         <w:rPr>
           <w:rFonts w:ascii="Calibri" w:hAnsi="Calibri" w:eastAsia="Calibri"/>
           <w:b w:val="0"/>
-          <w:sz w:val="22"/>
+          <w:sz w:val="20"/>
+        </w:rPr>
+        <w:t>☐  11. Low stock?</w:t>
+      </w:r>
+    </w:p>
+    <w:p>
+      <w:pPr>
+        <w:spacing w:after="80" w:before="0"/>
+      </w:pPr>
+      <w:r>
+        <w:rPr>
+          <w:rFonts w:ascii="Calibri" w:hAnsi="Calibri" w:eastAsia="Calibri"/>
+          <w:b w:val="0"/>
+          <w:sz w:val="20"/>
         </w:rPr>
         <w:t>A: Service treats ≤20 as low; dashboard may label ≤5 as CRITICAL.</w:t>
       </w:r>
     </w:p>
     <w:p>
       <w:pPr>
-        <w:spacing w:after="40" w:before="0"/>
-      </w:pPr>
-      <w:r>
-        <w:rPr>
-          <w:rFonts w:ascii="Calibri" w:hAnsi="Calibri" w:eastAsia="Calibri"/>
-          <w:b/>
-          <w:sz w:val="22"/>
-        </w:rPr>
-        <w:t>☐ 12. Expiry?</w:t>
-      </w:r>
-    </w:p>
-    <w:p>
-      <w:pPr>
-        <w:spacing w:after="80"/>
+        <w:spacing w:after="20"/>
+        <w:ind w:left="216"/>
       </w:pPr>
       <w:r>
         <w:rPr>
           <w:rFonts w:ascii="Calibri" w:hAnsi="Calibri" w:eastAsia="Calibri"/>
           <w:b w:val="0"/>
-          <w:sz w:val="22"/>
+          <w:sz w:val="20"/>
+        </w:rPr>
+        <w:t>☐  12. Expiry?</w:t>
+      </w:r>
+    </w:p>
+    <w:p>
+      <w:pPr>
+        <w:spacing w:after="80" w:before="0"/>
+      </w:pPr>
+      <w:r>
+        <w:rPr>
+          <w:rFonts w:ascii="Calibri" w:hAnsi="Calibri" w:eastAsia="Calibri"/>
+          <w:b w:val="0"/>
+          <w:sz w:val="20"/>
         </w:rPr>
         <w:t>A: Medicines within 30 days of expiry are flagged for admin alerts.</w:t>
       </w:r>
     </w:p>
     <w:p>
       <w:pPr>
-        <w:spacing w:after="40" w:before="0"/>
-      </w:pPr>
-      <w:r>
-        <w:rPr>
-          <w:rFonts w:ascii="Calibri" w:hAnsi="Calibri" w:eastAsia="Calibri"/>
-          <w:b/>
-          <w:sz w:val="22"/>
-        </w:rPr>
-        <w:t>☐ 13. Place order?</w:t>
-      </w:r>
-    </w:p>
-    <w:p>
-      <w:pPr>
-        <w:spacing w:after="80"/>
+        <w:spacing w:after="20"/>
+        <w:ind w:left="216"/>
       </w:pPr>
       <w:r>
         <w:rPr>
           <w:rFonts w:ascii="Calibri" w:hAnsi="Calibri" w:eastAsia="Calibri"/>
           <w:b w:val="0"/>
-          <w:sz w:val="22"/>
+          <w:sz w:val="20"/>
+        </w:rPr>
+        <w:t>☐  13. Place order?</w:t>
+      </w:r>
+    </w:p>
+    <w:p>
+      <w:pPr>
+        <w:spacing w:after="80" w:before="0"/>
+      </w:pPr>
+      <w:r>
+        <w:rPr>
+          <w:rFonts w:ascii="Calibri" w:hAnsi="Calibri" w:eastAsia="Calibri"/>
+          <w:b w:val="0"/>
+          <w:sz w:val="20"/>
         </w:rPr>
         <w:t>A: Cart → OrderService.PlaceOrder creates order/items and reduces stock after checks.</w:t>
       </w:r>
     </w:p>
     <w:p>
       <w:pPr>
-        <w:spacing w:after="40" w:before="0"/>
-      </w:pPr>
-      <w:r>
-        <w:rPr>
-          <w:rFonts w:ascii="Calibri" w:hAnsi="Calibri" w:eastAsia="Calibri"/>
-          <w:b/>
-          <w:sz w:val="22"/>
-        </w:rPr>
-        <w:t>☐ 14. Cancel order?</w:t>
-      </w:r>
-    </w:p>
-    <w:p>
-      <w:pPr>
-        <w:spacing w:after="80"/>
+        <w:spacing w:after="20"/>
+        <w:ind w:left="216"/>
       </w:pPr>
       <w:r>
         <w:rPr>
           <w:rFonts w:ascii="Calibri" w:hAnsi="Calibri" w:eastAsia="Calibri"/>
           <w:b w:val="0"/>
-          <w:sz w:val="22"/>
+          <w:sz w:val="20"/>
+        </w:rPr>
+        <w:t>☐  14. Cancel order?</w:t>
+      </w:r>
+    </w:p>
+    <w:p>
+      <w:pPr>
+        <w:spacing w:after="80" w:before="0"/>
+      </w:pPr>
+      <w:r>
+        <w:rPr>
+          <w:rFonts w:ascii="Calibri" w:hAnsi="Calibri" w:eastAsia="Calibri"/>
+          <w:b w:val="0"/>
+          <w:sz w:val="20"/>
         </w:rPr>
         <w:t>A: Usually Pending only; cancel restores stock via OrderService.</w:t>
       </w:r>
     </w:p>
     <w:p>
       <w:pPr>
-        <w:spacing w:after="40" w:before="0"/>
-      </w:pPr>
-      <w:r>
-        <w:rPr>
-          <w:rFonts w:ascii="Calibri" w:hAnsi="Calibri" w:eastAsia="Calibri"/>
-          <w:b/>
-          <w:sz w:val="22"/>
-        </w:rPr>
-        <w:t>☐ 15. Order statuses?</w:t>
-      </w:r>
-    </w:p>
-    <w:p>
-      <w:pPr>
-        <w:spacing w:after="80"/>
+        <w:spacing w:after="20"/>
+        <w:ind w:left="216"/>
       </w:pPr>
       <w:r>
         <w:rPr>
           <w:rFonts w:ascii="Calibri" w:hAnsi="Calibri" w:eastAsia="Calibri"/>
           <w:b w:val="0"/>
-          <w:sz w:val="22"/>
+          <w:sz w:val="20"/>
+        </w:rPr>
+        <w:t>☐  15. Order statuses?</w:t>
+      </w:r>
+    </w:p>
+    <w:p>
+      <w:pPr>
+        <w:spacing w:after="80" w:before="0"/>
+      </w:pPr>
+      <w:r>
+        <w:rPr>
+          <w:rFonts w:ascii="Calibri" w:hAnsi="Calibri" w:eastAsia="Calibri"/>
+          <w:b w:val="0"/>
+          <w:sz w:val="20"/>
         </w:rPr>
         <w:t>A: Pending, Ready for Pickup, Delivered, Cancelled — limited by GetAllowedNextStatuses.</w:t>
       </w:r>
     </w:p>
     <w:p>
       <w:pPr>
-        <w:spacing w:after="40" w:before="0"/>
-      </w:pPr>
-      <w:r>
-        <w:rPr>
-          <w:rFonts w:ascii="Calibri" w:hAnsi="Calibri" w:eastAsia="Calibri"/>
-          <w:b/>
-          <w:sz w:val="22"/>
-        </w:rPr>
-        <w:t>☐ 16. Search?</w:t>
-      </w:r>
-    </w:p>
-    <w:p>
-      <w:pPr>
-        <w:spacing w:after="80"/>
+        <w:spacing w:after="20"/>
+        <w:ind w:left="216"/>
       </w:pPr>
       <w:r>
         <w:rPr>
           <w:rFonts w:ascii="Calibri" w:hAnsi="Calibri" w:eastAsia="Calibri"/>
           <w:b w:val="0"/>
-          <w:sz w:val="22"/>
+          <w:sz w:val="20"/>
+        </w:rPr>
+        <w:t>☐  16. Search?</w:t>
+      </w:r>
+    </w:p>
+    <w:p>
+      <w:pPr>
+        <w:spacing w:after="80" w:before="0"/>
+      </w:pPr>
+      <w:r>
+        <w:rPr>
+          <w:rFonts w:ascii="Calibri" w:hAnsi="Calibri" w:eastAsia="Calibri"/>
+          <w:b w:val="0"/>
+          <w:sz w:val="20"/>
         </w:rPr>
         <w:t>A: SearchService linear search/filter by name, category, price — fine for typical pharmacy sizes.</w:t>
       </w:r>
     </w:p>
     <w:p>
       <w:pPr>
-        <w:spacing w:after="40" w:before="0"/>
-      </w:pPr>
-      <w:r>
-        <w:rPr>
-          <w:rFonts w:ascii="Calibri" w:hAnsi="Calibri" w:eastAsia="Calibri"/>
-          <w:b/>
-          <w:sz w:val="22"/>
-        </w:rPr>
-        <w:t>☐ 17. Reports?</w:t>
-      </w:r>
-    </w:p>
-    <w:p>
-      <w:pPr>
-        <w:spacing w:after="80"/>
+        <w:spacing w:after="20"/>
+        <w:ind w:left="216"/>
       </w:pPr>
       <w:r>
         <w:rPr>
           <w:rFonts w:ascii="Calibri" w:hAnsi="Calibri" w:eastAsia="Calibri"/>
           <w:b w:val="0"/>
-          <w:sz w:val="22"/>
+          <w:sz w:val="20"/>
+        </w:rPr>
+        <w:t>☐  17. Reports?</w:t>
+      </w:r>
+    </w:p>
+    <w:p>
+      <w:pPr>
+        <w:spacing w:after="80" w:before="0"/>
+      </w:pPr>
+      <w:r>
+        <w:rPr>
+          <w:rFonts w:ascii="Calibri" w:hAnsi="Calibri" w:eastAsia="Calibri"/>
+          <w:b w:val="0"/>
+          <w:sz w:val="20"/>
         </w:rPr>
         <w:t>A: ReportService aggregates data; UI shows grids; ExportHelper can export PDF.</w:t>
       </w:r>
     </w:p>
     <w:p>
       <w:pPr>
-        <w:spacing w:after="40" w:before="0"/>
-      </w:pPr>
-      <w:r>
-        <w:rPr>
-          <w:rFonts w:ascii="Calibri" w:hAnsi="Calibri" w:eastAsia="Calibri"/>
-          <w:b/>
-          <w:sz w:val="22"/>
-        </w:rPr>
-        <w:t>☐ 18. Prescriptions?</w:t>
-      </w:r>
-    </w:p>
-    <w:p>
-      <w:pPr>
-        <w:spacing w:after="80"/>
+        <w:spacing w:after="20"/>
+        <w:ind w:left="216"/>
       </w:pPr>
       <w:r>
         <w:rPr>
           <w:rFonts w:ascii="Calibri" w:hAnsi="Calibri" w:eastAsia="Calibri"/>
           <w:b w:val="0"/>
-          <w:sz w:val="22"/>
+          <w:sz w:val="20"/>
+        </w:rPr>
+        <w:t>☐  18. Prescriptions?</w:t>
+      </w:r>
+    </w:p>
+    <w:p>
+      <w:pPr>
+        <w:spacing w:after="80" w:before="0"/>
+      </w:pPr>
+      <w:r>
+        <w:rPr>
+          <w:rFonts w:ascii="Calibri" w:hAnsi="Calibri" w:eastAsia="Calibri"/>
+          <w:b w:val="0"/>
+          <w:sz w:val="20"/>
         </w:rPr>
         <w:t>A: Medicines with RequiresPrescription need uploaded prescription before fulfilment rules allow progress.</w:t>
       </w:r>
     </w:p>
     <w:p>
       <w:pPr>
-        <w:spacing w:after="40" w:before="0"/>
-      </w:pPr>
-      <w:r>
-        <w:rPr>
-          <w:rFonts w:ascii="Calibri" w:hAnsi="Calibri" w:eastAsia="Calibri"/>
-          <w:b/>
-          <w:sz w:val="22"/>
-        </w:rPr>
-        <w:t>☐ 19. SQL injection defence?</w:t>
-      </w:r>
-    </w:p>
-    <w:p>
-      <w:pPr>
-        <w:spacing w:after="80"/>
+        <w:spacing w:after="20"/>
+        <w:ind w:left="216"/>
       </w:pPr>
       <w:r>
         <w:rPr>
           <w:rFonts w:ascii="Calibri" w:hAnsi="Calibri" w:eastAsia="Calibri"/>
           <w:b w:val="0"/>
-          <w:sz w:val="22"/>
+          <w:sz w:val="20"/>
+        </w:rPr>
+        <w:t>☐  19. SQL injection defence?</w:t>
+      </w:r>
+    </w:p>
+    <w:p>
+      <w:pPr>
+        <w:spacing w:after="80" w:before="0"/>
+      </w:pPr>
+      <w:r>
+        <w:rPr>
+          <w:rFonts w:ascii="Calibri" w:hAnsi="Calibri" w:eastAsia="Calibri"/>
+          <w:b w:val="0"/>
+          <w:sz w:val="20"/>
         </w:rPr>
         <w:t>A: Parameterized commands through DatabaseHelper / repositories.</w:t>
       </w:r>
     </w:p>
     <w:p>
       <w:pPr>
-        <w:spacing w:after="40" w:before="0"/>
-      </w:pPr>
-      <w:r>
-        <w:rPr>
-          <w:rFonts w:ascii="Calibri" w:hAnsi="Calibri" w:eastAsia="Calibri"/>
-          <w:b/>
-          <w:sz w:val="22"/>
-        </w:rPr>
-        <w:t>☐ 20. If a bug appears in demo?</w:t>
-      </w:r>
-    </w:p>
-    <w:p>
-      <w:pPr>
-        <w:spacing w:after="80"/>
+        <w:spacing w:after="20"/>
+        <w:ind w:left="216"/>
       </w:pPr>
       <w:r>
         <w:rPr>
           <w:rFonts w:ascii="Calibri" w:hAnsi="Calibri" w:eastAsia="Calibri"/>
           <w:b w:val="0"/>
-          <w:sz w:val="22"/>
+          <w:sz w:val="20"/>
+        </w:rPr>
+        <w:t>☐  20. If a bug appears in demo?</w:t>
+      </w:r>
+    </w:p>
+    <w:p>
+      <w:pPr>
+        <w:spacing w:after="80" w:before="0"/>
+      </w:pPr>
+      <w:r>
+        <w:rPr>
+          <w:rFonts w:ascii="Calibri" w:hAnsi="Calibri" w:eastAsia="Calibri"/>
+          <w:b w:val="0"/>
+          <w:sz w:val="20"/>
         </w:rPr>
         <w:t>A: Reproduce → decide layer → open matching service/repository → fix → retest High checklist case.</w:t>
       </w:r>
@@ -7591,108 +7245,108 @@
         <w:pStyle w:val="Heading1"/>
       </w:pPr>
       <w:r>
-        <w:rPr>
-          <w:rFonts w:ascii="Calibri" w:hAnsi="Calibri" w:eastAsia="Calibri"/>
-          <w:b/>
-          <w:sz w:val="32"/>
-        </w:rPr>
-        <w:t>5. End-of-week self-check</w:t>
+        <w:t>5. End-of-plan self-check</w:t>
       </w:r>
     </w:p>
     <w:p>
       <w:pPr>
-        <w:spacing w:after="40" w:before="0"/>
+        <w:spacing w:after="20"/>
+        <w:ind w:left="216"/>
       </w:pPr>
       <w:r>
         <w:rPr>
           <w:rFonts w:ascii="Calibri" w:hAnsi="Calibri" w:eastAsia="Calibri"/>
           <w:b w:val="0"/>
-          <w:sz w:val="22"/>
+          <w:sz w:val="20"/>
         </w:rPr>
-        <w:t>☐ I can name Form → Service → Repository → Table for any main screen</w:t>
+        <w:t>☐  I can name Form → Service → Repository → Table for any main screen</w:t>
       </w:r>
     </w:p>
     <w:p>
       <w:pPr>
-        <w:spacing w:after="40" w:before="0"/>
+        <w:spacing w:after="20"/>
+        <w:ind w:left="216"/>
       </w:pPr>
       <w:r>
         <w:rPr>
           <w:rFonts w:ascii="Calibri" w:hAnsi="Calibri" w:eastAsia="Calibri"/>
           <w:b w:val="0"/>
-          <w:sz w:val="22"/>
+          <w:sz w:val="20"/>
         </w:rPr>
-        <w:t>☐ I can draw login and place-order flows from memory</w:t>
+        <w:t>☐  I can draw login and place-order flows from memory</w:t>
       </w:r>
     </w:p>
     <w:p>
       <w:pPr>
-        <w:spacing w:after="40" w:before="0"/>
+        <w:spacing w:after="20"/>
+        <w:ind w:left="216"/>
       </w:pPr>
       <w:r>
         <w:rPr>
           <w:rFonts w:ascii="Calibri" w:hAnsi="Calibri" w:eastAsia="Calibri"/>
           <w:b w:val="0"/>
-          <w:sz w:val="22"/>
+          <w:sz w:val="20"/>
         </w:rPr>
-        <w:t>☐ I know thresholds: stock 20 / critical 5 / expiry 30 / status names</w:t>
+        <w:t>☐  I know thresholds: stock 20 / critical 5 / expiry 30 / status names</w:t>
       </w:r>
     </w:p>
     <w:p>
       <w:pPr>
-        <w:spacing w:after="40" w:before="0"/>
+        <w:spacing w:after="20"/>
+        <w:ind w:left="216"/>
       </w:pPr>
       <w:r>
         <w:rPr>
           <w:rFonts w:ascii="Calibri" w:hAnsi="Calibri" w:eastAsia="Calibri"/>
           <w:b w:val="0"/>
-          <w:sz w:val="22"/>
+          <w:sz w:val="20"/>
         </w:rPr>
-        <w:t>☐ I fixed at least one real Fail from Docs/Checklist.docx</w:t>
+        <w:t>☐  I fixed at least one real Fail from Docs/Checklist.docx</w:t>
       </w:r>
     </w:p>
     <w:p>
       <w:pPr>
-        <w:spacing w:after="40" w:before="0"/>
+        <w:spacing w:after="20"/>
+        <w:ind w:left="216"/>
       </w:pPr>
       <w:r>
         <w:rPr>
           <w:rFonts w:ascii="Calibri" w:hAnsi="Calibri" w:eastAsia="Calibri"/>
           <w:b w:val="0"/>
-          <w:sz w:val="22"/>
+          <w:sz w:val="20"/>
         </w:rPr>
-        <w:t>☐ I answered Q bank 1–20 out loud without reading full paragraphs</w:t>
+        <w:t>☐  I answered Q bank 1–20 out loud without reading full paragraphs</w:t>
       </w:r>
     </w:p>
     <w:p>
       <w:pPr>
-        <w:spacing w:after="80"/>
+        <w:spacing w:after="80" w:before="0"/>
       </w:pPr>
       <w:r>
         <w:rPr>
           <w:rFonts w:ascii="Calibri" w:hAnsi="Calibri" w:eastAsia="Calibri"/>
           <w:b w:val="0"/>
-          <w:sz w:val="22"/>
+          <w:sz w:val="20"/>
         </w:rPr>
         <w:t>Sign-off: Ready for viva ☐     Need more practice on: ____________________</w:t>
       </w:r>
     </w:p>
     <w:p>
       <w:pPr>
-        <w:spacing w:after="80"/>
+        <w:spacing w:after="80" w:before="0"/>
       </w:pPr>
       <w:r>
         <w:rPr>
           <w:rFonts w:ascii="Calibri" w:hAnsi="Calibri" w:eastAsia="Calibri"/>
-          <w:b/>
-          <w:sz w:val="22"/>
+          <w:b w:val="0"/>
+          <w:sz w:val="20"/>
         </w:rPr>
-        <w:t>Note: Docs/Checklist.docx remains the QA/manual test list. This document (Viva-Study-Checklist.docx) is the 7-day learning plan only.</w:t>
+        <w:t>Note: Docs/Checklist.docx remains the QA/manual test list. This document (Viva-Study-Checklist.docx) is the 4-day learning plan only.</w:t>
       </w:r>
     </w:p>
     <w:sectPr>
       <w:pgSz w:w="12240" w:h="15840"/>
-      <w:pgMar w:top="1080" w:right="1224" w:bottom="1080" w:left="1224" w:header="720" w:footer="720" w:gutter="0"/>
+      <w:pgMar w:top="864" w:right="1008" w:bottom="864" w:left="1008" w:header="720" w:footer="720" w:gutter="0"/>
       <w:cols w:space="720"/>
       <w:docGrid w:linePitch="360"/>
     </w:sectPr>
